--- a/projects/macro-kit/docs/Quarterly_Review_Q3_2026.docx
+++ b/projects/macro-kit/docs/Quarterly_Review_Q3_2026.docx
@@ -13,17 +13,6 @@
           <w:color w:val="1F3A5F"/>
         </w:rPr>
         <w:t>Quarterly Review: Q3 2026</w:t>
-      </w:r>
-    </w:p>
-    <w:p>
-      <w:r>
-        <w:rPr>
-          <w:b w:val="0"/>
-          <w:i/>
-          <w:color w:val="555F6D"/>
-          <w:sz w:val="18"/>
-        </w:rPr>
-        <w:t>19 October 2026. Levels are indicative, taken from official sources (BoE, ECB, Bundesbank, FRED, Bank of Canada) and market reports as of 15–19 Oct. Entries will be checked against live quotes before execution; option premia are model estimates, capped by the entry rules in each table.</w:t>
       </w:r>
     </w:p>
     <w:p>
@@ -60,7 +49,7 @@
           <w:b w:val="0"/>
           <w:i w:val="0"/>
         </w:rPr>
-        <w:t xml:space="preserve"> makes money unless the BoE delivers the full hiking cycle: +£4.9m if gradual, +£4.8m on one-and-done, −£1.9m on the full cycle.</w:t>
+        <w:t xml:space="preserve"> makes money unless the BoE delivers the full hiking cycle: +£3.7m if gradual, +£3.6m on one-and-done, −£1.4m on the full cycle.</w:t>
       </w:r>
     </w:p>
     <w:p>
@@ -80,7 +69,7 @@
           <w:b w:val="0"/>
           <w:i w:val="0"/>
         </w:rPr>
-        <w:t xml:space="preserve"> makes money while energy stays high (+£1.2m to +£7.4m) and loses £4.1m if the shock fades.</w:t>
+        <w:t xml:space="preserve"> makes money while energy stays high (+£0.9m to +£5.6m) and loses £3.1m if the shock fades.</w:t>
       </w:r>
     </w:p>
     <w:p>
@@ -100,7 +89,7 @@
           <w:b w:val="0"/>
           <w:i w:val="0"/>
         </w:rPr>
-        <w:t xml:space="preserve"> pays in a crisis (+£5.8m) or if the shock fades (+£1.9m), and loses £2.4m if France muddles through.</w:t>
+        <w:t xml:space="preserve"> pays in a crisis (+£5.8m), if the shock fades (+£0.9m) or on the grind wider (+£0.7m), and loses £2.2m if France muddles through.</w:t>
       </w:r>
     </w:p>
     <w:p>
@@ -120,7 +109,7 @@
           <w:b w:val="0"/>
           <w:i w:val="0"/>
         </w:rPr>
-        <w:t xml:space="preserve"> pays if the revival takes hold (+£6.1m) or on a Ukraine peace dividend (+£4.6m), and loses £1.7m if derailed.</w:t>
+        <w:t xml:space="preserve"> pays if the revival takes hold (+£4.6m) or on a Ukraine peace dividend (+£3.5m), and loses £1.3m if derailed.</w:t>
       </w:r>
     </w:p>
     <w:p>
@@ -140,7 +129,47 @@
           <w:b w:val="0"/>
           <w:i w:val="0"/>
         </w:rPr>
-        <w:t xml:space="preserve"> pays in a correction (+£2.6m) or a burst (+£14.8m), and loses £2.4m if the boom continues.</w:t>
+        <w:t xml:space="preserve"> pays in a correction (+£2.0m) or a burst (+£11.2m), and loses £1.8m if the boom continues.</w:t>
+      </w:r>
+    </w:p>
+    <w:p>
+      <w:pPr>
+        <w:pStyle w:val="ListBullet"/>
+        <w:spacing w:after="40"/>
+      </w:pPr>
+      <w:r>
+        <w:rPr>
+          <w:b/>
+          <w:i w:val="0"/>
+        </w:rPr>
+        <w:t>Theme 6 (dollar debasement):</w:t>
+      </w:r>
+      <w:r>
+        <w:rPr>
+          <w:b w:val="0"/>
+          <w:i w:val="0"/>
+        </w:rPr>
+        <w:t xml:space="preserve"> pays on capture (+£4.3m), a growth shock (+£2.3m) or slow debasement (+£1.4m), and loses £1.2m if the dollar holds.</w:t>
+      </w:r>
+    </w:p>
+    <w:p>
+      <w:pPr>
+        <w:pStyle w:val="ListBullet"/>
+        <w:spacing w:after="40"/>
+      </w:pPr>
+      <w:r>
+        <w:rPr>
+          <w:b/>
+          <w:i w:val="0"/>
+        </w:rPr>
+        <w:t>Theme 7 (BoJ):</w:t>
+      </w:r>
+      <w:r>
+        <w:rPr>
+          <w:b w:val="0"/>
+          <w:i w:val="0"/>
+        </w:rPr>
+        <w:t xml:space="preserve"> pays in a disorderly repricing (+£5.6m), a risk-off (+£2.5m) or steady normalisation (+£1.4m), and loses £1.7m if the BoJ stalls.</w:t>
       </w:r>
     </w:p>
     <w:p>
@@ -169,7 +198,7 @@
           <w:b w:val="0"/>
           <w:i w:val="0"/>
         </w:rPr>
-        <w:t xml:space="preserve"> Themes 1 and 2 are negatively correlated by design: the full cycle that costs Theme 1 £1.9m is Theme 2's best outcome. Together they make money in every natural pairing of their scenarios (+£0.7m to +£8.3m).</w:t>
+        <w:t xml:space="preserve"> Themes 1 and 2 are negatively correlated by design: the full cycle that costs Theme 1 £1.4m is Theme 2's best outcome. Together they make money in every natural pairing of their scenarios (+£0.5m to +£6.3m).</w:t>
       </w:r>
     </w:p>
     <w:p>
@@ -242,6 +271,26 @@
           <w:b/>
           <w:i w:val="0"/>
         </w:rPr>
+        <w:t>Themes 6 and 7 are a dollar view in two pieces:</w:t>
+      </w:r>
+      <w:r>
+        <w:rPr>
+          <w:b w:val="0"/>
+          <w:i w:val="0"/>
+        </w:rPr>
+        <w:t xml:space="preserve"> debasement weakens the dollar, which is Theme 7's best scenario (+£4.3m and +£5.6m in the extremes). Both also make money in Theme 5's burst, through the steepener, gold and the yen, so they add to the book's growth hedge rather than to its energy exposure.</w:t>
+      </w:r>
+    </w:p>
+    <w:p>
+      <w:pPr>
+        <w:pStyle w:val="ListBullet"/>
+        <w:spacing w:after="40"/>
+      </w:pPr>
+      <w:r>
+        <w:rPr>
+          <w:b/>
+          <w:i w:val="0"/>
+        </w:rPr>
         <w:t>The weakest combination</w:t>
       </w:r>
       <w:r>
@@ -249,7 +298,7 @@
           <w:b w:val="0"/>
           <w:i w:val="0"/>
         </w:rPr>
-        <w:t xml:space="preserve"> is the status quo with France calming and the AI boom continuing: about +£1.0m. That is +£4.9m from Theme 1 (gradual) and +£1.2m from Theme 2 (plateau), against −£2.4m from Theme 3, −£2.4m from Theme 5 and −£0.3m from Theme 4.</w:t>
+        <w:t xml:space="preserve"> is a hawkish US status quo: France calms, the AI boom continues, the dollar holds and the BoJ stalls. That is about −£2.5m: +£3.7m from Theme 1 (gradual) and +£0.9m from Theme 2 (plateau), against −£2.2m from Theme 3, −£1.8m from Theme 5, −£1.7m from Theme 7, −£1.2m from Theme 6 and −£0.2m from Theme 4. Only Themes 1 and 2 pay here, so this is the book's main open risk.</w:t>
       </w:r>
     </w:p>
     <w:p>
@@ -472,7 +521,7 @@
                 <w:i w:val="0"/>
                 <w:sz w:val="17"/>
               </w:rPr>
-              <w:t>£5.22m (max loss at stops)</w:t>
+              <w:t>£3.96m (max loss at stops)</w:t>
             </w:r>
           </w:p>
         </w:tc>
@@ -491,7 +540,7 @@
                 <w:i w:val="0"/>
                 <w:sz w:val="17"/>
               </w:rPr>
-              <w:t>+£3.08m expected (6m); −£1.9m if the full cycle is delivered</w:t>
+              <w:t>+£2.33m expected (6m); −£1.4m if the full cycle is delivered</w:t>
             </w:r>
           </w:p>
         </w:tc>
@@ -573,7 +622,7 @@
                 <w:i w:val="0"/>
                 <w:sz w:val="17"/>
               </w:rPr>
-              <w:t>£5.31m (max loss at stops)</w:t>
+              <w:t>£4.03m (max loss at stops)</w:t>
             </w:r>
           </w:p>
         </w:tc>
@@ -593,7 +642,7 @@
                 <w:i w:val="0"/>
                 <w:sz w:val="17"/>
               </w:rPr>
-              <w:t>+£1.99m expected (6m); +£7.4m if persistence is broad, −£4.1m if the shock fades</w:t>
+              <w:t>+£1.51m expected (6m); +£5.6m if persistence is broad, −£3.1m if the shock fades</w:t>
             </w:r>
           </w:p>
         </w:tc>
@@ -652,7 +701,7 @@
                 <w:i w:val="0"/>
                 <w:sz w:val="17"/>
               </w:rPr>
-              <w:t>OAT–Bund widener; short OAT vs Bonos; 6m Bund call spread</w:t>
+              <w:t>OAT–Bund widener; short OAT vs Bonos; 6m Bund call spread; French bank CDS vs Senior Financials</w:t>
             </w:r>
           </w:p>
         </w:tc>
@@ -671,7 +720,7 @@
                 <w:i w:val="0"/>
                 <w:sz w:val="17"/>
               </w:rPr>
-              <w:t>£2.65m (max loss at stops)</w:t>
+              <w:t>£2.52m (max loss at stops)</w:t>
             </w:r>
           </w:p>
         </w:tc>
@@ -690,7 +739,7 @@
                 <w:i w:val="0"/>
                 <w:sz w:val="17"/>
               </w:rPr>
-              <w:t>+£0.70m expected (6m); +£5.8m in a crisis, −£2.4m if France muddles through</w:t>
+              <w:t>+£0.77m expected (6m); +£5.8m in a crisis, −£2.2m if France muddles through</w:t>
             </w:r>
           </w:p>
         </w:tc>
@@ -772,7 +821,7 @@
                 <w:i w:val="0"/>
                 <w:sz w:val="17"/>
               </w:rPr>
-              <w:t>£1.99m (max loss at stops)</w:t>
+              <w:t>£1.51m (max loss at stops)</w:t>
             </w:r>
           </w:p>
         </w:tc>
@@ -792,7 +841,7 @@
                 <w:i w:val="0"/>
                 <w:sz w:val="17"/>
               </w:rPr>
-              <w:t>+£1.45m expected (6m); +£6.1m if the revival takes hold, −£1.7m if derailed</w:t>
+              <w:t>+£1.10m expected (6m); +£4.6m if the revival takes hold, −£1.3m if derailed</w:t>
             </w:r>
           </w:p>
         </w:tc>
@@ -870,7 +919,7 @@
                 <w:i w:val="0"/>
                 <w:sz w:val="17"/>
               </w:rPr>
-              <w:t>£3.32m (max loss at stops)</w:t>
+              <w:t>£2.52m (max loss at stops)</w:t>
             </w:r>
           </w:p>
         </w:tc>
@@ -889,7 +938,7 @@
                 <w:i w:val="0"/>
                 <w:sz w:val="17"/>
               </w:rPr>
-              <w:t>+£2.78m expected (6m); +£14.8m in a burst, −£2.4m if the boom continues</w:t>
+              <w:t>+£2.10m expected (6m); +£11.2m in a burst, −£1.8m if the boom continues</w:t>
             </w:r>
           </w:p>
         </w:tc>
@@ -898,15 +947,202 @@
         <w:tc>
           <w:tcPr>
             <w:tcW w:type="dxa" w:w="1996"/>
-            <w:shd w:val="clear" w:color="auto" w:fill="DCE4EE"/>
-          </w:tcPr>
-          <w:p>
-            <w:pPr>
-              <w:spacing w:after="0" w:line="240" w:lineRule="auto"/>
-            </w:pPr>
-            <w:r/>
-          </w:p>
-        </w:tc>
+            <w:shd w:val="clear" w:color="auto" w:fill="F3F5F8"/>
+          </w:tcPr>
+          <w:p>
+            <w:pPr>
+              <w:spacing w:after="0" w:line="240" w:lineRule="auto"/>
+            </w:pPr>
+            <w:r/>
+            <w:r>
+              <w:rPr>
+                <w:b w:val="0"/>
+                <w:i w:val="0"/>
+                <w:sz w:val="17"/>
+              </w:rPr>
+              <w:t>6</w:t>
+            </w:r>
+          </w:p>
+        </w:tc>
+        <w:tc>
+          <w:tcPr>
+            <w:tcW w:type="dxa" w:w="1996"/>
+            <w:shd w:val="clear" w:color="auto" w:fill="F3F5F8"/>
+          </w:tcPr>
+          <w:p>
+            <w:pPr>
+              <w:spacing w:after="0" w:line="240" w:lineRule="auto"/>
+            </w:pPr>
+            <w:r/>
+            <w:r>
+              <w:rPr>
+                <w:b w:val="0"/>
+                <w:i w:val="0"/>
+                <w:sz w:val="17"/>
+              </w:rPr>
+              <w:t>Dollar debasement (Fed capture, fiscal dominance, reserves moving out of dollars)</w:t>
+            </w:r>
+          </w:p>
+        </w:tc>
+        <w:tc>
+          <w:tcPr>
+            <w:tcW w:type="dxa" w:w="1996"/>
+            <w:shd w:val="clear" w:color="auto" w:fill="F3F5F8"/>
+          </w:tcPr>
+          <w:p>
+            <w:pPr>
+              <w:spacing w:after="0" w:line="240" w:lineRule="auto"/>
+            </w:pPr>
+            <w:r/>
+            <w:r>
+              <w:rPr>
+                <w:b w:val="0"/>
+                <w:i w:val="0"/>
+                <w:sz w:val="17"/>
+              </w:rPr>
+              <w:t>UST 2s30s steepener; short 30y UST; long gold</w:t>
+            </w:r>
+          </w:p>
+        </w:tc>
+        <w:tc>
+          <w:tcPr>
+            <w:tcW w:type="dxa" w:w="1996"/>
+            <w:shd w:val="clear" w:color="auto" w:fill="F3F5F8"/>
+          </w:tcPr>
+          <w:p>
+            <w:pPr>
+              <w:spacing w:after="0" w:line="240" w:lineRule="auto"/>
+            </w:pPr>
+            <w:r/>
+            <w:r>
+              <w:rPr>
+                <w:b w:val="0"/>
+                <w:i w:val="0"/>
+                <w:sz w:val="17"/>
+              </w:rPr>
+              <w:t>£2.01m (max loss at stops)</w:t>
+            </w:r>
+          </w:p>
+        </w:tc>
+        <w:tc>
+          <w:tcPr>
+            <w:tcW w:type="dxa" w:w="1996"/>
+            <w:shd w:val="clear" w:color="auto" w:fill="F3F5F8"/>
+          </w:tcPr>
+          <w:p>
+            <w:pPr>
+              <w:spacing w:after="0" w:line="240" w:lineRule="auto"/>
+            </w:pPr>
+            <w:r/>
+            <w:r>
+              <w:rPr>
+                <w:b w:val="0"/>
+                <w:i w:val="0"/>
+                <w:sz w:val="17"/>
+              </w:rPr>
+              <w:t>+£0.89m expected (6m); +£4.3m on capture, −£1.2m if the dollar holds</w:t>
+            </w:r>
+          </w:p>
+        </w:tc>
+      </w:tr>
+      <w:tr>
+        <w:tc>
+          <w:tcPr>
+            <w:tcW w:type="dxa" w:w="1996"/>
+          </w:tcPr>
+          <w:p>
+            <w:pPr>
+              <w:spacing w:after="0" w:line="240" w:lineRule="auto"/>
+            </w:pPr>
+            <w:r/>
+            <w:r>
+              <w:rPr>
+                <w:b w:val="0"/>
+                <w:i w:val="0"/>
+                <w:sz w:val="17"/>
+              </w:rPr>
+              <w:t>7</w:t>
+            </w:r>
+          </w:p>
+        </w:tc>
+        <w:tc>
+          <w:tcPr>
+            <w:tcW w:type="dxa" w:w="1996"/>
+          </w:tcPr>
+          <w:p>
+            <w:pPr>
+              <w:spacing w:after="0" w:line="240" w:lineRule="auto"/>
+            </w:pPr>
+            <w:r/>
+            <w:r>
+              <w:rPr>
+                <w:b w:val="0"/>
+                <w:i w:val="0"/>
+                <w:sz w:val="17"/>
+              </w:rPr>
+              <w:t>BoJ normalisation, with Japanese money coming home</w:t>
+            </w:r>
+          </w:p>
+        </w:tc>
+        <w:tc>
+          <w:tcPr>
+            <w:tcW w:type="dxa" w:w="1996"/>
+          </w:tcPr>
+          <w:p>
+            <w:pPr>
+              <w:spacing w:after="0" w:line="240" w:lineRule="auto"/>
+            </w:pPr>
+            <w:r/>
+            <w:r>
+              <w:rPr>
+                <w:b w:val="0"/>
+                <w:i w:val="0"/>
+                <w:sz w:val="17"/>
+              </w:rPr>
+              <w:t>6m USDJPY put spread; pay 5y TONA OIS; short EURJPY</w:t>
+            </w:r>
+          </w:p>
+        </w:tc>
+        <w:tc>
+          <w:tcPr>
+            <w:tcW w:type="dxa" w:w="1996"/>
+          </w:tcPr>
+          <w:p>
+            <w:pPr>
+              <w:spacing w:after="0" w:line="240" w:lineRule="auto"/>
+            </w:pPr>
+            <w:r/>
+            <w:r>
+              <w:rPr>
+                <w:b w:val="0"/>
+                <w:i w:val="0"/>
+                <w:sz w:val="17"/>
+              </w:rPr>
+              <w:t>£2.01m (max loss at stops)</w:t>
+            </w:r>
+          </w:p>
+        </w:tc>
+        <w:tc>
+          <w:tcPr>
+            <w:tcW w:type="dxa" w:w="1996"/>
+          </w:tcPr>
+          <w:p>
+            <w:pPr>
+              <w:spacing w:after="0" w:line="240" w:lineRule="auto"/>
+            </w:pPr>
+            <w:r/>
+            <w:r>
+              <w:rPr>
+                <w:b w:val="0"/>
+                <w:i w:val="0"/>
+                <w:sz w:val="17"/>
+              </w:rPr>
+              <w:t>+£1.30m expected (6m); +£5.6m in a disorderly repricing, −£1.7m if the BoJ stalls</w:t>
+            </w:r>
+          </w:p>
+        </w:tc>
+      </w:tr>
+      <w:tr>
         <w:tc>
           <w:tcPr>
             <w:tcW w:type="dxa" w:w="1996"/>
@@ -917,14 +1153,6 @@
               <w:spacing w:after="0" w:line="240" w:lineRule="auto"/>
             </w:pPr>
             <w:r/>
-            <w:r>
-              <w:rPr>
-                <w:b/>
-                <w:i w:val="0"/>
-                <w:sz w:val="17"/>
-              </w:rPr>
-              <w:t>Total</w:t>
-            </w:r>
           </w:p>
         </w:tc>
         <w:tc>
@@ -943,7 +1171,7 @@
                 <w:i w:val="0"/>
                 <w:sz w:val="17"/>
               </w:rPr>
-              <w:t>18 trades</w:t>
+              <w:t>Total</w:t>
             </w:r>
           </w:p>
         </w:tc>
@@ -963,7 +1191,27 @@
                 <w:i w:val="0"/>
                 <w:sz w:val="17"/>
               </w:rPr>
-              <w:t>£18.49m</w:t>
+              <w:t>25 trades</w:t>
+            </w:r>
+          </w:p>
+        </w:tc>
+        <w:tc>
+          <w:tcPr>
+            <w:tcW w:type="dxa" w:w="1996"/>
+            <w:shd w:val="clear" w:color="auto" w:fill="DCE4EE"/>
+          </w:tcPr>
+          <w:p>
+            <w:pPr>
+              <w:spacing w:after="0" w:line="240" w:lineRule="auto"/>
+            </w:pPr>
+            <w:r/>
+            <w:r>
+              <w:rPr>
+                <w:b/>
+                <w:i w:val="0"/>
+                <w:sz w:val="17"/>
+              </w:rPr>
+              <w:t>£18.56m</w:t>
             </w:r>
           </w:p>
         </w:tc>
@@ -1004,14 +1252,14 @@
           <w:b w:val="0"/>
           <w:i/>
         </w:rPr>
-        <w:t>Method:</w:t>
+        <w:t>Capital deployed:</w:t>
       </w:r>
       <w:r>
         <w:rPr>
           <w:b w:val="0"/>
           <w:i w:val="0"/>
         </w:rPr>
-        <w:t xml:space="preserve"> Capital deployed is the max loss at the stops (the premium, for options).</w:t>
+        <w:t xml:space="preserve"> the max loss if every stop is hit (the premium, for options).</w:t>
       </w:r>
     </w:p>
     <w:p>
@@ -1031,7 +1279,7 @@
           <w:b w:val="0"/>
           <w:i w:val="0"/>
         </w:rPr>
-        <w:t xml:space="preserve"> Max loss is a conviction share of a £2.65m per-trade risk unit: conviction 2 → £663k, 3 → £1.33m, 4 → £1.99m. The unit is set so the book's six-month expected P&amp;L is £10m, 3.54× the provisional £750k limit. The pod's per-trade, bucket, scenario-loss and trade-count limits need to be raised by the same factor.</w:t>
+        <w:t xml:space="preserve"> conviction 2 / 3 / 4 risks £502k / £1.00m / £1.51m, i.e. 25% / 50% / 75% of a £2.01m unit, set so the book makes £10m. That is 2.68× the pod's £750k limit, so pod limits need to rise by the same factor.</w:t>
       </w:r>
     </w:p>
     <w:p>
@@ -1051,7 +1299,7 @@
           <w:b w:val="0"/>
           <w:i w:val="0"/>
         </w:rPr>
-        <w:t xml:space="preserve"> Each trade's six-month P&amp;L is weighted by its own theme's scenario probabilities, capped at the target and floored at the stop, with carry excluded unless stated. Expected values add across themes.</w:t>
+        <w:t xml:space="preserve"> each trade's six-month P&amp;L in each scenario (capped at the target, floored at the stop, options at expiry, carry excluded), weighted by its theme's probabilities and summed across themes.</w:t>
       </w:r>
     </w:p>
     <w:p>
@@ -1952,7 +2200,7 @@
           <w:b/>
           <w:i w:val="0"/>
         </w:rPr>
-        <w:t>Expected P&amp;L is +£3.08m against £5.22m of max loss. The theme makes +£4.9m if the cycle is gradual and short, +£4.8m on one-and-done and +£2.4m under fiscal stress. It loses money in only one scenario, the full hiking cycle (−£1.9m), and Theme 2 is the hedge for it.</w:t>
+        <w:t>Expected P&amp;L is +£2.33m against £3.96m of max loss. The theme makes +£3.7m if the cycle is gradual and short, +£3.6m on one-and-done and +£1.8m under fiscal stress. It loses money in only one scenario, the full hiking cycle (−£1.4m), and Theme 2 is the hedge for it.</w:t>
       </w:r>
     </w:p>
     <w:tbl>
@@ -2341,7 +2589,7 @@
                 <w:i w:val="0"/>
                 <w:sz w:val="15"/>
               </w:rPr>
-              <w:t>£66k/bp</w:t>
+              <w:t>£50k/bp</w:t>
             </w:r>
           </w:p>
         </w:tc>
@@ -2360,7 +2608,7 @@
                 <w:i w:val="0"/>
                 <w:sz w:val="15"/>
               </w:rPr>
-              <w:t>£1.99m</w:t>
+              <w:t>£1.51m</w:t>
             </w:r>
           </w:p>
         </w:tc>
@@ -2379,7 +2627,7 @@
                 <w:i w:val="0"/>
                 <w:sz w:val="15"/>
               </w:rPr>
-              <w:t>+£1.58m</w:t>
+              <w:t>+£1.20m</w:t>
             </w:r>
           </w:p>
         </w:tc>
@@ -2541,7 +2789,7 @@
                 <w:i w:val="0"/>
                 <w:sz w:val="15"/>
               </w:rPr>
-              <w:t>£1.33m premium</w:t>
+              <w:t>£1.01m premium</w:t>
             </w:r>
           </w:p>
         </w:tc>
@@ -2561,7 +2809,7 @@
                 <w:i w:val="0"/>
                 <w:sz w:val="15"/>
               </w:rPr>
-              <w:t>£1.33m</w:t>
+              <w:t>£1.01m</w:t>
             </w:r>
           </w:p>
         </w:tc>
@@ -2581,7 +2829,7 @@
                 <w:i w:val="0"/>
                 <w:sz w:val="15"/>
               </w:rPr>
-              <w:t>+£719k</w:t>
+              <w:t>+£545k</w:t>
             </w:r>
           </w:p>
         </w:tc>
@@ -2735,7 +2983,7 @@
                 <w:i w:val="0"/>
                 <w:sz w:val="15"/>
               </w:rPr>
-              <w:t>£663k premium</w:t>
+              <w:t>£502k premium</w:t>
             </w:r>
           </w:p>
         </w:tc>
@@ -2754,7 +3002,7 @@
                 <w:i w:val="0"/>
                 <w:sz w:val="15"/>
               </w:rPr>
-              <w:t>£663k</w:t>
+              <w:t>£502k</w:t>
             </w:r>
           </w:p>
         </w:tc>
@@ -2773,7 +3021,7 @@
                 <w:i w:val="0"/>
                 <w:sz w:val="15"/>
               </w:rPr>
-              <w:t>+£90k</w:t>
+              <w:t>+£68k</w:t>
             </w:r>
           </w:p>
         </w:tc>
@@ -2935,7 +3183,7 @@
                 <w:i w:val="0"/>
                 <w:sz w:val="15"/>
               </w:rPr>
-              <w:t>£88k/bp</w:t>
+              <w:t>£67k/bp</w:t>
             </w:r>
           </w:p>
         </w:tc>
@@ -2955,7 +3203,7 @@
                 <w:i w:val="0"/>
                 <w:sz w:val="15"/>
               </w:rPr>
-              <w:t>£708k</w:t>
+              <w:t>£536k</w:t>
             </w:r>
           </w:p>
         </w:tc>
@@ -2975,7 +3223,7 @@
                 <w:i w:val="0"/>
                 <w:sz w:val="15"/>
               </w:rPr>
-              <w:t>+£482k</w:t>
+              <w:t>+£365k</w:t>
             </w:r>
           </w:p>
         </w:tc>
@@ -3129,7 +3377,7 @@
                 <w:i w:val="0"/>
                 <w:sz w:val="15"/>
               </w:rPr>
-              <w:t>£88k/bp</w:t>
+              <w:t>£67k/bp</w:t>
             </w:r>
           </w:p>
         </w:tc>
@@ -3148,7 +3396,7 @@
                 <w:i w:val="0"/>
                 <w:sz w:val="15"/>
               </w:rPr>
-              <w:t>£531k</w:t>
+              <w:t>£402k</w:t>
             </w:r>
           </w:p>
         </w:tc>
@@ -3167,7 +3415,7 @@
                 <w:i w:val="0"/>
                 <w:sz w:val="15"/>
               </w:rPr>
-              <w:t>+£208k</w:t>
+              <w:t>+£158k</w:t>
             </w:r>
           </w:p>
         </w:tc>
@@ -3293,7 +3541,7 @@
                 <w:i w:val="0"/>
                 <w:sz w:val="15"/>
               </w:rPr>
-              <w:t>£5.22m</w:t>
+              <w:t>£3.96m</w:t>
             </w:r>
           </w:p>
         </w:tc>
@@ -3313,7 +3561,7 @@
                 <w:i w:val="0"/>
                 <w:sz w:val="15"/>
               </w:rPr>
-              <w:t>+£3.08m</w:t>
+              <w:t>+£2.33m</w:t>
             </w:r>
           </w:p>
         </w:tc>
@@ -3486,7 +3734,7 @@
                 <w:i w:val="0"/>
                 <w:sz w:val="17"/>
               </w:rPr>
-              <w:t>+2,721</w:t>
+              <w:t>+2,061</w:t>
             </w:r>
           </w:p>
         </w:tc>
@@ -3505,7 +3753,7 @@
                 <w:i w:val="0"/>
                 <w:sz w:val="17"/>
               </w:rPr>
-              <w:t>−1,461</w:t>
+              <w:t>−1,106</w:t>
             </w:r>
           </w:p>
         </w:tc>
@@ -3524,7 +3772,7 @@
                 <w:i w:val="0"/>
                 <w:sz w:val="17"/>
               </w:rPr>
-              <w:t>+2,721</w:t>
+              <w:t>+2,061</w:t>
             </w:r>
           </w:p>
         </w:tc>
@@ -3543,7 +3791,7 @@
                 <w:i w:val="0"/>
                 <w:sz w:val="17"/>
               </w:rPr>
-              <w:t>+729</w:t>
+              <w:t>+552</w:t>
             </w:r>
           </w:p>
         </w:tc>
@@ -3585,7 +3833,7 @@
                 <w:i w:val="0"/>
                 <w:sz w:val="17"/>
               </w:rPr>
-              <w:t>+1,114</w:t>
+              <w:t>+844</w:t>
             </w:r>
           </w:p>
         </w:tc>
@@ -3605,7 +3853,7 @@
                 <w:i w:val="0"/>
                 <w:sz w:val="17"/>
               </w:rPr>
-              <w:t>−1,327</w:t>
+              <w:t>−1,005</w:t>
             </w:r>
           </w:p>
         </w:tc>
@@ -3625,7 +3873,7 @@
                 <w:i w:val="0"/>
                 <w:sz w:val="17"/>
               </w:rPr>
-              <w:t>+2,653</w:t>
+              <w:t>+2,009</w:t>
             </w:r>
           </w:p>
         </w:tc>
@@ -3645,7 +3893,7 @@
                 <w:i w:val="0"/>
                 <w:sz w:val="17"/>
               </w:rPr>
-              <w:t>−743</w:t>
+              <w:t>−563</w:t>
             </w:r>
           </w:p>
         </w:tc>
@@ -3685,7 +3933,7 @@
                 <w:i w:val="0"/>
                 <w:sz w:val="17"/>
               </w:rPr>
-              <w:t>−50</w:t>
+              <w:t>−38</w:t>
             </w:r>
           </w:p>
         </w:tc>
@@ -3704,7 +3952,7 @@
                 <w:i w:val="0"/>
                 <w:sz w:val="17"/>
               </w:rPr>
-              <w:t>+25</w:t>
+              <w:t>+19</w:t>
             </w:r>
           </w:p>
         </w:tc>
@@ -3723,7 +3971,7 @@
                 <w:i w:val="0"/>
                 <w:sz w:val="17"/>
               </w:rPr>
-              <w:t>+375</w:t>
+              <w:t>+284</w:t>
             </w:r>
           </w:p>
         </w:tc>
@@ -3742,7 +3990,7 @@
                 <w:i w:val="0"/>
                 <w:sz w:val="17"/>
               </w:rPr>
-              <w:t>+662</w:t>
+              <w:t>+501</w:t>
             </w:r>
           </w:p>
         </w:tc>
@@ -3784,7 +4032,7 @@
                 <w:i w:val="0"/>
                 <w:sz w:val="17"/>
               </w:rPr>
-              <w:t>+884</w:t>
+              <w:t>+669</w:t>
             </w:r>
           </w:p>
         </w:tc>
@@ -3804,7 +4052,7 @@
                 <w:i w:val="0"/>
                 <w:sz w:val="17"/>
               </w:rPr>
-              <w:t>+442</w:t>
+              <w:t>+335</w:t>
             </w:r>
           </w:p>
         </w:tc>
@@ -3824,7 +4072,7 @@
                 <w:i w:val="0"/>
                 <w:sz w:val="17"/>
               </w:rPr>
-              <w:t>−619</w:t>
+              <w:t>−469</w:t>
             </w:r>
           </w:p>
         </w:tc>
@@ -3844,7 +4092,7 @@
                 <w:i w:val="0"/>
                 <w:sz w:val="17"/>
               </w:rPr>
-              <w:t>+1,061</w:t>
+              <w:t>+804</w:t>
             </w:r>
           </w:p>
         </w:tc>
@@ -3884,7 +4132,7 @@
                 <w:i w:val="0"/>
                 <w:sz w:val="17"/>
               </w:rPr>
-              <w:t>+265</w:t>
+              <w:t>+201</w:t>
             </w:r>
           </w:p>
         </w:tc>
@@ -3903,7 +4151,7 @@
                 <w:i w:val="0"/>
                 <w:sz w:val="17"/>
               </w:rPr>
-              <w:t>+442</w:t>
+              <w:t>+335</w:t>
             </w:r>
           </w:p>
         </w:tc>
@@ -3922,7 +4170,7 @@
                 <w:i w:val="0"/>
                 <w:sz w:val="17"/>
               </w:rPr>
-              <w:t>−354</w:t>
+              <w:t>−268</w:t>
             </w:r>
           </w:p>
         </w:tc>
@@ -3941,7 +4189,7 @@
                 <w:i w:val="0"/>
                 <w:sz w:val="17"/>
               </w:rPr>
-              <w:t>+708</w:t>
+              <w:t>+536</w:t>
             </w:r>
           </w:p>
         </w:tc>
@@ -3983,7 +4231,7 @@
                 <w:i w:val="0"/>
                 <w:sz w:val="17"/>
               </w:rPr>
-              <w:t>+4,934</w:t>
+              <w:t>+3,737</w:t>
             </w:r>
           </w:p>
         </w:tc>
@@ -4003,7 +4251,7 @@
                 <w:i w:val="0"/>
                 <w:sz w:val="17"/>
               </w:rPr>
-              <w:t>−1,879</w:t>
+              <w:t>−1,423</w:t>
             </w:r>
           </w:p>
         </w:tc>
@@ -4023,7 +4271,7 @@
                 <w:i w:val="0"/>
                 <w:sz w:val="17"/>
               </w:rPr>
-              <w:t>+4,776</w:t>
+              <w:t>+3,617</w:t>
             </w:r>
           </w:p>
         </w:tc>
@@ -4043,7 +4291,7 @@
                 <w:i w:val="0"/>
                 <w:sz w:val="17"/>
               </w:rPr>
-              <w:t>+2,417</w:t>
+              <w:t>+1,831</w:t>
             </w:r>
           </w:p>
         </w:tc>
@@ -4091,7 +4339,7 @@
           <w:b w:val="0"/>
           <w:i w:val="0"/>
         </w:rPr>
-        <w:t xml:space="preserve"> Holds the view through a hawkish November that would stop out T1. Notional is ~£550m at 25bp; above 25bp, scale up T1 instead.</w:t>
+        <w:t xml:space="preserve"> Holds the view through a hawkish November that would stop out T1. Notional is ~£417m at 25bp; above 25bp, scale up T1 instead.</w:t>
       </w:r>
     </w:p>
     <w:p>
@@ -5451,7 +5699,7 @@
           <w:b/>
           <w:i w:val="0"/>
         </w:rPr>
-        <w:t>Expected P&amp;L is +£1.99m on £5.31m of max loss: +£7.37m in broad persistence, −£4.07m if the shock fades. Themes 1 + 2 together are +£5.07m expected and positive in every natural pairing: +£0.71m (A with one-and-done), +£6.09m (B with gradual), +£8.29m (C with gradual) and +£5.49m (D with the full cycle).</w:t>
+        <w:t>Expected P&amp;L is +£1.51m on £4.03m of max loss: +£5.58m in broad persistence, −£3.08m if the shock fades. Themes 1 + 2 together are +£3.84m expected and positive in every natural pairing: +£0.54m (A with one-and-done), +£4.61m (B with gradual), +£6.28m (C with gradual) and +£4.16m (D with the full cycle).</w:t>
       </w:r>
     </w:p>
     <w:tbl>
@@ -5840,7 +6088,7 @@
                 <w:i w:val="0"/>
                 <w:sz w:val="15"/>
               </w:rPr>
-              <w:t>£44k/bp</w:t>
+              <w:t>£33k/bp</w:t>
             </w:r>
           </w:p>
         </w:tc>
@@ -5859,7 +6107,7 @@
                 <w:i w:val="0"/>
                 <w:sz w:val="15"/>
               </w:rPr>
-              <w:t>£1.33m</w:t>
+              <w:t>£1.01m</w:t>
             </w:r>
           </w:p>
         </w:tc>
@@ -5878,7 +6126,7 @@
                 <w:i w:val="0"/>
                 <w:sz w:val="15"/>
               </w:rPr>
-              <w:t>+£106k</w:t>
+              <w:t>+£80k</w:t>
             </w:r>
           </w:p>
         </w:tc>
@@ -6040,7 +6288,7 @@
                 <w:i w:val="0"/>
                 <w:sz w:val="15"/>
               </w:rPr>
-              <w:t>£78k/bp</w:t>
+              <w:t>£59k/bp</w:t>
             </w:r>
           </w:p>
         </w:tc>
@@ -6060,7 +6308,7 @@
                 <w:i w:val="0"/>
                 <w:sz w:val="15"/>
               </w:rPr>
-              <w:t>£1.33m</w:t>
+              <w:t>£1.01m</w:t>
             </w:r>
           </w:p>
         </w:tc>
@@ -6080,7 +6328,7 @@
                 <w:i w:val="0"/>
                 <w:sz w:val="15"/>
               </w:rPr>
-              <w:t>+£471k</w:t>
+              <w:t>+£357k</w:t>
             </w:r>
           </w:p>
         </w:tc>
@@ -6234,7 +6482,7 @@
                 <w:i w:val="0"/>
                 <w:sz w:val="15"/>
               </w:rPr>
-              <w:t>£33k/bp</w:t>
+              <w:t>£25k/bp</w:t>
             </w:r>
           </w:p>
         </w:tc>
@@ -6253,7 +6501,7 @@
                 <w:i w:val="0"/>
                 <w:sz w:val="15"/>
               </w:rPr>
-              <w:t>£663k</w:t>
+              <w:t>£502k</w:t>
             </w:r>
           </w:p>
         </w:tc>
@@ -6272,7 +6520,7 @@
                 <w:i w:val="0"/>
                 <w:sz w:val="15"/>
               </w:rPr>
-              <w:t>+£414k</w:t>
+              <w:t>+£314k</w:t>
             </w:r>
           </w:p>
         </w:tc>
@@ -6434,7 +6682,7 @@
                 <w:i w:val="0"/>
                 <w:sz w:val="15"/>
               </w:rPr>
-              <w:t>£29k/bp each leg</w:t>
+              <w:t>£22k/bp each leg</w:t>
             </w:r>
           </w:p>
         </w:tc>
@@ -6454,7 +6702,7 @@
                 <w:i w:val="0"/>
                 <w:sz w:val="15"/>
               </w:rPr>
-              <w:t>£663k</w:t>
+              <w:t>£502k</w:t>
             </w:r>
           </w:p>
         </w:tc>
@@ -6474,7 +6722,7 @@
                 <w:i w:val="0"/>
                 <w:sz w:val="15"/>
               </w:rPr>
-              <w:t>+£270k</w:t>
+              <w:t>+£204k</w:t>
             </w:r>
           </w:p>
         </w:tc>
@@ -6628,7 +6876,7 @@
                 <w:i w:val="0"/>
                 <w:sz w:val="15"/>
               </w:rPr>
-              <w:t>£137k per $1/bbl (~177 lots)</w:t>
+              <w:t>£104k per $1/bbl (~134 lots)</w:t>
             </w:r>
           </w:p>
         </w:tc>
@@ -6647,7 +6895,7 @@
                 <w:i w:val="0"/>
                 <w:sz w:val="15"/>
               </w:rPr>
-              <w:t>£1.33m</w:t>
+              <w:t>£1.01m</w:t>
             </w:r>
           </w:p>
         </w:tc>
@@ -6666,7 +6914,7 @@
                 <w:i w:val="0"/>
                 <w:sz w:val="15"/>
               </w:rPr>
-              <w:t>+£733k</w:t>
+              <w:t>+£555k</w:t>
             </w:r>
           </w:p>
         </w:tc>
@@ -6792,7 +7040,7 @@
                 <w:i w:val="0"/>
                 <w:sz w:val="15"/>
               </w:rPr>
-              <w:t>£5.31m</w:t>
+              <w:t>£4.03m</w:t>
             </w:r>
           </w:p>
         </w:tc>
@@ -6812,7 +7060,7 @@
                 <w:i w:val="0"/>
                 <w:sz w:val="15"/>
               </w:rPr>
-              <w:t>+£1.99m</w:t>
+              <w:t>+£1.51m</w:t>
             </w:r>
           </w:p>
         </w:tc>
@@ -6985,7 +7233,7 @@
                 <w:i w:val="0"/>
                 <w:sz w:val="17"/>
               </w:rPr>
-              <w:t>−1,327</w:t>
+              <w:t>−1,005</w:t>
             </w:r>
           </w:p>
         </w:tc>
@@ -7004,7 +7252,7 @@
                 <w:i w:val="0"/>
                 <w:sz w:val="17"/>
               </w:rPr>
-              <w:t>−311</w:t>
+              <w:t>−236</w:t>
             </w:r>
           </w:p>
         </w:tc>
@@ -7023,7 +7271,7 @@
                 <w:i w:val="0"/>
                 <w:sz w:val="17"/>
               </w:rPr>
-              <w:t>+134</w:t>
+              <w:t>+101</w:t>
             </w:r>
           </w:p>
         </w:tc>
@@ -7042,7 +7290,7 @@
                 <w:i w:val="0"/>
                 <w:sz w:val="17"/>
               </w:rPr>
-              <w:t>+1,903</w:t>
+              <w:t>+1,441</w:t>
             </w:r>
           </w:p>
         </w:tc>
@@ -7084,7 +7332,7 @@
                 <w:i w:val="0"/>
                 <w:sz w:val="17"/>
               </w:rPr>
-              <w:t>−1,323</w:t>
+              <w:t>−1,002</w:t>
             </w:r>
           </w:p>
         </w:tc>
@@ -7104,7 +7352,7 @@
                 <w:i w:val="0"/>
                 <w:sz w:val="17"/>
               </w:rPr>
-              <w:t>+233</w:t>
+              <w:t>+176</w:t>
             </w:r>
           </w:p>
         </w:tc>
@@ -7124,7 +7372,7 @@
                 <w:i w:val="0"/>
                 <w:sz w:val="17"/>
               </w:rPr>
-              <w:t>+389</w:t>
+              <w:t>+295</w:t>
             </w:r>
           </w:p>
         </w:tc>
@@ -7144,7 +7392,7 @@
                 <w:i w:val="0"/>
                 <w:sz w:val="17"/>
               </w:rPr>
-              <w:t>+2,335</w:t>
+              <w:t>+1,768</w:t>
             </w:r>
           </w:p>
         </w:tc>
@@ -7184,7 +7432,7 @@
                 <w:i w:val="0"/>
                 <w:sz w:val="17"/>
               </w:rPr>
-              <w:t>−665</w:t>
+              <w:t>−504</w:t>
             </w:r>
           </w:p>
         </w:tc>
@@ -7203,7 +7451,7 @@
                 <w:i w:val="0"/>
                 <w:sz w:val="17"/>
               </w:rPr>
-              <w:t>+166</w:t>
+              <w:t>+126</w:t>
             </w:r>
           </w:p>
         </w:tc>
@@ -7222,7 +7470,7 @@
                 <w:i w:val="0"/>
                 <w:sz w:val="17"/>
               </w:rPr>
-              <w:t>+994</w:t>
+              <w:t>+753</w:t>
             </w:r>
           </w:p>
         </w:tc>
@@ -7241,7 +7489,7 @@
                 <w:i w:val="0"/>
                 <w:sz w:val="17"/>
               </w:rPr>
-              <w:t>+1,327</w:t>
+              <w:t>+1,005</w:t>
             </w:r>
           </w:p>
         </w:tc>
@@ -7283,7 +7531,7 @@
                 <w:i w:val="0"/>
                 <w:sz w:val="17"/>
               </w:rPr>
-              <w:t>+577</w:t>
+              <w:t>+437</w:t>
             </w:r>
           </w:p>
         </w:tc>
@@ -7303,7 +7551,7 @@
                 <w:i w:val="0"/>
                 <w:sz w:val="17"/>
               </w:rPr>
-              <w:t>+202</w:t>
+              <w:t>+153</w:t>
             </w:r>
           </w:p>
         </w:tc>
@@ -7323,7 +7571,7 @@
                 <w:i w:val="0"/>
                 <w:sz w:val="17"/>
               </w:rPr>
-              <w:t>+980</w:t>
+              <w:t>+742</w:t>
             </w:r>
           </w:p>
         </w:tc>
@@ -7343,7 +7591,7 @@
                 <w:i w:val="0"/>
                 <w:sz w:val="17"/>
               </w:rPr>
-              <w:t>−290</w:t>
+              <w:t>−220</w:t>
             </w:r>
           </w:p>
         </w:tc>
@@ -7383,7 +7631,7 @@
                 <w:i w:val="0"/>
                 <w:sz w:val="17"/>
               </w:rPr>
-              <w:t>−1,327</w:t>
+              <w:t>−1,005</w:t>
             </w:r>
           </w:p>
         </w:tc>
@@ -7402,7 +7650,7 @@
                 <w:i w:val="0"/>
                 <w:sz w:val="17"/>
               </w:rPr>
-              <w:t>+863</w:t>
+              <w:t>+654</w:t>
             </w:r>
           </w:p>
         </w:tc>
@@ -7421,7 +7669,7 @@
                 <w:i w:val="0"/>
                 <w:sz w:val="17"/>
               </w:rPr>
-              <w:t>+863</w:t>
+              <w:t>+654</w:t>
             </w:r>
           </w:p>
         </w:tc>
@@ -7440,7 +7688,7 @@
                 <w:i w:val="0"/>
                 <w:sz w:val="17"/>
               </w:rPr>
-              <w:t>+2,094</w:t>
+              <w:t>+1,586</w:t>
             </w:r>
           </w:p>
         </w:tc>
@@ -7482,7 +7730,7 @@
                 <w:i w:val="0"/>
                 <w:sz w:val="17"/>
               </w:rPr>
-              <w:t>−4,065</w:t>
+              <w:t>−3,079</w:t>
             </w:r>
           </w:p>
         </w:tc>
@@ -7502,7 +7750,7 @@
                 <w:i w:val="0"/>
                 <w:sz w:val="17"/>
               </w:rPr>
-              <w:t>+1,153</w:t>
+              <w:t>+873</w:t>
             </w:r>
           </w:p>
         </w:tc>
@@ -7522,7 +7770,7 @@
                 <w:i w:val="0"/>
                 <w:sz w:val="17"/>
               </w:rPr>
-              <w:t>+3,360</w:t>
+              <w:t>+2,545</w:t>
             </w:r>
           </w:p>
         </w:tc>
@@ -7542,7 +7790,7 @@
                 <w:i w:val="0"/>
                 <w:sz w:val="17"/>
               </w:rPr>
-              <w:t>+7,369</w:t>
+              <w:t>+5,581</w:t>
             </w:r>
           </w:p>
         </w:tc>
@@ -7757,7 +8005,7 @@
           <w:b w:val="0"/>
           <w:i w:val="0"/>
         </w:rPr>
-        <w:t>OAT–Bund 10y is 137bp (16 Oct), up from 59bp a year ago. It peaked at ~147bp in early October, the widest since 2012, and France now trades wider than Italy.</w:t>
+        <w:t>OAT–Bund 10y is 145bp (19 Oct), up from 59bp a year ago and just below the ~147bp peak of early October, the widest since 2012. France now trades wider than Italy.</w:t>
       </w:r>
     </w:p>
     <w:p>
@@ -7816,14 +8064,33 @@
           <w:b/>
           <w:i w:val="0"/>
         </w:rPr>
-        <w:t>Contagion is limited so far:</w:t>
+        <w:t>Contagion is in the banks, not the periphery:</w:t>
       </w:r>
+    </w:p>
+    <w:p>
+      <w:pPr>
+        <w:pStyle w:val="ListBullet2"/>
+        <w:spacing w:after="40"/>
+      </w:pPr>
       <w:r>
         <w:rPr>
           <w:b w:val="0"/>
           <w:i w:val="0"/>
         </w:rPr>
-        <w:t xml:space="preserve"> Italy is 107bp (peak 131bp on 2 Oct) and Belgium 65bp (from 55bp). Spain is flat at ~45bp. Bunds are the safe haven (10y 3.49%, 19 Oct).</w:t>
+        <w:t>SocGen's 5y senior non-preferred CDS was 103bp on 5 Oct against 86.5bp for Deutsche Bank; the two were identical in late August. French bank shares are down 19–25% since mid-August, against 10% for the CAC.</w:t>
+      </w:r>
+    </w:p>
+    <w:p>
+      <w:pPr>
+        <w:pStyle w:val="ListBullet2"/>
+        <w:spacing w:after="40"/>
+      </w:pPr>
+      <w:r>
+        <w:rPr>
+          <w:b w:val="0"/>
+          <w:i w:val="0"/>
+        </w:rPr>
+        <w:t>Italy is 107bp (peak 131bp on 2 Oct) and Belgium 65bp (from 55bp). Spain is flat at ~45bp. Bunds are the safe haven (10y 3.49%, 19 Oct).</w:t>
       </w:r>
     </w:p>
     <w:p>
@@ -7896,17 +8163,18 @@
         </w:tblCellMar>
       </w:tblPr>
       <w:tblGrid>
-        <w:gridCol w:w="1663"/>
-        <w:gridCol w:w="1663"/>
-        <w:gridCol w:w="1663"/>
-        <w:gridCol w:w="1663"/>
-        <w:gridCol w:w="1663"/>
-        <w:gridCol w:w="1663"/>
+        <w:gridCol w:w="1425"/>
+        <w:gridCol w:w="1425"/>
+        <w:gridCol w:w="1425"/>
+        <w:gridCol w:w="1425"/>
+        <w:gridCol w:w="1425"/>
+        <w:gridCol w:w="1425"/>
+        <w:gridCol w:w="1425"/>
       </w:tblGrid>
       <w:tr>
         <w:tc>
           <w:tcPr>
-            <w:tcW w:type="dxa" w:w="1663"/>
+            <w:tcW w:type="dxa" w:w="1425"/>
             <w:shd w:val="clear" w:color="auto" w:fill="1F3A5F"/>
           </w:tcPr>
           <w:p>
@@ -7927,7 +8195,7 @@
         </w:tc>
         <w:tc>
           <w:tcPr>
-            <w:tcW w:type="dxa" w:w="1663"/>
+            <w:tcW w:type="dxa" w:w="1425"/>
             <w:shd w:val="clear" w:color="auto" w:fill="1F3A5F"/>
           </w:tcPr>
           <w:p>
@@ -7948,7 +8216,7 @@
         </w:tc>
         <w:tc>
           <w:tcPr>
-            <w:tcW w:type="dxa" w:w="1663"/>
+            <w:tcW w:type="dxa" w:w="1425"/>
             <w:shd w:val="clear" w:color="auto" w:fill="1F3A5F"/>
           </w:tcPr>
           <w:p>
@@ -7969,7 +8237,7 @@
         </w:tc>
         <w:tc>
           <w:tcPr>
-            <w:tcW w:type="dxa" w:w="1663"/>
+            <w:tcW w:type="dxa" w:w="1425"/>
             <w:shd w:val="clear" w:color="auto" w:fill="1F3A5F"/>
           </w:tcPr>
           <w:p>
@@ -7990,7 +8258,7 @@
         </w:tc>
         <w:tc>
           <w:tcPr>
-            <w:tcW w:type="dxa" w:w="1663"/>
+            <w:tcW w:type="dxa" w:w="1425"/>
             <w:shd w:val="clear" w:color="auto" w:fill="1F3A5F"/>
           </w:tcPr>
           <w:p>
@@ -8011,7 +8279,7 @@
         </w:tc>
         <w:tc>
           <w:tcPr>
-            <w:tcW w:type="dxa" w:w="1663"/>
+            <w:tcW w:type="dxa" w:w="1425"/>
             <w:shd w:val="clear" w:color="auto" w:fill="1F3A5F"/>
           </w:tcPr>
           <w:p>
@@ -8030,11 +8298,32 @@
             </w:r>
           </w:p>
         </w:tc>
+        <w:tc>
+          <w:tcPr>
+            <w:tcW w:type="dxa" w:w="1425"/>
+            <w:shd w:val="clear" w:color="auto" w:fill="1F3A5F"/>
+          </w:tcPr>
+          <w:p>
+            <w:pPr>
+              <w:spacing w:after="0" w:line="240" w:lineRule="auto"/>
+            </w:pPr>
+            <w:r/>
+            <w:r>
+              <w:rPr>
+                <w:b/>
+                <w:i w:val="0"/>
+                <w:color w:val="FFFFFF"/>
+                <w:sz w:val="17"/>
+              </w:rPr>
+              <w:t>French banks vs Senior Fin.</w:t>
+            </w:r>
+          </w:p>
+        </w:tc>
       </w:tr>
       <w:tr>
         <w:tc>
           <w:tcPr>
-            <w:tcW w:type="dxa" w:w="1663"/>
+            <w:tcW w:type="dxa" w:w="1425"/>
           </w:tcPr>
           <w:p>
             <w:pPr>
@@ -8053,7 +8342,7 @@
         </w:tc>
         <w:tc>
           <w:tcPr>
-            <w:tcW w:type="dxa" w:w="1663"/>
+            <w:tcW w:type="dxa" w:w="1425"/>
           </w:tcPr>
           <w:p>
             <w:pPr>
@@ -8072,7 +8361,7 @@
         </w:tc>
         <w:tc>
           <w:tcPr>
-            <w:tcW w:type="dxa" w:w="1663"/>
+            <w:tcW w:type="dxa" w:w="1425"/>
           </w:tcPr>
           <w:p>
             <w:pPr>
@@ -8091,7 +8380,7 @@
         </w:tc>
         <w:tc>
           <w:tcPr>
-            <w:tcW w:type="dxa" w:w="1663"/>
+            <w:tcW w:type="dxa" w:w="1425"/>
           </w:tcPr>
           <w:p>
             <w:pPr>
@@ -8110,7 +8399,7 @@
         </w:tc>
         <w:tc>
           <w:tcPr>
-            <w:tcW w:type="dxa" w:w="1663"/>
+            <w:tcW w:type="dxa" w:w="1425"/>
           </w:tcPr>
           <w:p>
             <w:pPr>
@@ -8129,7 +8418,7 @@
         </w:tc>
         <w:tc>
           <w:tcPr>
-            <w:tcW w:type="dxa" w:w="1663"/>
+            <w:tcW w:type="dxa" w:w="1425"/>
           </w:tcPr>
           <w:p>
             <w:pPr>
@@ -8143,6 +8432,25 @@
                 <w:sz w:val="17"/>
               </w:rPr>
               <w:t>3.55%</w:t>
+            </w:r>
+          </w:p>
+        </w:tc>
+        <w:tc>
+          <w:tcPr>
+            <w:tcW w:type="dxa" w:w="1425"/>
+          </w:tcPr>
+          <w:p>
+            <w:pPr>
+              <w:spacing w:after="0" w:line="240" w:lineRule="auto"/>
+            </w:pPr>
+            <w:r/>
+            <w:r>
+              <w:rPr>
+                <w:b w:val="0"/>
+                <w:i w:val="0"/>
+                <w:sz w:val="17"/>
+              </w:rPr>
+              <w:t>+5bp</w:t>
             </w:r>
           </w:p>
         </w:tc>
@@ -8150,7 +8458,7 @@
       <w:tr>
         <w:tc>
           <w:tcPr>
-            <w:tcW w:type="dxa" w:w="1663"/>
+            <w:tcW w:type="dxa" w:w="1425"/>
             <w:shd w:val="clear" w:color="auto" w:fill="F3F5F8"/>
           </w:tcPr>
           <w:p>
@@ -8170,7 +8478,7 @@
         </w:tc>
         <w:tc>
           <w:tcPr>
-            <w:tcW w:type="dxa" w:w="1663"/>
+            <w:tcW w:type="dxa" w:w="1425"/>
             <w:shd w:val="clear" w:color="auto" w:fill="F3F5F8"/>
           </w:tcPr>
           <w:p>
@@ -8190,7 +8498,7 @@
         </w:tc>
         <w:tc>
           <w:tcPr>
-            <w:tcW w:type="dxa" w:w="1663"/>
+            <w:tcW w:type="dxa" w:w="1425"/>
             <w:shd w:val="clear" w:color="auto" w:fill="F3F5F8"/>
           </w:tcPr>
           <w:p>
@@ -8210,7 +8518,7 @@
         </w:tc>
         <w:tc>
           <w:tcPr>
-            <w:tcW w:type="dxa" w:w="1663"/>
+            <w:tcW w:type="dxa" w:w="1425"/>
             <w:shd w:val="clear" w:color="auto" w:fill="F3F5F8"/>
           </w:tcPr>
           <w:p>
@@ -8230,7 +8538,7 @@
         </w:tc>
         <w:tc>
           <w:tcPr>
-            <w:tcW w:type="dxa" w:w="1663"/>
+            <w:tcW w:type="dxa" w:w="1425"/>
             <w:shd w:val="clear" w:color="auto" w:fill="F3F5F8"/>
           </w:tcPr>
           <w:p>
@@ -8250,7 +8558,7 @@
         </w:tc>
         <w:tc>
           <w:tcPr>
-            <w:tcW w:type="dxa" w:w="1663"/>
+            <w:tcW w:type="dxa" w:w="1425"/>
             <w:shd w:val="clear" w:color="auto" w:fill="F3F5F8"/>
           </w:tcPr>
           <w:p>
@@ -8265,6 +8573,26 @@
                 <w:sz w:val="17"/>
               </w:rPr>
               <w:t>3.40%</w:t>
+            </w:r>
+          </w:p>
+        </w:tc>
+        <w:tc>
+          <w:tcPr>
+            <w:tcW w:type="dxa" w:w="1425"/>
+            <w:shd w:val="clear" w:color="auto" w:fill="F3F5F8"/>
+          </w:tcPr>
+          <w:p>
+            <w:pPr>
+              <w:spacing w:after="0" w:line="240" w:lineRule="auto"/>
+            </w:pPr>
+            <w:r/>
+            <w:r>
+              <w:rPr>
+                <w:b w:val="0"/>
+                <w:i w:val="0"/>
+                <w:sz w:val="17"/>
+              </w:rPr>
+              <w:t>+30bp</w:t>
             </w:r>
           </w:p>
         </w:tc>
@@ -8272,7 +8600,7 @@
       <w:tr>
         <w:tc>
           <w:tcPr>
-            <w:tcW w:type="dxa" w:w="1663"/>
+            <w:tcW w:type="dxa" w:w="1425"/>
           </w:tcPr>
           <w:p>
             <w:pPr>
@@ -8291,7 +8619,7 @@
         </w:tc>
         <w:tc>
           <w:tcPr>
-            <w:tcW w:type="dxa" w:w="1663"/>
+            <w:tcW w:type="dxa" w:w="1425"/>
           </w:tcPr>
           <w:p>
             <w:pPr>
@@ -8310,7 +8638,7 @@
         </w:tc>
         <w:tc>
           <w:tcPr>
-            <w:tcW w:type="dxa" w:w="1663"/>
+            <w:tcW w:type="dxa" w:w="1425"/>
           </w:tcPr>
           <w:p>
             <w:pPr>
@@ -8329,7 +8657,7 @@
         </w:tc>
         <w:tc>
           <w:tcPr>
-            <w:tcW w:type="dxa" w:w="1663"/>
+            <w:tcW w:type="dxa" w:w="1425"/>
           </w:tcPr>
           <w:p>
             <w:pPr>
@@ -8348,7 +8676,7 @@
         </w:tc>
         <w:tc>
           <w:tcPr>
-            <w:tcW w:type="dxa" w:w="1663"/>
+            <w:tcW w:type="dxa" w:w="1425"/>
           </w:tcPr>
           <w:p>
             <w:pPr>
@@ -8367,7 +8695,7 @@
         </w:tc>
         <w:tc>
           <w:tcPr>
-            <w:tcW w:type="dxa" w:w="1663"/>
+            <w:tcW w:type="dxa" w:w="1425"/>
           </w:tcPr>
           <w:p>
             <w:pPr>
@@ -8381,6 +8709,25 @@
                 <w:sz w:val="17"/>
               </w:rPr>
               <w:t>3.10%</w:t>
+            </w:r>
+          </w:p>
+        </w:tc>
+        <w:tc>
+          <w:tcPr>
+            <w:tcW w:type="dxa" w:w="1425"/>
+          </w:tcPr>
+          <w:p>
+            <w:pPr>
+              <w:spacing w:after="0" w:line="240" w:lineRule="auto"/>
+            </w:pPr>
+            <w:r/>
+            <w:r>
+              <w:rPr>
+                <w:b w:val="0"/>
+                <w:i w:val="0"/>
+                <w:sz w:val="17"/>
+              </w:rPr>
+              <w:t>+80bp</w:t>
             </w:r>
           </w:p>
         </w:tc>
@@ -8388,7 +8735,7 @@
       <w:tr>
         <w:tc>
           <w:tcPr>
-            <w:tcW w:type="dxa" w:w="1663"/>
+            <w:tcW w:type="dxa" w:w="1425"/>
             <w:shd w:val="clear" w:color="auto" w:fill="F3F5F8"/>
           </w:tcPr>
           <w:p>
@@ -8408,7 +8755,7 @@
         </w:tc>
         <w:tc>
           <w:tcPr>
-            <w:tcW w:type="dxa" w:w="1663"/>
+            <w:tcW w:type="dxa" w:w="1425"/>
             <w:shd w:val="clear" w:color="auto" w:fill="F3F5F8"/>
           </w:tcPr>
           <w:p>
@@ -8428,7 +8775,7 @@
         </w:tc>
         <w:tc>
           <w:tcPr>
-            <w:tcW w:type="dxa" w:w="1663"/>
+            <w:tcW w:type="dxa" w:w="1425"/>
             <w:shd w:val="clear" w:color="auto" w:fill="F3F5F8"/>
           </w:tcPr>
           <w:p>
@@ -8448,7 +8795,7 @@
         </w:tc>
         <w:tc>
           <w:tcPr>
-            <w:tcW w:type="dxa" w:w="1663"/>
+            <w:tcW w:type="dxa" w:w="1425"/>
             <w:shd w:val="clear" w:color="auto" w:fill="F3F5F8"/>
           </w:tcPr>
           <w:p>
@@ -8468,7 +8815,7 @@
         </w:tc>
         <w:tc>
           <w:tcPr>
-            <w:tcW w:type="dxa" w:w="1663"/>
+            <w:tcW w:type="dxa" w:w="1425"/>
             <w:shd w:val="clear" w:color="auto" w:fill="F3F5F8"/>
           </w:tcPr>
           <w:p>
@@ -8488,7 +8835,7 @@
         </w:tc>
         <w:tc>
           <w:tcPr>
-            <w:tcW w:type="dxa" w:w="1663"/>
+            <w:tcW w:type="dxa" w:w="1425"/>
             <w:shd w:val="clear" w:color="auto" w:fill="F3F5F8"/>
           </w:tcPr>
           <w:p>
@@ -8503,6 +8850,26 @@
                 <w:sz w:val="17"/>
               </w:rPr>
               <w:t>3.15%</w:t>
+            </w:r>
+          </w:p>
+        </w:tc>
+        <w:tc>
+          <w:tcPr>
+            <w:tcW w:type="dxa" w:w="1425"/>
+            <w:shd w:val="clear" w:color="auto" w:fill="F3F5F8"/>
+          </w:tcPr>
+          <w:p>
+            <w:pPr>
+              <w:spacing w:after="0" w:line="240" w:lineRule="auto"/>
+            </w:pPr>
+            <w:r/>
+            <w:r>
+              <w:rPr>
+                <w:b w:val="0"/>
+                <w:i w:val="0"/>
+                <w:sz w:val="17"/>
+              </w:rPr>
+              <w:t>0bp</w:t>
             </w:r>
           </w:p>
         </w:tc>
@@ -8547,7 +8914,7 @@
           <w:b/>
           <w:i w:val="0"/>
         </w:rPr>
-        <w:t>Expected P&amp;L is +£0.70m on £2.65m of max loss, with a convex profile: +£5.75m in a crisis, +£1.86m if the shock fades, +£0.20m on the grind wider and −£2.43m if France muddles through. The Bund call spread (T13) carries the theme.</w:t>
+        <w:t>Expected P&amp;L is +£0.77m on £2.52m of max loss, with a convex profile: +£5.86m in a crisis, +£0.91m if the shock fades, +£0.65m on the grind wider and −£2.18m if France muddles through. The Bund call spread (T13) and the bank CDS (T14) carry the theme.</w:t>
       </w:r>
     </w:p>
     <w:tbl>
@@ -8841,7 +9208,7 @@
                 <w:i w:val="0"/>
                 <w:sz w:val="15"/>
               </w:rPr>
-              <w:t>137bp</w:t>
+              <w:t>137bp limit (now 145bp)</w:t>
             </w:r>
           </w:p>
         </w:tc>
@@ -8936,7 +9303,7 @@
                 <w:i w:val="0"/>
                 <w:sz w:val="15"/>
               </w:rPr>
-              <w:t>£35k/bp</w:t>
+              <w:t>£27k/bp</w:t>
             </w:r>
           </w:p>
         </w:tc>
@@ -8955,7 +9322,7 @@
                 <w:i w:val="0"/>
                 <w:sz w:val="15"/>
               </w:rPr>
-              <w:t>£663k</w:t>
+              <w:t>£502k</w:t>
             </w:r>
           </w:p>
         </w:tc>
@@ -8974,7 +9341,7 @@
                 <w:i w:val="0"/>
                 <w:sz w:val="15"/>
               </w:rPr>
-              <w:t>+£81k</w:t>
+              <w:t>+£61k</w:t>
             </w:r>
           </w:p>
         </w:tc>
@@ -9136,7 +9503,7 @@
                 <w:i w:val="0"/>
                 <w:sz w:val="15"/>
               </w:rPr>
-              <w:t>£44k/bp</w:t>
+              <w:t>£33k/bp</w:t>
             </w:r>
           </w:p>
         </w:tc>
@@ -9156,7 +9523,7 @@
                 <w:i w:val="0"/>
                 <w:sz w:val="15"/>
               </w:rPr>
-              <w:t>£663k</w:t>
+              <w:t>£502k</w:t>
             </w:r>
           </w:p>
         </w:tc>
@@ -9176,7 +9543,7 @@
                 <w:i w:val="0"/>
                 <w:sz w:val="15"/>
               </w:rPr>
-              <w:t>+£240k</w:t>
+              <w:t>+£182k</w:t>
             </w:r>
           </w:p>
         </w:tc>
@@ -9254,7 +9621,7 @@
                 <w:i w:val="0"/>
                 <w:sz w:val="15"/>
               </w:rPr>
-              <w:t>Max payout £4.42m</w:t>
+              <w:t>Max payout £3.35m</w:t>
             </w:r>
           </w:p>
         </w:tc>
@@ -9330,7 +9697,7 @@
                 <w:i w:val="0"/>
                 <w:sz w:val="15"/>
               </w:rPr>
-              <w:t>£1.33m premium</w:t>
+              <w:t>£1.01m premium</w:t>
             </w:r>
           </w:p>
         </w:tc>
@@ -9349,7 +9716,7 @@
                 <w:i w:val="0"/>
                 <w:sz w:val="15"/>
               </w:rPr>
-              <w:t>£1.33m</w:t>
+              <w:t>£1.01m</w:t>
             </w:r>
           </w:p>
         </w:tc>
@@ -9368,7 +9735,7 @@
                 <w:i w:val="0"/>
                 <w:sz w:val="15"/>
               </w:rPr>
-              <w:t>+£382k</w:t>
+              <w:t>+£289k</w:t>
             </w:r>
           </w:p>
         </w:tc>
@@ -9377,15 +9744,205 @@
         <w:tc>
           <w:tcPr>
             <w:tcW w:type="dxa" w:w="998"/>
-            <w:shd w:val="clear" w:color="auto" w:fill="DCE4EE"/>
-          </w:tcPr>
-          <w:p>
-            <w:pPr>
-              <w:spacing w:after="0" w:line="240" w:lineRule="auto"/>
-            </w:pPr>
-            <w:r/>
-          </w:p>
-        </w:tc>
+            <w:shd w:val="clear" w:color="auto" w:fill="F3F5F8"/>
+          </w:tcPr>
+          <w:p>
+            <w:pPr>
+              <w:spacing w:after="0" w:line="240" w:lineRule="auto"/>
+            </w:pPr>
+            <w:r/>
+            <w:r>
+              <w:rPr>
+                <w:b w:val="0"/>
+                <w:i w:val="0"/>
+                <w:sz w:val="15"/>
+              </w:rPr>
+              <w:t>T14</w:t>
+            </w:r>
+          </w:p>
+        </w:tc>
+        <w:tc>
+          <w:tcPr>
+            <w:tcW w:type="dxa" w:w="998"/>
+            <w:shd w:val="clear" w:color="auto" w:fill="F3F5F8"/>
+          </w:tcPr>
+          <w:p>
+            <w:pPr>
+              <w:spacing w:after="0" w:line="240" w:lineRule="auto"/>
+            </w:pPr>
+            <w:r/>
+            <w:r>
+              <w:rPr>
+                <w:b w:val="0"/>
+                <w:i w:val="0"/>
+                <w:sz w:val="15"/>
+              </w:rPr>
+              <w:t>Buy 5y French bank CDS (BNP, SocGen, Crédit Agricole) vs sell iTraxx Senior Financials</w:t>
+            </w:r>
+          </w:p>
+        </w:tc>
+        <w:tc>
+          <w:tcPr>
+            <w:tcW w:type="dxa" w:w="998"/>
+            <w:shd w:val="clear" w:color="auto" w:fill="F3F5F8"/>
+          </w:tcPr>
+          <w:p>
+            <w:pPr>
+              <w:spacing w:after="0" w:line="240" w:lineRule="auto"/>
+            </w:pPr>
+            <w:r/>
+            <w:r>
+              <w:rPr>
+                <w:b w:val="0"/>
+                <w:i w:val="0"/>
+                <w:sz w:val="15"/>
+              </w:rPr>
+              <w:t>~+15bp</w:t>
+            </w:r>
+          </w:p>
+        </w:tc>
+        <w:tc>
+          <w:tcPr>
+            <w:tcW w:type="dxa" w:w="998"/>
+            <w:shd w:val="clear" w:color="auto" w:fill="F3F5F8"/>
+          </w:tcPr>
+          <w:p>
+            <w:pPr>
+              <w:spacing w:after="0" w:line="240" w:lineRule="auto"/>
+            </w:pPr>
+            <w:r/>
+            <w:r>
+              <w:rPr>
+                <w:b w:val="0"/>
+                <w:i w:val="0"/>
+                <w:sz w:val="15"/>
+              </w:rPr>
+              <w:t>+60bp</w:t>
+            </w:r>
+          </w:p>
+        </w:tc>
+        <w:tc>
+          <w:tcPr>
+            <w:tcW w:type="dxa" w:w="998"/>
+            <w:shd w:val="clear" w:color="auto" w:fill="F3F5F8"/>
+          </w:tcPr>
+          <w:p>
+            <w:pPr>
+              <w:spacing w:after="0" w:line="240" w:lineRule="auto"/>
+            </w:pPr>
+            <w:r/>
+            <w:r>
+              <w:rPr>
+                <w:b w:val="0"/>
+                <w:i w:val="0"/>
+                <w:sz w:val="15"/>
+              </w:rPr>
+              <w:t>0bp</w:t>
+            </w:r>
+          </w:p>
+        </w:tc>
+        <w:tc>
+          <w:tcPr>
+            <w:tcW w:type="dxa" w:w="998"/>
+            <w:shd w:val="clear" w:color="auto" w:fill="F3F5F8"/>
+          </w:tcPr>
+          <w:p>
+            <w:pPr>
+              <w:spacing w:after="0" w:line="240" w:lineRule="auto"/>
+            </w:pPr>
+            <w:r/>
+            <w:r>
+              <w:rPr>
+                <w:b w:val="0"/>
+                <w:i w:val="0"/>
+                <w:sz w:val="15"/>
+              </w:rPr>
+              <w:t>3.0x</w:t>
+            </w:r>
+          </w:p>
+        </w:tc>
+        <w:tc>
+          <w:tcPr>
+            <w:tcW w:type="dxa" w:w="998"/>
+            <w:shd w:val="clear" w:color="auto" w:fill="F3F5F8"/>
+          </w:tcPr>
+          <w:p>
+            <w:pPr>
+              <w:spacing w:after="0" w:line="240" w:lineRule="auto"/>
+            </w:pPr>
+            <w:r/>
+            <w:r>
+              <w:rPr>
+                <w:b w:val="0"/>
+                <w:i w:val="0"/>
+                <w:sz w:val="15"/>
+              </w:rPr>
+              <w:t>2</w:t>
+            </w:r>
+          </w:p>
+        </w:tc>
+        <w:tc>
+          <w:tcPr>
+            <w:tcW w:type="dxa" w:w="998"/>
+            <w:shd w:val="clear" w:color="auto" w:fill="F3F5F8"/>
+          </w:tcPr>
+          <w:p>
+            <w:pPr>
+              <w:spacing w:after="0" w:line="240" w:lineRule="auto"/>
+            </w:pPr>
+            <w:r/>
+            <w:r>
+              <w:rPr>
+                <w:b w:val="0"/>
+                <w:i w:val="0"/>
+                <w:sz w:val="15"/>
+              </w:rPr>
+              <w:t>£33k/bp</w:t>
+            </w:r>
+          </w:p>
+        </w:tc>
+        <w:tc>
+          <w:tcPr>
+            <w:tcW w:type="dxa" w:w="998"/>
+            <w:shd w:val="clear" w:color="auto" w:fill="F3F5F8"/>
+          </w:tcPr>
+          <w:p>
+            <w:pPr>
+              <w:spacing w:after="0" w:line="240" w:lineRule="auto"/>
+            </w:pPr>
+            <w:r/>
+            <w:r>
+              <w:rPr>
+                <w:b w:val="0"/>
+                <w:i w:val="0"/>
+                <w:sz w:val="15"/>
+              </w:rPr>
+              <w:t>£502k</w:t>
+            </w:r>
+          </w:p>
+        </w:tc>
+        <w:tc>
+          <w:tcPr>
+            <w:tcW w:type="dxa" w:w="998"/>
+            <w:shd w:val="clear" w:color="auto" w:fill="F3F5F8"/>
+          </w:tcPr>
+          <w:p>
+            <w:pPr>
+              <w:spacing w:after="0" w:line="240" w:lineRule="auto"/>
+            </w:pPr>
+            <w:r/>
+            <w:r>
+              <w:rPr>
+                <w:b w:val="0"/>
+                <w:i w:val="0"/>
+                <w:sz w:val="15"/>
+              </w:rPr>
+              <w:t>+£242k</w:t>
+            </w:r>
+          </w:p>
+        </w:tc>
+      </w:tr>
+      <w:tr>
         <w:tc>
           <w:tcPr>
             <w:tcW w:type="dxa" w:w="998"/>
@@ -9396,14 +9953,6 @@
               <w:spacing w:after="0" w:line="240" w:lineRule="auto"/>
             </w:pPr>
             <w:r/>
-            <w:r>
-              <w:rPr>
-                <w:b/>
-                <w:i w:val="0"/>
-                <w:sz w:val="15"/>
-              </w:rPr>
-              <w:t>Total</w:t>
-            </w:r>
           </w:p>
         </w:tc>
         <w:tc>
@@ -9416,6 +9965,14 @@
               <w:spacing w:after="0" w:line="240" w:lineRule="auto"/>
             </w:pPr>
             <w:r/>
+            <w:r>
+              <w:rPr>
+                <w:b/>
+                <w:i w:val="0"/>
+                <w:sz w:val="15"/>
+              </w:rPr>
+              <w:t>Total</w:t>
+            </w:r>
           </w:p>
         </w:tc>
         <w:tc>
@@ -9488,14 +10045,6 @@
               <w:spacing w:after="0" w:line="240" w:lineRule="auto"/>
             </w:pPr>
             <w:r/>
-            <w:r>
-              <w:rPr>
-                <w:b/>
-                <w:i w:val="0"/>
-                <w:sz w:val="15"/>
-              </w:rPr>
-              <w:t>£2.65m</w:t>
-            </w:r>
           </w:p>
         </w:tc>
         <w:tc>
@@ -9514,7 +10063,27 @@
                 <w:i w:val="0"/>
                 <w:sz w:val="15"/>
               </w:rPr>
-              <w:t>+£703k</w:t>
+              <w:t>£2.52m</w:t>
+            </w:r>
+          </w:p>
+        </w:tc>
+        <w:tc>
+          <w:tcPr>
+            <w:tcW w:type="dxa" w:w="998"/>
+            <w:shd w:val="clear" w:color="auto" w:fill="DCE4EE"/>
+          </w:tcPr>
+          <w:p>
+            <w:pPr>
+              <w:spacing w:after="0" w:line="240" w:lineRule="auto"/>
+            </w:pPr>
+            <w:r/>
+            <w:r>
+              <w:rPr>
+                <w:b/>
+                <w:i w:val="0"/>
+                <w:sz w:val="15"/>
+              </w:rPr>
+              <w:t>+£0.77m</w:t>
             </w:r>
           </w:p>
         </w:tc>
@@ -9687,7 +10256,7 @@
                 <w:i w:val="0"/>
                 <w:sz w:val="17"/>
               </w:rPr>
-              <w:t>−665</w:t>
+              <w:t>−504</w:t>
             </w:r>
           </w:p>
         </w:tc>
@@ -9706,7 +10275,7 @@
                 <w:i w:val="0"/>
                 <w:sz w:val="17"/>
               </w:rPr>
-              <w:t>+453</w:t>
+              <w:t>+343</w:t>
             </w:r>
           </w:p>
         </w:tc>
@@ -9725,7 +10294,7 @@
                 <w:i w:val="0"/>
                 <w:sz w:val="17"/>
               </w:rPr>
-              <w:t>+1,327</w:t>
+              <w:t>+1,005</w:t>
             </w:r>
           </w:p>
         </w:tc>
@@ -9744,7 +10313,7 @@
                 <w:i w:val="0"/>
                 <w:sz w:val="17"/>
               </w:rPr>
-              <w:t>−665</w:t>
+              <w:t>−504</w:t>
             </w:r>
           </w:p>
         </w:tc>
@@ -9786,7 +10355,7 @@
                 <w:i w:val="0"/>
                 <w:sz w:val="17"/>
               </w:rPr>
-              <w:t>−442</w:t>
+              <w:t>−335</w:t>
             </w:r>
           </w:p>
         </w:tc>
@@ -9806,7 +10375,7 @@
                 <w:i w:val="0"/>
                 <w:sz w:val="17"/>
               </w:rPr>
-              <w:t>+665</w:t>
+              <w:t>+504</w:t>
             </w:r>
           </w:p>
         </w:tc>
@@ -9826,7 +10395,7 @@
                 <w:i w:val="0"/>
                 <w:sz w:val="17"/>
               </w:rPr>
-              <w:t>+1,327</w:t>
+              <w:t>+1,005</w:t>
             </w:r>
           </w:p>
         </w:tc>
@@ -9846,7 +10415,7 @@
                 <w:i w:val="0"/>
                 <w:sz w:val="17"/>
               </w:rPr>
-              <w:t>−573</w:t>
+              <w:t>−434</w:t>
             </w:r>
           </w:p>
         </w:tc>
@@ -9886,7 +10455,7 @@
                 <w:i w:val="0"/>
                 <w:sz w:val="17"/>
               </w:rPr>
-              <w:t>−1,327</w:t>
+              <w:t>−1,005</w:t>
             </w:r>
           </w:p>
         </w:tc>
@@ -9905,7 +10474,7 @@
                 <w:i w:val="0"/>
                 <w:sz w:val="17"/>
               </w:rPr>
-              <w:t>−923</w:t>
+              <w:t>−699</w:t>
             </w:r>
           </w:p>
         </w:tc>
@@ -9924,7 +10493,7 @@
                 <w:i w:val="0"/>
                 <w:sz w:val="17"/>
               </w:rPr>
-              <w:t>+3,096</w:t>
+              <w:t>+2,345</w:t>
             </w:r>
           </w:p>
         </w:tc>
@@ -9943,7 +10512,7 @@
                 <w:i w:val="0"/>
                 <w:sz w:val="17"/>
               </w:rPr>
-              <w:t>+3,096</w:t>
+              <w:t>+2,345</w:t>
             </w:r>
           </w:p>
         </w:tc>
@@ -9952,23 +10521,105 @@
         <w:tc>
           <w:tcPr>
             <w:tcW w:type="dxa" w:w="1996"/>
-            <w:shd w:val="clear" w:color="auto" w:fill="DCE4EE"/>
-          </w:tcPr>
-          <w:p>
-            <w:pPr>
-              <w:spacing w:after="0" w:line="240" w:lineRule="auto"/>
-            </w:pPr>
-            <w:r/>
-            <w:r>
-              <w:rPr>
-                <w:b/>
+            <w:shd w:val="clear" w:color="auto" w:fill="F3F5F8"/>
+          </w:tcPr>
+          <w:p>
+            <w:pPr>
+              <w:spacing w:after="0" w:line="240" w:lineRule="auto"/>
+            </w:pPr>
+            <w:r/>
+            <w:r>
+              <w:rPr>
+                <w:b w:val="0"/>
                 <w:i w:val="0"/>
                 <w:sz w:val="17"/>
               </w:rPr>
-              <w:t>Theme 3</w:t>
-            </w:r>
-          </w:p>
-        </w:tc>
+              <w:t>T14</w:t>
+            </w:r>
+          </w:p>
+        </w:tc>
+        <w:tc>
+          <w:tcPr>
+            <w:tcW w:type="dxa" w:w="1996"/>
+            <w:shd w:val="clear" w:color="auto" w:fill="F3F5F8"/>
+          </w:tcPr>
+          <w:p>
+            <w:pPr>
+              <w:spacing w:after="0" w:line="240" w:lineRule="auto"/>
+            </w:pPr>
+            <w:r/>
+            <w:r>
+              <w:rPr>
+                <w:b w:val="0"/>
+                <w:i w:val="0"/>
+                <w:sz w:val="17"/>
+              </w:rPr>
+              <w:t>−335</w:t>
+            </w:r>
+          </w:p>
+        </w:tc>
+        <w:tc>
+          <w:tcPr>
+            <w:tcW w:type="dxa" w:w="1996"/>
+            <w:shd w:val="clear" w:color="auto" w:fill="F3F5F8"/>
+          </w:tcPr>
+          <w:p>
+            <w:pPr>
+              <w:spacing w:after="0" w:line="240" w:lineRule="auto"/>
+            </w:pPr>
+            <w:r/>
+            <w:r>
+              <w:rPr>
+                <w:b w:val="0"/>
+                <w:i w:val="0"/>
+                <w:sz w:val="17"/>
+              </w:rPr>
+              <w:t>+502</w:t>
+            </w:r>
+          </w:p>
+        </w:tc>
+        <w:tc>
+          <w:tcPr>
+            <w:tcW w:type="dxa" w:w="1996"/>
+            <w:shd w:val="clear" w:color="auto" w:fill="F3F5F8"/>
+          </w:tcPr>
+          <w:p>
+            <w:pPr>
+              <w:spacing w:after="0" w:line="240" w:lineRule="auto"/>
+            </w:pPr>
+            <w:r/>
+            <w:r>
+              <w:rPr>
+                <w:b w:val="0"/>
+                <w:i w:val="0"/>
+                <w:sz w:val="17"/>
+              </w:rPr>
+              <w:t>+1,506</w:t>
+            </w:r>
+          </w:p>
+        </w:tc>
+        <w:tc>
+          <w:tcPr>
+            <w:tcW w:type="dxa" w:w="1996"/>
+            <w:shd w:val="clear" w:color="auto" w:fill="F3F5F8"/>
+          </w:tcPr>
+          <w:p>
+            <w:pPr>
+              <w:spacing w:after="0" w:line="240" w:lineRule="auto"/>
+            </w:pPr>
+            <w:r/>
+            <w:r>
+              <w:rPr>
+                <w:b w:val="0"/>
+                <w:i w:val="0"/>
+                <w:sz w:val="17"/>
+              </w:rPr>
+              <w:t>−502</w:t>
+            </w:r>
+          </w:p>
+        </w:tc>
+      </w:tr>
+      <w:tr>
         <w:tc>
           <w:tcPr>
             <w:tcW w:type="dxa" w:w="1996"/>
@@ -9985,7 +10636,7 @@
                 <w:i w:val="0"/>
                 <w:sz w:val="17"/>
               </w:rPr>
-              <w:t>−2,434</w:t>
+              <w:t>Theme 3</w:t>
             </w:r>
           </w:p>
         </w:tc>
@@ -10005,7 +10656,7 @@
                 <w:i w:val="0"/>
                 <w:sz w:val="17"/>
               </w:rPr>
-              <w:t>+195</w:t>
+              <w:t>−2,178</w:t>
             </w:r>
           </w:p>
         </w:tc>
@@ -10025,7 +10676,7 @@
                 <w:i w:val="0"/>
                 <w:sz w:val="17"/>
               </w:rPr>
-              <w:t>+5,750</w:t>
+              <w:t>+650</w:t>
             </w:r>
           </w:p>
         </w:tc>
@@ -10045,7 +10696,27 @@
                 <w:i w:val="0"/>
                 <w:sz w:val="17"/>
               </w:rPr>
-              <w:t>+1,858</w:t>
+              <w:t>+5,861</w:t>
+            </w:r>
+          </w:p>
+        </w:tc>
+        <w:tc>
+          <w:tcPr>
+            <w:tcW w:type="dxa" w:w="1996"/>
+            <w:shd w:val="clear" w:color="auto" w:fill="DCE4EE"/>
+          </w:tcPr>
+          <w:p>
+            <w:pPr>
+              <w:spacing w:after="0" w:line="240" w:lineRule="auto"/>
+            </w:pPr>
+            <w:r/>
+            <w:r>
+              <w:rPr>
+                <w:b/>
+                <w:i w:val="0"/>
+                <w:sz w:val="17"/>
+              </w:rPr>
+              <w:t>+905</w:t>
             </w:r>
           </w:p>
         </w:tc>
@@ -10073,7 +10744,7 @@
           <w:b w:val="0"/>
           <w:i w:val="0"/>
         </w:rPr>
-        <w:t xml:space="preserve"> The direct expression, kept small because the spread is near its highs. Add on any retracement towards 120bp before the ratings reviews.</w:t>
+        <w:t xml:space="preserve"> The direct expression, kept small and entered only on a retracement to 137bp: at 145bp, near the peak, its expected P&amp;L is negative. Add towards 120bp before the ratings reviews.</w:t>
       </w:r>
     </w:p>
     <w:p>
@@ -10123,6 +10794,26 @@
       </w:pPr>
       <w:r>
         <w:rPr>
+          <w:b/>
+          <w:i w:val="0"/>
+        </w:rPr>
+        <w:t>T14:</w:t>
+      </w:r>
+      <w:r>
+        <w:rPr>
+          <w:b w:val="0"/>
+          <w:i w:val="0"/>
+        </w:rPr>
+        <w:t xml:space="preserve"> The contagion trade: the sovereign–bank loop is already live while Italy holds. It pays on a downgrade as well as in a crisis, and adds a credit leg that doesn't depend on Bund direction. Senior Financials, not Main, keeps general credit out; carry is ~−7bp over six months. Levels are from press reports and need checking on the Terminal.</w:t>
+      </w:r>
+    </w:p>
+    <w:p>
+      <w:pPr>
+        <w:pStyle w:val="ListBullet"/>
+        <w:spacing w:after="40"/>
+      </w:pPr>
+      <w:r>
+        <w:rPr>
           <w:b w:val="0"/>
           <w:i/>
         </w:rPr>
@@ -10133,7 +10824,7 @@
           <w:b w:val="0"/>
           <w:i w:val="0"/>
         </w:rPr>
-        <w:t xml:space="preserve"> Italy (we'd rather be short France); EUR downside as a cross-asset overlay.</w:t>
+        <w:t xml:space="preserve"> BTP–Bund widener (Italy hasn't followed France; it pays only in a crisis and costs ~50bp of carry over six months; T13 already holds the flight to quality); EUR downside as a cross-asset overlay.</w:t>
       </w:r>
     </w:p>
     <w:p>
@@ -10153,7 +10844,7 @@
           <w:b w:val="0"/>
           <w:i w:val="0"/>
         </w:rPr>
-        <w:t xml:space="preserve"> Press reports (16 Oct) and ECB monthly long-term rates (to September).</w:t>
+        <w:t xml:space="preserve"> Press reports (OAT–Bund 19 Oct; bank CDS 5 Oct) and ECB monthly long-term rates (to September).</w:t>
       </w:r>
     </w:p>
     <w:p>
@@ -11142,7 +11833,7 @@
           <w:b/>
           <w:i w:val="0"/>
         </w:rPr>
-        <w:t>Expected P&amp;L is +£1.45m on £1.99m of max loss: +£6.06m if the revival takes hold, +£4.59m on a peace dividend, −£0.26m on the slow burn and −£1.68m if derailed. Themes 2 and 3 pay when energy or politics go wrong; Theme 4 pays when they don't.</w:t>
+        <w:t>Expected P&amp;L is +£1.10m on £1.51m of max loss: +£4.59m if the revival takes hold, +£3.48m on a peace dividend, −£0.20m on the slow burn and −£1.28m if derailed. Themes 2 and 3 pay when energy or politics go wrong; Theme 4 pays when they don't.</w:t>
       </w:r>
     </w:p>
     <w:tbl>
@@ -11398,7 +12089,7 @@
                 <w:i w:val="0"/>
                 <w:sz w:val="15"/>
               </w:rPr>
-              <w:t>T14</w:t>
+              <w:t>T15</w:t>
             </w:r>
           </w:p>
         </w:tc>
@@ -11531,7 +12222,7 @@
                 <w:i w:val="0"/>
                 <w:sz w:val="15"/>
               </w:rPr>
-              <w:t>£102k/bp</w:t>
+              <w:t>£77k/bp</w:t>
             </w:r>
           </w:p>
         </w:tc>
@@ -11550,7 +12241,7 @@
                 <w:i w:val="0"/>
                 <w:sz w:val="15"/>
               </w:rPr>
-              <w:t>£1.33m</w:t>
+              <w:t>£1.01m</w:t>
             </w:r>
           </w:p>
         </w:tc>
@@ -11569,7 +12260,7 @@
                 <w:i w:val="0"/>
                 <w:sz w:val="15"/>
               </w:rPr>
-              <w:t>+£617k</w:t>
+              <w:t>+£467k</w:t>
             </w:r>
           </w:p>
         </w:tc>
@@ -11591,7 +12282,7 @@
                 <w:i w:val="0"/>
                 <w:sz w:val="15"/>
               </w:rPr>
-              <w:t>T15</w:t>
+              <w:t>T16</w:t>
             </w:r>
           </w:p>
         </w:tc>
@@ -11731,7 +12422,7 @@
                 <w:i w:val="0"/>
                 <w:sz w:val="15"/>
               </w:rPr>
-              <w:t>£663k premium</w:t>
+              <w:t>£502k premium</w:t>
             </w:r>
           </w:p>
         </w:tc>
@@ -11751,7 +12442,7 @@
                 <w:i w:val="0"/>
                 <w:sz w:val="15"/>
               </w:rPr>
-              <w:t>£663k</w:t>
+              <w:t>£502k</w:t>
             </w:r>
           </w:p>
         </w:tc>
@@ -11771,7 +12462,7 @@
                 <w:i w:val="0"/>
                 <w:sz w:val="15"/>
               </w:rPr>
-              <w:t>+£833k</w:t>
+              <w:t>+£631k</w:t>
             </w:r>
           </w:p>
         </w:tc>
@@ -11897,7 +12588,7 @@
                 <w:i w:val="0"/>
                 <w:sz w:val="15"/>
               </w:rPr>
-              <w:t>£1.99m</w:t>
+              <w:t>£1.51m</w:t>
             </w:r>
           </w:p>
         </w:tc>
@@ -11917,7 +12608,7 @@
                 <w:i w:val="0"/>
                 <w:sz w:val="15"/>
               </w:rPr>
-              <w:t>+£1.45m</w:t>
+              <w:t>+£1.10m</w:t>
             </w:r>
           </w:p>
         </w:tc>
@@ -12071,7 +12762,7 @@
                 <w:i w:val="0"/>
                 <w:sz w:val="17"/>
               </w:rPr>
-              <w:t>T14</w:t>
+              <w:t>T15</w:t>
             </w:r>
           </w:p>
         </w:tc>
@@ -12090,7 +12781,7 @@
                 <w:i w:val="0"/>
                 <w:sz w:val="17"/>
               </w:rPr>
-              <w:t>+1,734</w:t>
+              <w:t>+1,313</w:t>
             </w:r>
           </w:p>
         </w:tc>
@@ -12109,7 +12800,7 @@
                 <w:i w:val="0"/>
                 <w:sz w:val="17"/>
               </w:rPr>
-              <w:t>+407</w:t>
+              <w:t>+308</w:t>
             </w:r>
           </w:p>
         </w:tc>
@@ -12128,7 +12819,7 @@
                 <w:i w:val="0"/>
                 <w:sz w:val="17"/>
               </w:rPr>
-              <w:t>−1,019</w:t>
+              <w:t>−772</w:t>
             </w:r>
           </w:p>
         </w:tc>
@@ -12147,7 +12838,7 @@
                 <w:i w:val="0"/>
                 <w:sz w:val="17"/>
               </w:rPr>
-              <w:t>+2,756</w:t>
+              <w:t>+2,087</w:t>
             </w:r>
           </w:p>
         </w:tc>
@@ -12169,7 +12860,7 @@
                 <w:i w:val="0"/>
                 <w:sz w:val="17"/>
               </w:rPr>
-              <w:t>T15</w:t>
+              <w:t>T16</w:t>
             </w:r>
           </w:p>
         </w:tc>
@@ -12189,7 +12880,7 @@
                 <w:i w:val="0"/>
                 <w:sz w:val="17"/>
               </w:rPr>
-              <w:t>+4,327</w:t>
+              <w:t>+3,277</w:t>
             </w:r>
           </w:p>
         </w:tc>
@@ -12209,7 +12900,7 @@
                 <w:i w:val="0"/>
                 <w:sz w:val="17"/>
               </w:rPr>
-              <w:t>−665</w:t>
+              <w:t>−504</w:t>
             </w:r>
           </w:p>
         </w:tc>
@@ -12229,7 +12920,7 @@
                 <w:i w:val="0"/>
                 <w:sz w:val="17"/>
               </w:rPr>
-              <w:t>−665</w:t>
+              <w:t>−504</w:t>
             </w:r>
           </w:p>
         </w:tc>
@@ -12249,7 +12940,7 @@
                 <w:i w:val="0"/>
                 <w:sz w:val="17"/>
               </w:rPr>
-              <w:t>+1,833</w:t>
+              <w:t>+1,388</w:t>
             </w:r>
           </w:p>
         </w:tc>
@@ -12291,7 +12982,7 @@
                 <w:i w:val="0"/>
                 <w:sz w:val="17"/>
               </w:rPr>
-              <w:t>+6,061</w:t>
+              <w:t>+4,590</w:t>
             </w:r>
           </w:p>
         </w:tc>
@@ -12311,7 +13002,7 @@
                 <w:i w:val="0"/>
                 <w:sz w:val="17"/>
               </w:rPr>
-              <w:t>−258</w:t>
+              <w:t>−195</w:t>
             </w:r>
           </w:p>
         </w:tc>
@@ -12331,7 +13022,7 @@
                 <w:i w:val="0"/>
                 <w:sz w:val="17"/>
               </w:rPr>
-              <w:t>−1,684</w:t>
+              <w:t>−1,275</w:t>
             </w:r>
           </w:p>
         </w:tc>
@@ -12351,7 +13042,7 @@
                 <w:i w:val="0"/>
                 <w:sz w:val="17"/>
               </w:rPr>
-              <w:t>+4,589</w:t>
+              <w:t>+3,475</w:t>
             </w:r>
           </w:p>
         </w:tc>
@@ -12372,7 +13063,7 @@
           <w:b/>
           <w:i w:val="0"/>
         </w:rPr>
-        <w:t>T14:</w:t>
+        <w:t>T15:</w:t>
       </w:r>
       <w:r>
         <w:rPr>
@@ -12392,7 +13083,7 @@
           <w:b/>
           <w:i w:val="0"/>
         </w:rPr>
-        <w:t>T15:</w:t>
+        <w:t>T16:</w:t>
       </w:r>
       <w:r>
         <w:rPr>
@@ -12419,7 +13110,7 @@
           <w:b w:val="0"/>
           <w:i w:val="0"/>
         </w:rPr>
-        <w:t xml:space="preserve"> Europe vs US equities (an equity-book trade); PLN and Ukraine reconstruction (a 10% tail that T14 and T15 already cover).</w:t>
+        <w:t xml:space="preserve"> Europe vs US equities (an equity-book trade); PLN and Ukraine reconstruction (a 10% tail that T15 and T16 already cover).</w:t>
       </w:r>
     </w:p>
     <w:p>
@@ -13395,7 +14086,7 @@
           <w:b/>
           <w:i w:val="0"/>
         </w:rPr>
-        <w:t>Expected P&amp;L is +£2.78m on £3.32m of max loss: +£14.81m in a burst (all three trades hit their targets), +£2.56m in a correction and −£2.40m if the boom continues. The theme pays in the growth shock that hits Themes 2 and 4, at the cost of the most likely scenario.</w:t>
+        <w:t>Expected P&amp;L is +£2.10m on £2.52m of max loss: +£11.22m in a burst (all three trades hit their targets), +£1.94m in a correction and −£1.82m if the boom continues. The theme pays in the growth shock that hits Themes 2 and 4, at the cost of the most likely scenario.</w:t>
       </w:r>
     </w:p>
     <w:tbl>
@@ -13651,7 +14342,7 @@
                 <w:i w:val="0"/>
                 <w:sz w:val="15"/>
               </w:rPr>
-              <w:t>T16</w:t>
+              <w:t>T17</w:t>
             </w:r>
           </w:p>
         </w:tc>
@@ -13784,7 +14475,7 @@
                 <w:i w:val="0"/>
                 <w:sz w:val="15"/>
               </w:rPr>
-              <w:t>£47k/bp</w:t>
+              <w:t>£36k/bp</w:t>
             </w:r>
           </w:p>
         </w:tc>
@@ -13803,7 +14494,7 @@
                 <w:i w:val="0"/>
                 <w:sz w:val="15"/>
               </w:rPr>
-              <w:t>£1.33m</w:t>
+              <w:t>£1.01m</w:t>
             </w:r>
           </w:p>
         </w:tc>
@@ -13822,7 +14513,7 @@
                 <w:i w:val="0"/>
                 <w:sz w:val="15"/>
               </w:rPr>
-              <w:t>+£806k</w:t>
+              <w:t>+£610k</w:t>
             </w:r>
           </w:p>
         </w:tc>
@@ -13844,7 +14535,7 @@
                 <w:i w:val="0"/>
                 <w:sz w:val="15"/>
               </w:rPr>
-              <w:t>T17</w:t>
+              <w:t>T18</w:t>
             </w:r>
           </w:p>
         </w:tc>
@@ -13984,7 +14675,7 @@
                 <w:i w:val="0"/>
                 <w:sz w:val="15"/>
               </w:rPr>
-              <w:t>£1.33m premium</w:t>
+              <w:t>£1.01m premium</w:t>
             </w:r>
           </w:p>
         </w:tc>
@@ -14004,7 +14695,7 @@
                 <w:i w:val="0"/>
                 <w:sz w:val="15"/>
               </w:rPr>
-              <w:t>£1.33m</w:t>
+              <w:t>£1.01m</w:t>
             </w:r>
           </w:p>
         </w:tc>
@@ -14024,7 +14715,7 @@
                 <w:i w:val="0"/>
                 <w:sz w:val="15"/>
               </w:rPr>
-              <w:t>+£1.24m</w:t>
+              <w:t>+£0.94m</w:t>
             </w:r>
           </w:p>
         </w:tc>
@@ -14045,7 +14736,7 @@
                 <w:i w:val="0"/>
                 <w:sz w:val="15"/>
               </w:rPr>
-              <w:t>T18</w:t>
+              <w:t>T19</w:t>
             </w:r>
           </w:p>
         </w:tc>
@@ -14178,7 +14869,7 @@
                 <w:i w:val="0"/>
                 <w:sz w:val="15"/>
               </w:rPr>
-              <w:t>£55k/bp</w:t>
+              <w:t>£42k/bp</w:t>
             </w:r>
           </w:p>
         </w:tc>
@@ -14197,7 +14888,7 @@
                 <w:i w:val="0"/>
                 <w:sz w:val="15"/>
               </w:rPr>
-              <w:t>£663k</w:t>
+              <w:t>£502k</w:t>
             </w:r>
           </w:p>
         </w:tc>
@@ -14216,7 +14907,7 @@
                 <w:i w:val="0"/>
                 <w:sz w:val="15"/>
               </w:rPr>
-              <w:t>+£733k</w:t>
+              <w:t>+£555k</w:t>
             </w:r>
           </w:p>
         </w:tc>
@@ -14342,7 +15033,7 @@
                 <w:i w:val="0"/>
                 <w:sz w:val="15"/>
               </w:rPr>
-              <w:t>£3.32m</w:t>
+              <w:t>£2.52m</w:t>
             </w:r>
           </w:p>
         </w:tc>
@@ -14362,7 +15053,7 @@
                 <w:i w:val="0"/>
                 <w:sz w:val="15"/>
               </w:rPr>
-              <w:t>+£2.78m</w:t>
+              <w:t>+£2.10m</w:t>
             </w:r>
           </w:p>
         </w:tc>
@@ -14516,7 +15207,7 @@
                 <w:i w:val="0"/>
                 <w:sz w:val="17"/>
               </w:rPr>
-              <w:t>T16</w:t>
+              <w:t>T17</w:t>
             </w:r>
           </w:p>
         </w:tc>
@@ -14535,7 +15226,7 @@
                 <w:i w:val="0"/>
                 <w:sz w:val="17"/>
               </w:rPr>
-              <w:t>−853</w:t>
+              <w:t>−646</w:t>
             </w:r>
           </w:p>
         </w:tc>
@@ -14554,7 +15245,7 @@
                 <w:i w:val="0"/>
                 <w:sz w:val="17"/>
               </w:rPr>
-              <w:t>+1,044</w:t>
+              <w:t>+791</w:t>
             </w:r>
           </w:p>
         </w:tc>
@@ -14573,7 +15264,7 @@
                 <w:i w:val="0"/>
                 <w:sz w:val="17"/>
               </w:rPr>
-              <w:t>+4,122</w:t>
+              <w:t>+3,122</w:t>
             </w:r>
           </w:p>
         </w:tc>
@@ -14592,7 +15283,7 @@
                 <w:i w:val="0"/>
                 <w:sz w:val="17"/>
               </w:rPr>
-              <w:t>+4,122</w:t>
+              <w:t>+3,122</w:t>
             </w:r>
           </w:p>
         </w:tc>
@@ -14614,7 +15305,7 @@
                 <w:i w:val="0"/>
                 <w:sz w:val="17"/>
               </w:rPr>
-              <w:t>T17</w:t>
+              <w:t>T18</w:t>
             </w:r>
           </w:p>
         </w:tc>
@@ -14634,7 +15325,7 @@
                 <w:i w:val="0"/>
                 <w:sz w:val="17"/>
               </w:rPr>
-              <w:t>−1,327</w:t>
+              <w:t>−1,005</w:t>
             </w:r>
           </w:p>
         </w:tc>
@@ -14654,7 +15345,7 @@
                 <w:i w:val="0"/>
                 <w:sz w:val="17"/>
               </w:rPr>
-              <w:t>+906</w:t>
+              <w:t>+686</w:t>
             </w:r>
           </w:p>
         </w:tc>
@@ -14674,7 +15365,7 @@
                 <w:i w:val="0"/>
                 <w:sz w:val="17"/>
               </w:rPr>
-              <w:t>+7,596</w:t>
+              <w:t>+5,753</w:t>
             </w:r>
           </w:p>
         </w:tc>
@@ -14694,7 +15385,7 @@
                 <w:i w:val="0"/>
                 <w:sz w:val="17"/>
               </w:rPr>
-              <w:t>+7,596</w:t>
+              <w:t>+5,753</w:t>
             </w:r>
           </w:p>
         </w:tc>
@@ -14715,7 +15406,7 @@
                 <w:i w:val="0"/>
                 <w:sz w:val="17"/>
               </w:rPr>
-              <w:t>T18</w:t>
+              <w:t>T19</w:t>
             </w:r>
           </w:p>
         </w:tc>
@@ -14734,7 +15425,7 @@
                 <w:i w:val="0"/>
                 <w:sz w:val="17"/>
               </w:rPr>
-              <w:t>−219</w:t>
+              <w:t>−166</w:t>
             </w:r>
           </w:p>
         </w:tc>
@@ -14753,7 +15444,7 @@
                 <w:i w:val="0"/>
                 <w:sz w:val="17"/>
               </w:rPr>
-              <w:t>+609</w:t>
+              <w:t>+461</w:t>
             </w:r>
           </w:p>
         </w:tc>
@@ -14772,7 +15463,7 @@
                 <w:i w:val="0"/>
                 <w:sz w:val="17"/>
               </w:rPr>
-              <w:t>+3,096</w:t>
+              <w:t>+2,345</w:t>
             </w:r>
           </w:p>
         </w:tc>
@@ -14791,7 +15482,7 @@
                 <w:i w:val="0"/>
                 <w:sz w:val="17"/>
               </w:rPr>
-              <w:t>+3,096</w:t>
+              <w:t>+2,345</w:t>
             </w:r>
           </w:p>
         </w:tc>
@@ -14833,7 +15524,7 @@
                 <w:i w:val="0"/>
                 <w:sz w:val="17"/>
               </w:rPr>
-              <w:t>−2,399</w:t>
+              <w:t>−1,817</w:t>
             </w:r>
           </w:p>
         </w:tc>
@@ -14853,7 +15544,7 @@
                 <w:i w:val="0"/>
                 <w:sz w:val="17"/>
               </w:rPr>
-              <w:t>+2,559</w:t>
+              <w:t>+1,938</w:t>
             </w:r>
           </w:p>
         </w:tc>
@@ -14873,7 +15564,7 @@
                 <w:i w:val="0"/>
                 <w:sz w:val="17"/>
               </w:rPr>
-              <w:t>+14,814</w:t>
+              <w:t>+11,219</w:t>
             </w:r>
           </w:p>
         </w:tc>
@@ -14893,7 +15584,7 @@
                 <w:i w:val="0"/>
                 <w:sz w:val="17"/>
               </w:rPr>
-              <w:t>+14,814</w:t>
+              <w:t>+11,219</w:t>
             </w:r>
           </w:p>
         </w:tc>
@@ -14914,7 +15605,7 @@
           <w:b/>
           <w:i w:val="0"/>
         </w:rPr>
-        <w:t>T16:</w:t>
+        <w:t>T17:</w:t>
       </w:r>
       <w:r>
         <w:rPr>
@@ -14934,14 +15625,14 @@
           <w:b/>
           <w:i w:val="0"/>
         </w:rPr>
-        <w:t>T17:</w:t>
+        <w:t>T18:</w:t>
       </w:r>
       <w:r>
         <w:rPr>
           <w:b w:val="0"/>
           <w:i w:val="0"/>
         </w:rPr>
-        <w:t xml:space="preserve"> The burst trade itself, cheap with VIX at 16. It pays a quarter of its max in a 10% correction. Buy only at or below 3.0% of spot; notional ~£45m, valued at expiry.</w:t>
+        <w:t xml:space="preserve"> The burst trade itself, cheap with VIX at 16. It pays a quarter of its max in a 10% correction. Buy only at or below 3.0% of spot; notional ~£34m, valued at expiry.</w:t>
       </w:r>
     </w:p>
     <w:p>
@@ -14954,7 +15645,7 @@
           <w:b/>
           <w:i w:val="0"/>
         </w:rPr>
-        <w:t>T18:</w:t>
+        <w:t>T19:</w:t>
       </w:r>
       <w:r>
         <w:rPr>
@@ -14981,7 +15672,7 @@
           <w:b w:val="0"/>
           <w:i w:val="0"/>
         </w:rPr>
-        <w:t xml:space="preserve"> JPY (−3.5% annual carry; hasn't tracked equities in 2026); TWD and KRW (outside this book).</w:t>
+        <w:t xml:space="preserve"> JPY (−3.5% annual carry; hasn't tracked equities in 2026; Theme 7 holds it through a put spread instead); TWD and KRW (outside this book).</w:t>
       </w:r>
     </w:p>
     <w:p>
@@ -15002,6 +15693,5284 @@
           <w:i w:val="0"/>
         </w:rPr>
         <w:t xml:space="preserve"> FRED (15–16 Oct).</w:t>
+      </w:r>
+    </w:p>
+    <w:p>
+      <w:r>
+        <w:br w:type="page"/>
+      </w:r>
+    </w:p>
+    <w:p>
+      <w:pPr>
+        <w:pStyle w:val="Heading1"/>
+      </w:pPr>
+      <w:r>
+        <w:t>Theme 6: Dollar debasement (Fed capture, fiscal dominance, reserves moving out of dollars)</w:t>
+      </w:r>
+    </w:p>
+    <w:p>
+      <w:pPr>
+        <w:pStyle w:val="Heading2"/>
+      </w:pPr>
+      <w:r>
+        <w:t>Current state of the theme</w:t>
+      </w:r>
+    </w:p>
+    <w:p>
+      <w:pPr>
+        <w:pStyle w:val="ListBullet"/>
+        <w:spacing w:after="40"/>
+      </w:pPr>
+      <w:r>
+        <w:rPr>
+          <w:b/>
+          <w:i w:val="0"/>
+        </w:rPr>
+        <w:t>Where it stands:</w:t>
+      </w:r>
+    </w:p>
+    <w:p>
+      <w:pPr>
+        <w:pStyle w:val="ListBullet2"/>
+        <w:spacing w:after="40"/>
+      </w:pPr>
+      <w:r>
+        <w:rPr>
+          <w:b w:val="0"/>
+          <w:i w:val="0"/>
+        </w:rPr>
+        <w:t>The market is pricing the opposite. Warsh's Fed hiked unanimously to 3.75–4.00% on 16 September, and the 2y (4.77%) still prices further hikes.</w:t>
+      </w:r>
+    </w:p>
+    <w:p>
+      <w:pPr>
+        <w:pStyle w:val="ListBullet2"/>
+        <w:spacing w:after="40"/>
+      </w:pPr>
+      <w:r>
+        <w:rPr>
+          <w:b w:val="0"/>
+          <w:i w:val="0"/>
+        </w:rPr>
+        <w:t>The curve has flattened into the hikes: 2s30s is 71bp, at the bottom of its 1y range (53–140bp). The 30y is 5.48%, near its 1y high of 5.67%.</w:t>
+      </w:r>
+    </w:p>
+    <w:p>
+      <w:pPr>
+        <w:pStyle w:val="ListBullet"/>
+        <w:spacing w:after="40"/>
+      </w:pPr>
+      <w:r>
+        <w:rPr>
+          <w:b/>
+          <w:i w:val="0"/>
+        </w:rPr>
+        <w:t>Pressure on the Fed:</w:t>
+      </w:r>
+    </w:p>
+    <w:p>
+      <w:pPr>
+        <w:pStyle w:val="ListBullet2"/>
+        <w:spacing w:after="40"/>
+      </w:pPr>
+      <w:r>
+        <w:rPr>
+          <w:b w:val="0"/>
+          <w:i w:val="0"/>
+        </w:rPr>
+        <w:t>Trump wants rates at 1%, calls the board "very hostile" and says Warsh should have voted against the hike.</w:t>
+      </w:r>
+    </w:p>
+    <w:p>
+      <w:pPr>
+        <w:pStyle w:val="ListBullet2"/>
+        <w:spacing w:after="40"/>
+      </w:pPr>
+      <w:r>
+        <w:rPr>
+          <w:b w:val="0"/>
+          <w:i w:val="0"/>
+        </w:rPr>
+        <w:t>On 9 October he set up a committee of inquiry to restart the removal of Governor Cook, after the Supreme Court blocked an immediate removal (5–4) earlier this year. Her lawyer says a hearing can't happen before December.</w:t>
+      </w:r>
+    </w:p>
+    <w:p>
+      <w:pPr>
+        <w:pStyle w:val="ListBullet2"/>
+        <w:spacing w:after="40"/>
+      </w:pPr>
+      <w:r>
+        <w:rPr>
+          <w:b w:val="0"/>
+          <w:i w:val="0"/>
+        </w:rPr>
+        <w:t>Removing Cook would set the precedent. Powell's seat as a governor (to January 2028) would be next.</w:t>
+      </w:r>
+    </w:p>
+    <w:p>
+      <w:pPr>
+        <w:pStyle w:val="ListBullet"/>
+        <w:spacing w:after="40"/>
+      </w:pPr>
+      <w:r>
+        <w:rPr>
+          <w:b/>
+          <w:i w:val="0"/>
+        </w:rPr>
+        <w:t>Reserves are moving out of dollars:</w:t>
+      </w:r>
+    </w:p>
+    <w:p>
+      <w:pPr>
+        <w:pStyle w:val="ListBullet2"/>
+        <w:spacing w:after="40"/>
+      </w:pPr>
+      <w:r>
+        <w:rPr>
+          <w:b w:val="0"/>
+          <w:i w:val="0"/>
+        </w:rPr>
+        <w:t>Central banks bought a record 289t of gold in Q2 and ~63t in September, the most since November 2024; Poland and China lead.</w:t>
+      </w:r>
+    </w:p>
+    <w:p>
+      <w:pPr>
+        <w:pStyle w:val="ListBullet2"/>
+        <w:spacing w:after="40"/>
+      </w:pPr>
+      <w:r>
+        <w:rPr>
+          <w:b w:val="0"/>
+          <w:i w:val="0"/>
+        </w:rPr>
+        <w:t>Gold ($4,166) is still ~27% below January's ~$5,608 high. ETFs sold as yields rose above 5% and the dollar firmed, so investor positioning has been flushed out while the official bid has grown.</w:t>
+      </w:r>
+    </w:p>
+    <w:p>
+      <w:pPr>
+        <w:pStyle w:val="ListBullet"/>
+        <w:spacing w:after="40"/>
+      </w:pPr>
+      <w:r>
+        <w:rPr>
+          <w:b/>
+          <w:i w:val="0"/>
+        </w:rPr>
+        <w:t>Not in the price:</w:t>
+      </w:r>
+      <w:r>
+        <w:rPr>
+          <w:b w:val="0"/>
+          <w:i w:val="0"/>
+        </w:rPr>
+        <w:t xml:space="preserve"> 10y breakevens are 235bp, mid-range (218–250bp). Debasement would show up in the long end, the dollar and gold first.</w:t>
+      </w:r>
+    </w:p>
+    <w:p>
+      <w:pPr>
+        <w:pStyle w:val="Heading2"/>
+      </w:pPr>
+      <w:r>
+        <w:t>Scenarios</w:t>
+      </w:r>
+    </w:p>
+    <w:p>
+      <w:r>
+        <w:rPr>
+          <w:b/>
+          <w:i w:val="0"/>
+        </w:rPr>
+        <w:t>Debasement is a 50% scenario (B + C) over six months, but the market prices a hawkish Fed and a firm dollar: 2s30s is at the bottom of its range and gold is 27% off its high. If the dollar holds, the curve has ~15bp left to flatten and gold ~5% to fall. If debasement takes hold, the front end rallies while the long end sells off and gold rallies, and the moves are several times larger.</w:t>
+      </w:r>
+    </w:p>
+    <w:tbl>
+      <w:tblPr>
+        <w:tblStyle w:val="TableGrid"/>
+        <w:tblW w:type="auto" w:w="0"/>
+        <w:jc w:val="center"/>
+        <w:tblLook w:firstColumn="1" w:firstRow="1" w:lastColumn="0" w:lastRow="0" w:noHBand="0" w:noVBand="1" w:val="04A0"/>
+        <w:tblCellMar>
+          <w:top w:w="45" w:type="dxa"/>
+          <w:bottom w:w="45" w:type="dxa"/>
+          <w:left w:w="45" w:type="dxa"/>
+          <w:right w:w="45" w:type="dxa"/>
+        </w:tblCellMar>
+      </w:tblPr>
+      <w:tblGrid>
+        <w:gridCol w:w="1247"/>
+        <w:gridCol w:w="1247"/>
+        <w:gridCol w:w="1247"/>
+        <w:gridCol w:w="1247"/>
+        <w:gridCol w:w="1247"/>
+        <w:gridCol w:w="1247"/>
+        <w:gridCol w:w="1247"/>
+        <w:gridCol w:w="1247"/>
+      </w:tblGrid>
+      <w:tr>
+        <w:tc>
+          <w:tcPr>
+            <w:tcW w:type="dxa" w:w="1247"/>
+            <w:shd w:val="clear" w:color="auto" w:fill="1F3A5F"/>
+          </w:tcPr>
+          <w:p>
+            <w:pPr>
+              <w:spacing w:after="0" w:line="240" w:lineRule="auto"/>
+            </w:pPr>
+            <w:r/>
+            <w:r>
+              <w:rPr>
+                <w:b/>
+                <w:i w:val="0"/>
+                <w:color w:val="FFFFFF"/>
+                <w:sz w:val="15"/>
+              </w:rPr>
+              <w:t>Scenario</w:t>
+            </w:r>
+          </w:p>
+        </w:tc>
+        <w:tc>
+          <w:tcPr>
+            <w:tcW w:type="dxa" w:w="1247"/>
+            <w:shd w:val="clear" w:color="auto" w:fill="1F3A5F"/>
+          </w:tcPr>
+          <w:p>
+            <w:pPr>
+              <w:spacing w:after="0" w:line="240" w:lineRule="auto"/>
+            </w:pPr>
+            <w:r/>
+            <w:r>
+              <w:rPr>
+                <w:b/>
+                <w:i w:val="0"/>
+                <w:color w:val="FFFFFF"/>
+                <w:sz w:val="15"/>
+              </w:rPr>
+              <w:t>Prob.</w:t>
+            </w:r>
+          </w:p>
+        </w:tc>
+        <w:tc>
+          <w:tcPr>
+            <w:tcW w:type="dxa" w:w="1247"/>
+            <w:shd w:val="clear" w:color="auto" w:fill="1F3A5F"/>
+          </w:tcPr>
+          <w:p>
+            <w:pPr>
+              <w:spacing w:after="0" w:line="240" w:lineRule="auto"/>
+            </w:pPr>
+            <w:r/>
+            <w:r>
+              <w:rPr>
+                <w:b/>
+                <w:i w:val="0"/>
+                <w:color w:val="FFFFFF"/>
+                <w:sz w:val="15"/>
+              </w:rPr>
+              <w:t>Fed and policy</w:t>
+            </w:r>
+          </w:p>
+        </w:tc>
+        <w:tc>
+          <w:tcPr>
+            <w:tcW w:type="dxa" w:w="1247"/>
+            <w:shd w:val="clear" w:color="auto" w:fill="1F3A5F"/>
+          </w:tcPr>
+          <w:p>
+            <w:pPr>
+              <w:spacing w:after="0" w:line="240" w:lineRule="auto"/>
+            </w:pPr>
+            <w:r/>
+            <w:r>
+              <w:rPr>
+                <w:b/>
+                <w:i w:val="0"/>
+                <w:color w:val="FFFFFF"/>
+                <w:sz w:val="15"/>
+              </w:rPr>
+              <w:t>US 2y</w:t>
+            </w:r>
+          </w:p>
+        </w:tc>
+        <w:tc>
+          <w:tcPr>
+            <w:tcW w:type="dxa" w:w="1247"/>
+            <w:shd w:val="clear" w:color="auto" w:fill="1F3A5F"/>
+          </w:tcPr>
+          <w:p>
+            <w:pPr>
+              <w:spacing w:after="0" w:line="240" w:lineRule="auto"/>
+            </w:pPr>
+            <w:r/>
+            <w:r>
+              <w:rPr>
+                <w:b/>
+                <w:i w:val="0"/>
+                <w:color w:val="FFFFFF"/>
+                <w:sz w:val="15"/>
+              </w:rPr>
+              <w:t>US 30y</w:t>
+            </w:r>
+          </w:p>
+        </w:tc>
+        <w:tc>
+          <w:tcPr>
+            <w:tcW w:type="dxa" w:w="1247"/>
+            <w:shd w:val="clear" w:color="auto" w:fill="1F3A5F"/>
+          </w:tcPr>
+          <w:p>
+            <w:pPr>
+              <w:spacing w:after="0" w:line="240" w:lineRule="auto"/>
+            </w:pPr>
+            <w:r/>
+            <w:r>
+              <w:rPr>
+                <w:b/>
+                <w:i w:val="0"/>
+                <w:color w:val="FFFFFF"/>
+                <w:sz w:val="15"/>
+              </w:rPr>
+              <w:t>2s30s</w:t>
+            </w:r>
+          </w:p>
+        </w:tc>
+        <w:tc>
+          <w:tcPr>
+            <w:tcW w:type="dxa" w:w="1247"/>
+            <w:shd w:val="clear" w:color="auto" w:fill="1F3A5F"/>
+          </w:tcPr>
+          <w:p>
+            <w:pPr>
+              <w:spacing w:after="0" w:line="240" w:lineRule="auto"/>
+            </w:pPr>
+            <w:r/>
+            <w:r>
+              <w:rPr>
+                <w:b/>
+                <w:i w:val="0"/>
+                <w:color w:val="FFFFFF"/>
+                <w:sz w:val="15"/>
+              </w:rPr>
+              <w:t>Gold</w:t>
+            </w:r>
+          </w:p>
+        </w:tc>
+        <w:tc>
+          <w:tcPr>
+            <w:tcW w:type="dxa" w:w="1247"/>
+            <w:shd w:val="clear" w:color="auto" w:fill="1F3A5F"/>
+          </w:tcPr>
+          <w:p>
+            <w:pPr>
+              <w:spacing w:after="0" w:line="240" w:lineRule="auto"/>
+            </w:pPr>
+            <w:r/>
+            <w:r>
+              <w:rPr>
+                <w:b/>
+                <w:i w:val="0"/>
+                <w:color w:val="FFFFFF"/>
+                <w:sz w:val="15"/>
+              </w:rPr>
+              <w:t>Triggers</w:t>
+            </w:r>
+          </w:p>
+        </w:tc>
+      </w:tr>
+      <w:tr>
+        <w:tc>
+          <w:tcPr>
+            <w:tcW w:type="dxa" w:w="1247"/>
+          </w:tcPr>
+          <w:p>
+            <w:pPr>
+              <w:spacing w:after="0" w:line="240" w:lineRule="auto"/>
+            </w:pPr>
+            <w:r/>
+            <w:r>
+              <w:rPr>
+                <w:b w:val="0"/>
+                <w:i w:val="0"/>
+                <w:sz w:val="15"/>
+              </w:rPr>
+              <w:t>A. Dollar holds</w:t>
+            </w:r>
+          </w:p>
+        </w:tc>
+        <w:tc>
+          <w:tcPr>
+            <w:tcW w:type="dxa" w:w="1247"/>
+          </w:tcPr>
+          <w:p>
+            <w:pPr>
+              <w:spacing w:after="0" w:line="240" w:lineRule="auto"/>
+            </w:pPr>
+            <w:r/>
+            <w:r>
+              <w:rPr>
+                <w:b w:val="0"/>
+                <w:i w:val="0"/>
+                <w:sz w:val="15"/>
+              </w:rPr>
+              <w:t>40%</w:t>
+            </w:r>
+          </w:p>
+        </w:tc>
+        <w:tc>
+          <w:tcPr>
+            <w:tcW w:type="dxa" w:w="1247"/>
+          </w:tcPr>
+          <w:p>
+            <w:pPr>
+              <w:spacing w:after="0" w:line="240" w:lineRule="auto"/>
+            </w:pPr>
+            <w:r/>
+            <w:r>
+              <w:rPr>
+                <w:b w:val="0"/>
+                <w:i w:val="0"/>
+                <w:sz w:val="15"/>
+              </w:rPr>
+              <w:t>Hikes in December; Cook stays</w:t>
+            </w:r>
+          </w:p>
+        </w:tc>
+        <w:tc>
+          <w:tcPr>
+            <w:tcW w:type="dxa" w:w="1247"/>
+          </w:tcPr>
+          <w:p>
+            <w:pPr>
+              <w:spacing w:after="0" w:line="240" w:lineRule="auto"/>
+            </w:pPr>
+            <w:r/>
+            <w:r>
+              <w:rPr>
+                <w:b w:val="0"/>
+                <w:i w:val="0"/>
+                <w:sz w:val="15"/>
+              </w:rPr>
+              <w:t>4.95%</w:t>
+            </w:r>
+          </w:p>
+        </w:tc>
+        <w:tc>
+          <w:tcPr>
+            <w:tcW w:type="dxa" w:w="1247"/>
+          </w:tcPr>
+          <w:p>
+            <w:pPr>
+              <w:spacing w:after="0" w:line="240" w:lineRule="auto"/>
+            </w:pPr>
+            <w:r/>
+            <w:r>
+              <w:rPr>
+                <w:b w:val="0"/>
+                <w:i w:val="0"/>
+                <w:sz w:val="15"/>
+              </w:rPr>
+              <w:t>5.50%</w:t>
+            </w:r>
+          </w:p>
+        </w:tc>
+        <w:tc>
+          <w:tcPr>
+            <w:tcW w:type="dxa" w:w="1247"/>
+          </w:tcPr>
+          <w:p>
+            <w:pPr>
+              <w:spacing w:after="0" w:line="240" w:lineRule="auto"/>
+            </w:pPr>
+            <w:r/>
+            <w:r>
+              <w:rPr>
+                <w:b w:val="0"/>
+                <w:i w:val="0"/>
+                <w:sz w:val="15"/>
+              </w:rPr>
+              <w:t>55bp</w:t>
+            </w:r>
+          </w:p>
+        </w:tc>
+        <w:tc>
+          <w:tcPr>
+            <w:tcW w:type="dxa" w:w="1247"/>
+          </w:tcPr>
+          <w:p>
+            <w:pPr>
+              <w:spacing w:after="0" w:line="240" w:lineRule="auto"/>
+            </w:pPr>
+            <w:r/>
+            <w:r>
+              <w:rPr>
+                <w:b w:val="0"/>
+                <w:i w:val="0"/>
+                <w:sz w:val="15"/>
+              </w:rPr>
+              <w:t>$3,950</w:t>
+            </w:r>
+          </w:p>
+        </w:tc>
+        <w:tc>
+          <w:tcPr>
+            <w:tcW w:type="dxa" w:w="1247"/>
+          </w:tcPr>
+          <w:p>
+            <w:pPr>
+              <w:spacing w:after="0" w:line="240" w:lineRule="auto"/>
+            </w:pPr>
+            <w:r/>
+            <w:r>
+              <w:rPr>
+                <w:b w:val="0"/>
+                <w:i w:val="0"/>
+                <w:sz w:val="15"/>
+              </w:rPr>
+              <w:t>The inquiry stalls; courts protect Cook; core inflation sticky</w:t>
+            </w:r>
+          </w:p>
+        </w:tc>
+      </w:tr>
+      <w:tr>
+        <w:tc>
+          <w:tcPr>
+            <w:tcW w:type="dxa" w:w="1247"/>
+            <w:shd w:val="clear" w:color="auto" w:fill="F3F5F8"/>
+          </w:tcPr>
+          <w:p>
+            <w:pPr>
+              <w:spacing w:after="0" w:line="240" w:lineRule="auto"/>
+            </w:pPr>
+            <w:r/>
+            <w:r>
+              <w:rPr>
+                <w:b w:val="0"/>
+                <w:i w:val="0"/>
+                <w:sz w:val="15"/>
+              </w:rPr>
+              <w:t>B. Slow debasement</w:t>
+            </w:r>
+          </w:p>
+        </w:tc>
+        <w:tc>
+          <w:tcPr>
+            <w:tcW w:type="dxa" w:w="1247"/>
+            <w:shd w:val="clear" w:color="auto" w:fill="F3F5F8"/>
+          </w:tcPr>
+          <w:p>
+            <w:pPr>
+              <w:spacing w:after="0" w:line="240" w:lineRule="auto"/>
+            </w:pPr>
+            <w:r/>
+            <w:r>
+              <w:rPr>
+                <w:b w:val="0"/>
+                <w:i w:val="0"/>
+                <w:sz w:val="15"/>
+              </w:rPr>
+              <w:t>35%</w:t>
+            </w:r>
+          </w:p>
+        </w:tc>
+        <w:tc>
+          <w:tcPr>
+            <w:tcW w:type="dxa" w:w="1247"/>
+            <w:shd w:val="clear" w:color="auto" w:fill="F3F5F8"/>
+          </w:tcPr>
+          <w:p>
+            <w:pPr>
+              <w:spacing w:after="0" w:line="240" w:lineRule="auto"/>
+            </w:pPr>
+            <w:r/>
+            <w:r>
+              <w:rPr>
+                <w:b w:val="0"/>
+                <w:i w:val="0"/>
+                <w:sz w:val="15"/>
+              </w:rPr>
+              <w:t>Pauses after December under pressure; deficits widen</w:t>
+            </w:r>
+          </w:p>
+        </w:tc>
+        <w:tc>
+          <w:tcPr>
+            <w:tcW w:type="dxa" w:w="1247"/>
+            <w:shd w:val="clear" w:color="auto" w:fill="F3F5F8"/>
+          </w:tcPr>
+          <w:p>
+            <w:pPr>
+              <w:spacing w:after="0" w:line="240" w:lineRule="auto"/>
+            </w:pPr>
+            <w:r/>
+            <w:r>
+              <w:rPr>
+                <w:b w:val="0"/>
+                <w:i w:val="0"/>
+                <w:sz w:val="15"/>
+              </w:rPr>
+              <w:t>4.60%</w:t>
+            </w:r>
+          </w:p>
+        </w:tc>
+        <w:tc>
+          <w:tcPr>
+            <w:tcW w:type="dxa" w:w="1247"/>
+            <w:shd w:val="clear" w:color="auto" w:fill="F3F5F8"/>
+          </w:tcPr>
+          <w:p>
+            <w:pPr>
+              <w:spacing w:after="0" w:line="240" w:lineRule="auto"/>
+            </w:pPr>
+            <w:r/>
+            <w:r>
+              <w:rPr>
+                <w:b w:val="0"/>
+                <w:i w:val="0"/>
+                <w:sz w:val="15"/>
+              </w:rPr>
+              <w:t>5.60%</w:t>
+            </w:r>
+          </w:p>
+        </w:tc>
+        <w:tc>
+          <w:tcPr>
+            <w:tcW w:type="dxa" w:w="1247"/>
+            <w:shd w:val="clear" w:color="auto" w:fill="F3F5F8"/>
+          </w:tcPr>
+          <w:p>
+            <w:pPr>
+              <w:spacing w:after="0" w:line="240" w:lineRule="auto"/>
+            </w:pPr>
+            <w:r/>
+            <w:r>
+              <w:rPr>
+                <w:b w:val="0"/>
+                <w:i w:val="0"/>
+                <w:sz w:val="15"/>
+              </w:rPr>
+              <w:t>85bp</w:t>
+            </w:r>
+          </w:p>
+        </w:tc>
+        <w:tc>
+          <w:tcPr>
+            <w:tcW w:type="dxa" w:w="1247"/>
+            <w:shd w:val="clear" w:color="auto" w:fill="F3F5F8"/>
+          </w:tcPr>
+          <w:p>
+            <w:pPr>
+              <w:spacing w:after="0" w:line="240" w:lineRule="auto"/>
+            </w:pPr>
+            <w:r/>
+            <w:r>
+              <w:rPr>
+                <w:b w:val="0"/>
+                <w:i w:val="0"/>
+                <w:sz w:val="15"/>
+              </w:rPr>
+              <w:t>$4,550</w:t>
+            </w:r>
+          </w:p>
+        </w:tc>
+        <w:tc>
+          <w:tcPr>
+            <w:tcW w:type="dxa" w:w="1247"/>
+            <w:shd w:val="clear" w:color="auto" w:fill="F3F5F8"/>
+          </w:tcPr>
+          <w:p>
+            <w:pPr>
+              <w:spacing w:after="0" w:line="240" w:lineRule="auto"/>
+            </w:pPr>
+            <w:r/>
+            <w:r>
+              <w:rPr>
+                <w:b w:val="0"/>
+                <w:i w:val="0"/>
+                <w:sz w:val="15"/>
+              </w:rPr>
+              <w:t>Cook hearing drags on; new nominations; official gold buying continues</w:t>
+            </w:r>
+          </w:p>
+        </w:tc>
+      </w:tr>
+      <w:tr>
+        <w:tc>
+          <w:tcPr>
+            <w:tcW w:type="dxa" w:w="1247"/>
+          </w:tcPr>
+          <w:p>
+            <w:pPr>
+              <w:spacing w:after="0" w:line="240" w:lineRule="auto"/>
+            </w:pPr>
+            <w:r/>
+            <w:r>
+              <w:rPr>
+                <w:b w:val="0"/>
+                <w:i w:val="0"/>
+                <w:sz w:val="15"/>
+              </w:rPr>
+              <w:t>C. Capture or disorderly debasement</w:t>
+            </w:r>
+          </w:p>
+        </w:tc>
+        <w:tc>
+          <w:tcPr>
+            <w:tcW w:type="dxa" w:w="1247"/>
+          </w:tcPr>
+          <w:p>
+            <w:pPr>
+              <w:spacing w:after="0" w:line="240" w:lineRule="auto"/>
+            </w:pPr>
+            <w:r/>
+            <w:r>
+              <w:rPr>
+                <w:b w:val="0"/>
+                <w:i w:val="0"/>
+                <w:sz w:val="15"/>
+              </w:rPr>
+              <w:t>15%</w:t>
+            </w:r>
+          </w:p>
+        </w:tc>
+        <w:tc>
+          <w:tcPr>
+            <w:tcW w:type="dxa" w:w="1247"/>
+          </w:tcPr>
+          <w:p>
+            <w:pPr>
+              <w:spacing w:after="0" w:line="240" w:lineRule="auto"/>
+            </w:pPr>
+            <w:r/>
+            <w:r>
+              <w:rPr>
+                <w:b w:val="0"/>
+                <w:i w:val="0"/>
+                <w:sz w:val="15"/>
+              </w:rPr>
+              <w:t>Cook removed; a board majority pushes cuts by Q1 2027</w:t>
+            </w:r>
+          </w:p>
+        </w:tc>
+        <w:tc>
+          <w:tcPr>
+            <w:tcW w:type="dxa" w:w="1247"/>
+          </w:tcPr>
+          <w:p>
+            <w:pPr>
+              <w:spacing w:after="0" w:line="240" w:lineRule="auto"/>
+            </w:pPr>
+            <w:r/>
+            <w:r>
+              <w:rPr>
+                <w:b w:val="0"/>
+                <w:i w:val="0"/>
+                <w:sz w:val="15"/>
+              </w:rPr>
+              <w:t>4.00%</w:t>
+            </w:r>
+          </w:p>
+        </w:tc>
+        <w:tc>
+          <w:tcPr>
+            <w:tcW w:type="dxa" w:w="1247"/>
+          </w:tcPr>
+          <w:p>
+            <w:pPr>
+              <w:spacing w:after="0" w:line="240" w:lineRule="auto"/>
+            </w:pPr>
+            <w:r/>
+            <w:r>
+              <w:rPr>
+                <w:b w:val="0"/>
+                <w:i w:val="0"/>
+                <w:sz w:val="15"/>
+              </w:rPr>
+              <w:t>5.80%</w:t>
+            </w:r>
+          </w:p>
+        </w:tc>
+        <w:tc>
+          <w:tcPr>
+            <w:tcW w:type="dxa" w:w="1247"/>
+          </w:tcPr>
+          <w:p>
+            <w:pPr>
+              <w:spacing w:after="0" w:line="240" w:lineRule="auto"/>
+            </w:pPr>
+            <w:r/>
+            <w:r>
+              <w:rPr>
+                <w:b w:val="0"/>
+                <w:i w:val="0"/>
+                <w:sz w:val="15"/>
+              </w:rPr>
+              <w:t>175bp</w:t>
+            </w:r>
+          </w:p>
+        </w:tc>
+        <w:tc>
+          <w:tcPr>
+            <w:tcW w:type="dxa" w:w="1247"/>
+          </w:tcPr>
+          <w:p>
+            <w:pPr>
+              <w:spacing w:after="0" w:line="240" w:lineRule="auto"/>
+            </w:pPr>
+            <w:r/>
+            <w:r>
+              <w:rPr>
+                <w:b w:val="0"/>
+                <w:i w:val="0"/>
+                <w:sz w:val="15"/>
+              </w:rPr>
+              <w:t>$5,200</w:t>
+            </w:r>
+          </w:p>
+        </w:tc>
+        <w:tc>
+          <w:tcPr>
+            <w:tcW w:type="dxa" w:w="1247"/>
+          </w:tcPr>
+          <w:p>
+            <w:pPr>
+              <w:spacing w:after="0" w:line="240" w:lineRule="auto"/>
+            </w:pPr>
+            <w:r/>
+            <w:r>
+              <w:rPr>
+                <w:b w:val="0"/>
+                <w:i w:val="0"/>
+                <w:sz w:val="15"/>
+              </w:rPr>
+              <w:t>Cook removed; Warsh pivots; pressure on the balance sheet</w:t>
+            </w:r>
+          </w:p>
+        </w:tc>
+      </w:tr>
+      <w:tr>
+        <w:tc>
+          <w:tcPr>
+            <w:tcW w:type="dxa" w:w="1247"/>
+            <w:shd w:val="clear" w:color="auto" w:fill="F3F5F8"/>
+          </w:tcPr>
+          <w:p>
+            <w:pPr>
+              <w:spacing w:after="0" w:line="240" w:lineRule="auto"/>
+            </w:pPr>
+            <w:r/>
+            <w:r>
+              <w:rPr>
+                <w:b w:val="0"/>
+                <w:i w:val="0"/>
+                <w:sz w:val="15"/>
+              </w:rPr>
+              <w:t>D. Growth shock</w:t>
+            </w:r>
+          </w:p>
+        </w:tc>
+        <w:tc>
+          <w:tcPr>
+            <w:tcW w:type="dxa" w:w="1247"/>
+            <w:shd w:val="clear" w:color="auto" w:fill="F3F5F8"/>
+          </w:tcPr>
+          <w:p>
+            <w:pPr>
+              <w:spacing w:after="0" w:line="240" w:lineRule="auto"/>
+            </w:pPr>
+            <w:r/>
+            <w:r>
+              <w:rPr>
+                <w:b w:val="0"/>
+                <w:i w:val="0"/>
+                <w:sz w:val="15"/>
+              </w:rPr>
+              <w:t>10%</w:t>
+            </w:r>
+          </w:p>
+        </w:tc>
+        <w:tc>
+          <w:tcPr>
+            <w:tcW w:type="dxa" w:w="1247"/>
+            <w:shd w:val="clear" w:color="auto" w:fill="F3F5F8"/>
+          </w:tcPr>
+          <w:p>
+            <w:pPr>
+              <w:spacing w:after="0" w:line="240" w:lineRule="auto"/>
+            </w:pPr>
+            <w:r/>
+            <w:r>
+              <w:rPr>
+                <w:b w:val="0"/>
+                <w:i w:val="0"/>
+                <w:sz w:val="15"/>
+              </w:rPr>
+              <w:t>Cuts on the data, not politics</w:t>
+            </w:r>
+          </w:p>
+        </w:tc>
+        <w:tc>
+          <w:tcPr>
+            <w:tcW w:type="dxa" w:w="1247"/>
+            <w:shd w:val="clear" w:color="auto" w:fill="F3F5F8"/>
+          </w:tcPr>
+          <w:p>
+            <w:pPr>
+              <w:spacing w:after="0" w:line="240" w:lineRule="auto"/>
+            </w:pPr>
+            <w:r/>
+            <w:r>
+              <w:rPr>
+                <w:b w:val="0"/>
+                <w:i w:val="0"/>
+                <w:sz w:val="15"/>
+              </w:rPr>
+              <w:t>3.80%</w:t>
+            </w:r>
+          </w:p>
+        </w:tc>
+        <w:tc>
+          <w:tcPr>
+            <w:tcW w:type="dxa" w:w="1247"/>
+            <w:shd w:val="clear" w:color="auto" w:fill="F3F5F8"/>
+          </w:tcPr>
+          <w:p>
+            <w:pPr>
+              <w:spacing w:after="0" w:line="240" w:lineRule="auto"/>
+            </w:pPr>
+            <w:r/>
+            <w:r>
+              <w:rPr>
+                <w:b w:val="0"/>
+                <w:i w:val="0"/>
+                <w:sz w:val="15"/>
+              </w:rPr>
+              <w:t>5.00%</w:t>
+            </w:r>
+          </w:p>
+        </w:tc>
+        <w:tc>
+          <w:tcPr>
+            <w:tcW w:type="dxa" w:w="1247"/>
+            <w:shd w:val="clear" w:color="auto" w:fill="F3F5F8"/>
+          </w:tcPr>
+          <w:p>
+            <w:pPr>
+              <w:spacing w:after="0" w:line="240" w:lineRule="auto"/>
+            </w:pPr>
+            <w:r/>
+            <w:r>
+              <w:rPr>
+                <w:b w:val="0"/>
+                <w:i w:val="0"/>
+                <w:sz w:val="15"/>
+              </w:rPr>
+              <w:t>120bp</w:t>
+            </w:r>
+          </w:p>
+        </w:tc>
+        <w:tc>
+          <w:tcPr>
+            <w:tcW w:type="dxa" w:w="1247"/>
+            <w:shd w:val="clear" w:color="auto" w:fill="F3F5F8"/>
+          </w:tcPr>
+          <w:p>
+            <w:pPr>
+              <w:spacing w:after="0" w:line="240" w:lineRule="auto"/>
+            </w:pPr>
+            <w:r/>
+            <w:r>
+              <w:rPr>
+                <w:b w:val="0"/>
+                <w:i w:val="0"/>
+                <w:sz w:val="15"/>
+              </w:rPr>
+              <w:t>$4,500</w:t>
+            </w:r>
+          </w:p>
+        </w:tc>
+        <w:tc>
+          <w:tcPr>
+            <w:tcW w:type="dxa" w:w="1247"/>
+            <w:shd w:val="clear" w:color="auto" w:fill="F3F5F8"/>
+          </w:tcPr>
+          <w:p>
+            <w:pPr>
+              <w:spacing w:after="0" w:line="240" w:lineRule="auto"/>
+            </w:pPr>
+            <w:r/>
+            <w:r>
+              <w:rPr>
+                <w:b w:val="0"/>
+                <w:i w:val="0"/>
+                <w:sz w:val="15"/>
+              </w:rPr>
+              <w:t>Theme 5's burst; payrolls turn negative</w:t>
+            </w:r>
+          </w:p>
+        </w:tc>
+      </w:tr>
+    </w:tbl>
+    <w:p>
+      <w:pPr>
+        <w:spacing w:after="40"/>
+      </w:pPr>
+    </w:p>
+    <w:p>
+      <w:pPr>
+        <w:pStyle w:val="ListBullet"/>
+        <w:spacing w:after="40"/>
+      </w:pPr>
+      <w:r>
+        <w:rPr>
+          <w:b w:val="0"/>
+          <w:i/>
+        </w:rPr>
+        <w:t>Signposts:</w:t>
+      </w:r>
+      <w:r>
+        <w:rPr>
+          <w:b w:val="0"/>
+          <w:i w:val="0"/>
+        </w:rPr>
+        <w:t xml:space="preserve"> FOMC (28 Oct, 9 Dec), the Cook hearing (December at the earliest), board nominations, Treasury refunding (4 Nov), and the World Gold Council's monthly central bank data.</w:t>
+      </w:r>
+    </w:p>
+    <w:p>
+      <w:pPr>
+        <w:pStyle w:val="ListBullet"/>
+        <w:spacing w:after="40"/>
+      </w:pPr>
+      <w:r>
+        <w:rPr>
+          <w:b w:val="0"/>
+          <w:i/>
+        </w:rPr>
+        <w:t>Pairings:</w:t>
+      </w:r>
+      <w:r>
+        <w:rPr>
+          <w:b w:val="0"/>
+          <w:i w:val="0"/>
+        </w:rPr>
+        <w:t xml:space="preserve"> B and C weaken the dollar, which helps Theme 7 (USDJPY put spread) and Theme 4 (EURUSD calls). D is Theme 5's burst.</w:t>
+      </w:r>
+    </w:p>
+    <w:p>
+      <w:pPr>
+        <w:pStyle w:val="Heading2"/>
+      </w:pPr>
+      <w:r>
+        <w:t>Trades</w:t>
+      </w:r>
+    </w:p>
+    <w:p>
+      <w:r>
+        <w:rPr>
+          <w:b/>
+          <w:i w:val="0"/>
+        </w:rPr>
+        <w:t>Expected P&amp;L is +£0.89m on £2.01m of max loss: +£4.31m on capture, +£2.26m on a growth shock, +£1.43m on slow debasement and −£1.22m if the dollar holds. The theme makes money in three of four scenarios because the steepener and gold also pay in Theme 5's burst.</w:t>
+      </w:r>
+    </w:p>
+    <w:tbl>
+      <w:tblPr>
+        <w:tblStyle w:val="TableGrid"/>
+        <w:tblW w:type="auto" w:w="0"/>
+        <w:jc w:val="center"/>
+        <w:tblLook w:firstColumn="1" w:firstRow="1" w:lastColumn="0" w:lastRow="0" w:noHBand="0" w:noVBand="1" w:val="04A0"/>
+        <w:tblCellMar>
+          <w:top w:w="45" w:type="dxa"/>
+          <w:bottom w:w="45" w:type="dxa"/>
+          <w:left w:w="45" w:type="dxa"/>
+          <w:right w:w="45" w:type="dxa"/>
+        </w:tblCellMar>
+      </w:tblPr>
+      <w:tblGrid>
+        <w:gridCol w:w="998"/>
+        <w:gridCol w:w="998"/>
+        <w:gridCol w:w="998"/>
+        <w:gridCol w:w="998"/>
+        <w:gridCol w:w="998"/>
+        <w:gridCol w:w="998"/>
+        <w:gridCol w:w="998"/>
+        <w:gridCol w:w="998"/>
+        <w:gridCol w:w="998"/>
+        <w:gridCol w:w="998"/>
+      </w:tblGrid>
+      <w:tr>
+        <w:tc>
+          <w:tcPr>
+            <w:tcW w:type="dxa" w:w="998"/>
+            <w:shd w:val="clear" w:color="auto" w:fill="1F3A5F"/>
+          </w:tcPr>
+          <w:p>
+            <w:pPr>
+              <w:spacing w:after="0" w:line="240" w:lineRule="auto"/>
+            </w:pPr>
+            <w:r/>
+            <w:r>
+              <w:rPr>
+                <w:b/>
+                <w:i w:val="0"/>
+                <w:color w:val="FFFFFF"/>
+                <w:sz w:val="15"/>
+              </w:rPr>
+              <w:t>#</w:t>
+            </w:r>
+          </w:p>
+        </w:tc>
+        <w:tc>
+          <w:tcPr>
+            <w:tcW w:type="dxa" w:w="998"/>
+            <w:shd w:val="clear" w:color="auto" w:fill="1F3A5F"/>
+          </w:tcPr>
+          <w:p>
+            <w:pPr>
+              <w:spacing w:after="0" w:line="240" w:lineRule="auto"/>
+            </w:pPr>
+            <w:r/>
+            <w:r>
+              <w:rPr>
+                <w:b/>
+                <w:i w:val="0"/>
+                <w:color w:val="FFFFFF"/>
+                <w:sz w:val="15"/>
+              </w:rPr>
+              <w:t>Trade</w:t>
+            </w:r>
+          </w:p>
+        </w:tc>
+        <w:tc>
+          <w:tcPr>
+            <w:tcW w:type="dxa" w:w="998"/>
+            <w:shd w:val="clear" w:color="auto" w:fill="1F3A5F"/>
+          </w:tcPr>
+          <w:p>
+            <w:pPr>
+              <w:spacing w:after="0" w:line="240" w:lineRule="auto"/>
+            </w:pPr>
+            <w:r/>
+            <w:r>
+              <w:rPr>
+                <w:b/>
+                <w:i w:val="0"/>
+                <w:color w:val="FFFFFF"/>
+                <w:sz w:val="15"/>
+              </w:rPr>
+              <w:t>Entry</w:t>
+            </w:r>
+          </w:p>
+        </w:tc>
+        <w:tc>
+          <w:tcPr>
+            <w:tcW w:type="dxa" w:w="998"/>
+            <w:shd w:val="clear" w:color="auto" w:fill="1F3A5F"/>
+          </w:tcPr>
+          <w:p>
+            <w:pPr>
+              <w:spacing w:after="0" w:line="240" w:lineRule="auto"/>
+            </w:pPr>
+            <w:r/>
+            <w:r>
+              <w:rPr>
+                <w:b/>
+                <w:i w:val="0"/>
+                <w:color w:val="FFFFFF"/>
+                <w:sz w:val="15"/>
+              </w:rPr>
+              <w:t>Target</w:t>
+            </w:r>
+          </w:p>
+        </w:tc>
+        <w:tc>
+          <w:tcPr>
+            <w:tcW w:type="dxa" w:w="998"/>
+            <w:shd w:val="clear" w:color="auto" w:fill="1F3A5F"/>
+          </w:tcPr>
+          <w:p>
+            <w:pPr>
+              <w:spacing w:after="0" w:line="240" w:lineRule="auto"/>
+            </w:pPr>
+            <w:r/>
+            <w:r>
+              <w:rPr>
+                <w:b/>
+                <w:i w:val="0"/>
+                <w:color w:val="FFFFFF"/>
+                <w:sz w:val="15"/>
+              </w:rPr>
+              <w:t>Stop</w:t>
+            </w:r>
+          </w:p>
+        </w:tc>
+        <w:tc>
+          <w:tcPr>
+            <w:tcW w:type="dxa" w:w="998"/>
+            <w:shd w:val="clear" w:color="auto" w:fill="1F3A5F"/>
+          </w:tcPr>
+          <w:p>
+            <w:pPr>
+              <w:spacing w:after="0" w:line="240" w:lineRule="auto"/>
+            </w:pPr>
+            <w:r/>
+            <w:r>
+              <w:rPr>
+                <w:b/>
+                <w:i w:val="0"/>
+                <w:color w:val="FFFFFF"/>
+                <w:sz w:val="15"/>
+              </w:rPr>
+              <w:t>R : R</w:t>
+            </w:r>
+          </w:p>
+        </w:tc>
+        <w:tc>
+          <w:tcPr>
+            <w:tcW w:type="dxa" w:w="998"/>
+            <w:shd w:val="clear" w:color="auto" w:fill="1F3A5F"/>
+          </w:tcPr>
+          <w:p>
+            <w:pPr>
+              <w:spacing w:after="0" w:line="240" w:lineRule="auto"/>
+            </w:pPr>
+            <w:r/>
+            <w:r>
+              <w:rPr>
+                <w:b/>
+                <w:i w:val="0"/>
+                <w:color w:val="FFFFFF"/>
+                <w:sz w:val="15"/>
+              </w:rPr>
+              <w:t>Conv.</w:t>
+            </w:r>
+          </w:p>
+        </w:tc>
+        <w:tc>
+          <w:tcPr>
+            <w:tcW w:type="dxa" w:w="998"/>
+            <w:shd w:val="clear" w:color="auto" w:fill="1F3A5F"/>
+          </w:tcPr>
+          <w:p>
+            <w:pPr>
+              <w:spacing w:after="0" w:line="240" w:lineRule="auto"/>
+            </w:pPr>
+            <w:r/>
+            <w:r>
+              <w:rPr>
+                <w:b/>
+                <w:i w:val="0"/>
+                <w:color w:val="FFFFFF"/>
+                <w:sz w:val="15"/>
+              </w:rPr>
+              <w:t>Size</w:t>
+            </w:r>
+          </w:p>
+        </w:tc>
+        <w:tc>
+          <w:tcPr>
+            <w:tcW w:type="dxa" w:w="998"/>
+            <w:shd w:val="clear" w:color="auto" w:fill="1F3A5F"/>
+          </w:tcPr>
+          <w:p>
+            <w:pPr>
+              <w:spacing w:after="0" w:line="240" w:lineRule="auto"/>
+            </w:pPr>
+            <w:r/>
+            <w:r>
+              <w:rPr>
+                <w:b/>
+                <w:i w:val="0"/>
+                <w:color w:val="FFFFFF"/>
+                <w:sz w:val="15"/>
+              </w:rPr>
+              <w:t>Max loss</w:t>
+            </w:r>
+          </w:p>
+        </w:tc>
+        <w:tc>
+          <w:tcPr>
+            <w:tcW w:type="dxa" w:w="998"/>
+            <w:shd w:val="clear" w:color="auto" w:fill="1F3A5F"/>
+          </w:tcPr>
+          <w:p>
+            <w:pPr>
+              <w:spacing w:after="0" w:line="240" w:lineRule="auto"/>
+            </w:pPr>
+            <w:r/>
+            <w:r>
+              <w:rPr>
+                <w:b/>
+                <w:i w:val="0"/>
+                <w:color w:val="FFFFFF"/>
+                <w:sz w:val="15"/>
+              </w:rPr>
+              <w:t>Exp. P&amp;L</w:t>
+            </w:r>
+          </w:p>
+        </w:tc>
+      </w:tr>
+      <w:tr>
+        <w:tc>
+          <w:tcPr>
+            <w:tcW w:type="dxa" w:w="998"/>
+          </w:tcPr>
+          <w:p>
+            <w:pPr>
+              <w:spacing w:after="0" w:line="240" w:lineRule="auto"/>
+            </w:pPr>
+            <w:r/>
+            <w:r>
+              <w:rPr>
+                <w:b w:val="0"/>
+                <w:i w:val="0"/>
+                <w:sz w:val="15"/>
+              </w:rPr>
+              <w:t>T20</w:t>
+            </w:r>
+          </w:p>
+        </w:tc>
+        <w:tc>
+          <w:tcPr>
+            <w:tcW w:type="dxa" w:w="998"/>
+          </w:tcPr>
+          <w:p>
+            <w:pPr>
+              <w:spacing w:after="0" w:line="240" w:lineRule="auto"/>
+            </w:pPr>
+            <w:r/>
+            <w:r>
+              <w:rPr>
+                <w:b w:val="0"/>
+                <w:i w:val="0"/>
+                <w:sz w:val="15"/>
+              </w:rPr>
+              <w:t>UST 2s30s steepener (DV01-neutral)</w:t>
+            </w:r>
+          </w:p>
+        </w:tc>
+        <w:tc>
+          <w:tcPr>
+            <w:tcW w:type="dxa" w:w="998"/>
+          </w:tcPr>
+          <w:p>
+            <w:pPr>
+              <w:spacing w:after="0" w:line="240" w:lineRule="auto"/>
+            </w:pPr>
+            <w:r/>
+            <w:r>
+              <w:rPr>
+                <w:b w:val="0"/>
+                <w:i w:val="0"/>
+                <w:sz w:val="15"/>
+              </w:rPr>
+              <w:t>71bp</w:t>
+            </w:r>
+          </w:p>
+        </w:tc>
+        <w:tc>
+          <w:tcPr>
+            <w:tcW w:type="dxa" w:w="998"/>
+          </w:tcPr>
+          <w:p>
+            <w:pPr>
+              <w:spacing w:after="0" w:line="240" w:lineRule="auto"/>
+            </w:pPr>
+            <w:r/>
+            <w:r>
+              <w:rPr>
+                <w:b w:val="0"/>
+                <w:i w:val="0"/>
+                <w:sz w:val="15"/>
+              </w:rPr>
+              <w:t>120bp</w:t>
+            </w:r>
+          </w:p>
+        </w:tc>
+        <w:tc>
+          <w:tcPr>
+            <w:tcW w:type="dxa" w:w="998"/>
+          </w:tcPr>
+          <w:p>
+            <w:pPr>
+              <w:spacing w:after="0" w:line="240" w:lineRule="auto"/>
+            </w:pPr>
+            <w:r/>
+            <w:r>
+              <w:rPr>
+                <w:b w:val="0"/>
+                <w:i w:val="0"/>
+                <w:sz w:val="15"/>
+              </w:rPr>
+              <w:t>50bp</w:t>
+            </w:r>
+          </w:p>
+        </w:tc>
+        <w:tc>
+          <w:tcPr>
+            <w:tcW w:type="dxa" w:w="998"/>
+          </w:tcPr>
+          <w:p>
+            <w:pPr>
+              <w:spacing w:after="0" w:line="240" w:lineRule="auto"/>
+            </w:pPr>
+            <w:r/>
+            <w:r>
+              <w:rPr>
+                <w:b w:val="0"/>
+                <w:i w:val="0"/>
+                <w:sz w:val="15"/>
+              </w:rPr>
+              <w:t>2.3x</w:t>
+            </w:r>
+          </w:p>
+        </w:tc>
+        <w:tc>
+          <w:tcPr>
+            <w:tcW w:type="dxa" w:w="998"/>
+          </w:tcPr>
+          <w:p>
+            <w:pPr>
+              <w:spacing w:after="0" w:line="240" w:lineRule="auto"/>
+            </w:pPr>
+            <w:r/>
+            <w:r>
+              <w:rPr>
+                <w:b w:val="0"/>
+                <w:i w:val="0"/>
+                <w:sz w:val="15"/>
+              </w:rPr>
+              <w:t>3</w:t>
+            </w:r>
+          </w:p>
+        </w:tc>
+        <w:tc>
+          <w:tcPr>
+            <w:tcW w:type="dxa" w:w="998"/>
+          </w:tcPr>
+          <w:p>
+            <w:pPr>
+              <w:spacing w:after="0" w:line="240" w:lineRule="auto"/>
+            </w:pPr>
+            <w:r/>
+            <w:r>
+              <w:rPr>
+                <w:b w:val="0"/>
+                <w:i w:val="0"/>
+                <w:sz w:val="15"/>
+              </w:rPr>
+              <w:t>£48k/bp</w:t>
+            </w:r>
+          </w:p>
+        </w:tc>
+        <w:tc>
+          <w:tcPr>
+            <w:tcW w:type="dxa" w:w="998"/>
+          </w:tcPr>
+          <w:p>
+            <w:pPr>
+              <w:spacing w:after="0" w:line="240" w:lineRule="auto"/>
+            </w:pPr>
+            <w:r/>
+            <w:r>
+              <w:rPr>
+                <w:b w:val="0"/>
+                <w:i w:val="0"/>
+                <w:sz w:val="15"/>
+              </w:rPr>
+              <w:t>£1.01m</w:t>
+            </w:r>
+          </w:p>
+        </w:tc>
+        <w:tc>
+          <w:tcPr>
+            <w:tcW w:type="dxa" w:w="998"/>
+          </w:tcPr>
+          <w:p>
+            <w:pPr>
+              <w:spacing w:after="0" w:line="240" w:lineRule="auto"/>
+            </w:pPr>
+            <w:r/>
+            <w:r>
+              <w:rPr>
+                <w:b w:val="0"/>
+                <w:i w:val="0"/>
+                <w:sz w:val="15"/>
+              </w:rPr>
+              <w:t>+£514k</w:t>
+            </w:r>
+          </w:p>
+        </w:tc>
+      </w:tr>
+      <w:tr>
+        <w:tc>
+          <w:tcPr>
+            <w:tcW w:type="dxa" w:w="998"/>
+            <w:shd w:val="clear" w:color="auto" w:fill="F3F5F8"/>
+          </w:tcPr>
+          <w:p>
+            <w:pPr>
+              <w:spacing w:after="0" w:line="240" w:lineRule="auto"/>
+            </w:pPr>
+            <w:r/>
+            <w:r>
+              <w:rPr>
+                <w:b w:val="0"/>
+                <w:i w:val="0"/>
+                <w:sz w:val="15"/>
+              </w:rPr>
+              <w:t>T21</w:t>
+            </w:r>
+          </w:p>
+        </w:tc>
+        <w:tc>
+          <w:tcPr>
+            <w:tcW w:type="dxa" w:w="998"/>
+            <w:shd w:val="clear" w:color="auto" w:fill="F3F5F8"/>
+          </w:tcPr>
+          <w:p>
+            <w:pPr>
+              <w:spacing w:after="0" w:line="240" w:lineRule="auto"/>
+            </w:pPr>
+            <w:r/>
+            <w:r>
+              <w:rPr>
+                <w:b w:val="0"/>
+                <w:i w:val="0"/>
+                <w:sz w:val="15"/>
+              </w:rPr>
+              <w:t>Short 30y UST</w:t>
+            </w:r>
+          </w:p>
+        </w:tc>
+        <w:tc>
+          <w:tcPr>
+            <w:tcW w:type="dxa" w:w="998"/>
+            <w:shd w:val="clear" w:color="auto" w:fill="F3F5F8"/>
+          </w:tcPr>
+          <w:p>
+            <w:pPr>
+              <w:spacing w:after="0" w:line="240" w:lineRule="auto"/>
+            </w:pPr>
+            <w:r/>
+            <w:r>
+              <w:rPr>
+                <w:b w:val="0"/>
+                <w:i w:val="0"/>
+                <w:sz w:val="15"/>
+              </w:rPr>
+              <w:t>5.48%</w:t>
+            </w:r>
+          </w:p>
+        </w:tc>
+        <w:tc>
+          <w:tcPr>
+            <w:tcW w:type="dxa" w:w="998"/>
+            <w:shd w:val="clear" w:color="auto" w:fill="F3F5F8"/>
+          </w:tcPr>
+          <w:p>
+            <w:pPr>
+              <w:spacing w:after="0" w:line="240" w:lineRule="auto"/>
+            </w:pPr>
+            <w:r/>
+            <w:r>
+              <w:rPr>
+                <w:b w:val="0"/>
+                <w:i w:val="0"/>
+                <w:sz w:val="15"/>
+              </w:rPr>
+              <w:t>6.00%</w:t>
+            </w:r>
+          </w:p>
+        </w:tc>
+        <w:tc>
+          <w:tcPr>
+            <w:tcW w:type="dxa" w:w="998"/>
+            <w:shd w:val="clear" w:color="auto" w:fill="F3F5F8"/>
+          </w:tcPr>
+          <w:p>
+            <w:pPr>
+              <w:spacing w:after="0" w:line="240" w:lineRule="auto"/>
+            </w:pPr>
+            <w:r/>
+            <w:r>
+              <w:rPr>
+                <w:b w:val="0"/>
+                <w:i w:val="0"/>
+                <w:sz w:val="15"/>
+              </w:rPr>
+              <w:t>5.25%</w:t>
+            </w:r>
+          </w:p>
+        </w:tc>
+        <w:tc>
+          <w:tcPr>
+            <w:tcW w:type="dxa" w:w="998"/>
+            <w:shd w:val="clear" w:color="auto" w:fill="F3F5F8"/>
+          </w:tcPr>
+          <w:p>
+            <w:pPr>
+              <w:spacing w:after="0" w:line="240" w:lineRule="auto"/>
+            </w:pPr>
+            <w:r/>
+            <w:r>
+              <w:rPr>
+                <w:b w:val="0"/>
+                <w:i w:val="0"/>
+                <w:sz w:val="15"/>
+              </w:rPr>
+              <w:t>2.3x</w:t>
+            </w:r>
+          </w:p>
+        </w:tc>
+        <w:tc>
+          <w:tcPr>
+            <w:tcW w:type="dxa" w:w="998"/>
+            <w:shd w:val="clear" w:color="auto" w:fill="F3F5F8"/>
+          </w:tcPr>
+          <w:p>
+            <w:pPr>
+              <w:spacing w:after="0" w:line="240" w:lineRule="auto"/>
+            </w:pPr>
+            <w:r/>
+            <w:r>
+              <w:rPr>
+                <w:b w:val="0"/>
+                <w:i w:val="0"/>
+                <w:sz w:val="15"/>
+              </w:rPr>
+              <w:t>2</w:t>
+            </w:r>
+          </w:p>
+        </w:tc>
+        <w:tc>
+          <w:tcPr>
+            <w:tcW w:type="dxa" w:w="998"/>
+            <w:shd w:val="clear" w:color="auto" w:fill="F3F5F8"/>
+          </w:tcPr>
+          <w:p>
+            <w:pPr>
+              <w:spacing w:after="0" w:line="240" w:lineRule="auto"/>
+            </w:pPr>
+            <w:r/>
+            <w:r>
+              <w:rPr>
+                <w:b w:val="0"/>
+                <w:i w:val="0"/>
+                <w:sz w:val="15"/>
+              </w:rPr>
+              <w:t>£22k/bp</w:t>
+            </w:r>
+          </w:p>
+        </w:tc>
+        <w:tc>
+          <w:tcPr>
+            <w:tcW w:type="dxa" w:w="998"/>
+            <w:shd w:val="clear" w:color="auto" w:fill="F3F5F8"/>
+          </w:tcPr>
+          <w:p>
+            <w:pPr>
+              <w:spacing w:after="0" w:line="240" w:lineRule="auto"/>
+            </w:pPr>
+            <w:r/>
+            <w:r>
+              <w:rPr>
+                <w:b w:val="0"/>
+                <w:i w:val="0"/>
+                <w:sz w:val="15"/>
+              </w:rPr>
+              <w:t>£502k</w:t>
+            </w:r>
+          </w:p>
+        </w:tc>
+        <w:tc>
+          <w:tcPr>
+            <w:tcW w:type="dxa" w:w="998"/>
+            <w:shd w:val="clear" w:color="auto" w:fill="F3F5F8"/>
+          </w:tcPr>
+          <w:p>
+            <w:pPr>
+              <w:spacing w:after="0" w:line="240" w:lineRule="auto"/>
+            </w:pPr>
+            <w:r/>
+            <w:r>
+              <w:rPr>
+                <w:b w:val="0"/>
+                <w:i w:val="0"/>
+                <w:sz w:val="15"/>
+              </w:rPr>
+              <w:t>+£164k</w:t>
+            </w:r>
+          </w:p>
+        </w:tc>
+      </w:tr>
+      <w:tr>
+        <w:tc>
+          <w:tcPr>
+            <w:tcW w:type="dxa" w:w="998"/>
+          </w:tcPr>
+          <w:p>
+            <w:pPr>
+              <w:spacing w:after="0" w:line="240" w:lineRule="auto"/>
+            </w:pPr>
+            <w:r/>
+            <w:r>
+              <w:rPr>
+                <w:b w:val="0"/>
+                <w:i w:val="0"/>
+                <w:sz w:val="15"/>
+              </w:rPr>
+              <w:t>T22</w:t>
+            </w:r>
+          </w:p>
+        </w:tc>
+        <w:tc>
+          <w:tcPr>
+            <w:tcW w:type="dxa" w:w="998"/>
+          </w:tcPr>
+          <w:p>
+            <w:pPr>
+              <w:spacing w:after="0" w:line="240" w:lineRule="auto"/>
+            </w:pPr>
+            <w:r/>
+            <w:r>
+              <w:rPr>
+                <w:b w:val="0"/>
+                <w:i w:val="0"/>
+                <w:sz w:val="15"/>
+              </w:rPr>
+              <w:t>Long gold, Jun-27 futures</w:t>
+            </w:r>
+          </w:p>
+        </w:tc>
+        <w:tc>
+          <w:tcPr>
+            <w:tcW w:type="dxa" w:w="998"/>
+          </w:tcPr>
+          <w:p>
+            <w:pPr>
+              <w:spacing w:after="0" w:line="240" w:lineRule="auto"/>
+            </w:pPr>
+            <w:r/>
+            <w:r>
+              <w:rPr>
+                <w:b w:val="0"/>
+                <w:i w:val="0"/>
+                <w:sz w:val="15"/>
+              </w:rPr>
+              <w:t>$4,255</w:t>
+            </w:r>
+          </w:p>
+        </w:tc>
+        <w:tc>
+          <w:tcPr>
+            <w:tcW w:type="dxa" w:w="998"/>
+          </w:tcPr>
+          <w:p>
+            <w:pPr>
+              <w:spacing w:after="0" w:line="240" w:lineRule="auto"/>
+            </w:pPr>
+            <w:r/>
+            <w:r>
+              <w:rPr>
+                <w:b w:val="0"/>
+                <w:i w:val="0"/>
+                <w:sz w:val="15"/>
+              </w:rPr>
+              <w:t>$5,000</w:t>
+            </w:r>
+          </w:p>
+        </w:tc>
+        <w:tc>
+          <w:tcPr>
+            <w:tcW w:type="dxa" w:w="998"/>
+          </w:tcPr>
+          <w:p>
+            <w:pPr>
+              <w:spacing w:after="0" w:line="240" w:lineRule="auto"/>
+            </w:pPr>
+            <w:r/>
+            <w:r>
+              <w:rPr>
+                <w:b w:val="0"/>
+                <w:i w:val="0"/>
+                <w:sz w:val="15"/>
+              </w:rPr>
+              <w:t>$3,960</w:t>
+            </w:r>
+          </w:p>
+        </w:tc>
+        <w:tc>
+          <w:tcPr>
+            <w:tcW w:type="dxa" w:w="998"/>
+          </w:tcPr>
+          <w:p>
+            <w:pPr>
+              <w:spacing w:after="0" w:line="240" w:lineRule="auto"/>
+            </w:pPr>
+            <w:r/>
+            <w:r>
+              <w:rPr>
+                <w:b w:val="0"/>
+                <w:i w:val="0"/>
+                <w:sz w:val="15"/>
+              </w:rPr>
+              <w:t>2.5x</w:t>
+            </w:r>
+          </w:p>
+        </w:tc>
+        <w:tc>
+          <w:tcPr>
+            <w:tcW w:type="dxa" w:w="998"/>
+          </w:tcPr>
+          <w:p>
+            <w:pPr>
+              <w:spacing w:after="0" w:line="240" w:lineRule="auto"/>
+            </w:pPr>
+            <w:r/>
+            <w:r>
+              <w:rPr>
+                <w:b w:val="0"/>
+                <w:i w:val="0"/>
+                <w:sz w:val="15"/>
+              </w:rPr>
+              <w:t>2</w:t>
+            </w:r>
+          </w:p>
+        </w:tc>
+        <w:tc>
+          <w:tcPr>
+            <w:tcW w:type="dxa" w:w="998"/>
+          </w:tcPr>
+          <w:p>
+            <w:pPr>
+              <w:spacing w:after="0" w:line="240" w:lineRule="auto"/>
+            </w:pPr>
+            <w:r/>
+            <w:r>
+              <w:rPr>
+                <w:b w:val="0"/>
+                <w:i w:val="0"/>
+                <w:sz w:val="15"/>
+              </w:rPr>
+              <w:t>£1.70k per $1 (~2,270oz)</w:t>
+            </w:r>
+          </w:p>
+        </w:tc>
+        <w:tc>
+          <w:tcPr>
+            <w:tcW w:type="dxa" w:w="998"/>
+          </w:tcPr>
+          <w:p>
+            <w:pPr>
+              <w:spacing w:after="0" w:line="240" w:lineRule="auto"/>
+            </w:pPr>
+            <w:r/>
+            <w:r>
+              <w:rPr>
+                <w:b w:val="0"/>
+                <w:i w:val="0"/>
+                <w:sz w:val="15"/>
+              </w:rPr>
+              <w:t>£502k</w:t>
+            </w:r>
+          </w:p>
+        </w:tc>
+        <w:tc>
+          <w:tcPr>
+            <w:tcW w:type="dxa" w:w="998"/>
+          </w:tcPr>
+          <w:p>
+            <w:pPr>
+              <w:spacing w:after="0" w:line="240" w:lineRule="auto"/>
+            </w:pPr>
+            <w:r/>
+            <w:r>
+              <w:rPr>
+                <w:b w:val="0"/>
+                <w:i w:val="0"/>
+                <w:sz w:val="15"/>
+              </w:rPr>
+              <w:t>+£207k</w:t>
+            </w:r>
+          </w:p>
+        </w:tc>
+      </w:tr>
+      <w:tr>
+        <w:tc>
+          <w:tcPr>
+            <w:tcW w:type="dxa" w:w="998"/>
+            <w:shd w:val="clear" w:color="auto" w:fill="DCE4EE"/>
+          </w:tcPr>
+          <w:p>
+            <w:pPr>
+              <w:spacing w:after="0" w:line="240" w:lineRule="auto"/>
+            </w:pPr>
+            <w:r/>
+          </w:p>
+        </w:tc>
+        <w:tc>
+          <w:tcPr>
+            <w:tcW w:type="dxa" w:w="998"/>
+            <w:shd w:val="clear" w:color="auto" w:fill="DCE4EE"/>
+          </w:tcPr>
+          <w:p>
+            <w:pPr>
+              <w:spacing w:after="0" w:line="240" w:lineRule="auto"/>
+            </w:pPr>
+            <w:r/>
+            <w:r>
+              <w:rPr>
+                <w:b/>
+                <w:i w:val="0"/>
+                <w:sz w:val="15"/>
+              </w:rPr>
+              <w:t>Total</w:t>
+            </w:r>
+          </w:p>
+        </w:tc>
+        <w:tc>
+          <w:tcPr>
+            <w:tcW w:type="dxa" w:w="998"/>
+            <w:shd w:val="clear" w:color="auto" w:fill="DCE4EE"/>
+          </w:tcPr>
+          <w:p>
+            <w:pPr>
+              <w:spacing w:after="0" w:line="240" w:lineRule="auto"/>
+            </w:pPr>
+            <w:r/>
+          </w:p>
+        </w:tc>
+        <w:tc>
+          <w:tcPr>
+            <w:tcW w:type="dxa" w:w="998"/>
+            <w:shd w:val="clear" w:color="auto" w:fill="DCE4EE"/>
+          </w:tcPr>
+          <w:p>
+            <w:pPr>
+              <w:spacing w:after="0" w:line="240" w:lineRule="auto"/>
+            </w:pPr>
+            <w:r/>
+          </w:p>
+        </w:tc>
+        <w:tc>
+          <w:tcPr>
+            <w:tcW w:type="dxa" w:w="998"/>
+            <w:shd w:val="clear" w:color="auto" w:fill="DCE4EE"/>
+          </w:tcPr>
+          <w:p>
+            <w:pPr>
+              <w:spacing w:after="0" w:line="240" w:lineRule="auto"/>
+            </w:pPr>
+            <w:r/>
+          </w:p>
+        </w:tc>
+        <w:tc>
+          <w:tcPr>
+            <w:tcW w:type="dxa" w:w="998"/>
+            <w:shd w:val="clear" w:color="auto" w:fill="DCE4EE"/>
+          </w:tcPr>
+          <w:p>
+            <w:pPr>
+              <w:spacing w:after="0" w:line="240" w:lineRule="auto"/>
+            </w:pPr>
+            <w:r/>
+          </w:p>
+        </w:tc>
+        <w:tc>
+          <w:tcPr>
+            <w:tcW w:type="dxa" w:w="998"/>
+            <w:shd w:val="clear" w:color="auto" w:fill="DCE4EE"/>
+          </w:tcPr>
+          <w:p>
+            <w:pPr>
+              <w:spacing w:after="0" w:line="240" w:lineRule="auto"/>
+            </w:pPr>
+            <w:r/>
+          </w:p>
+        </w:tc>
+        <w:tc>
+          <w:tcPr>
+            <w:tcW w:type="dxa" w:w="998"/>
+            <w:shd w:val="clear" w:color="auto" w:fill="DCE4EE"/>
+          </w:tcPr>
+          <w:p>
+            <w:pPr>
+              <w:spacing w:after="0" w:line="240" w:lineRule="auto"/>
+            </w:pPr>
+            <w:r/>
+          </w:p>
+        </w:tc>
+        <w:tc>
+          <w:tcPr>
+            <w:tcW w:type="dxa" w:w="998"/>
+            <w:shd w:val="clear" w:color="auto" w:fill="DCE4EE"/>
+          </w:tcPr>
+          <w:p>
+            <w:pPr>
+              <w:spacing w:after="0" w:line="240" w:lineRule="auto"/>
+            </w:pPr>
+            <w:r/>
+            <w:r>
+              <w:rPr>
+                <w:b/>
+                <w:i w:val="0"/>
+                <w:sz w:val="15"/>
+              </w:rPr>
+              <w:t>£2.01m</w:t>
+            </w:r>
+          </w:p>
+        </w:tc>
+        <w:tc>
+          <w:tcPr>
+            <w:tcW w:type="dxa" w:w="998"/>
+            <w:shd w:val="clear" w:color="auto" w:fill="DCE4EE"/>
+          </w:tcPr>
+          <w:p>
+            <w:pPr>
+              <w:spacing w:after="0" w:line="240" w:lineRule="auto"/>
+            </w:pPr>
+            <w:r/>
+            <w:r>
+              <w:rPr>
+                <w:b/>
+                <w:i w:val="0"/>
+                <w:sz w:val="15"/>
+              </w:rPr>
+              <w:t>+£0.89m</w:t>
+            </w:r>
+          </w:p>
+        </w:tc>
+      </w:tr>
+    </w:tbl>
+    <w:p>
+      <w:pPr>
+        <w:spacing w:after="40"/>
+      </w:pPr>
+    </w:p>
+    <w:tbl>
+      <w:tblPr>
+        <w:tblStyle w:val="TableGrid"/>
+        <w:tblW w:type="auto" w:w="0"/>
+        <w:jc w:val="center"/>
+        <w:tblLook w:firstColumn="1" w:firstRow="1" w:lastColumn="0" w:lastRow="0" w:noHBand="0" w:noVBand="1" w:val="04A0"/>
+        <w:tblCellMar>
+          <w:top w:w="45" w:type="dxa"/>
+          <w:bottom w:w="45" w:type="dxa"/>
+          <w:left w:w="45" w:type="dxa"/>
+          <w:right w:w="45" w:type="dxa"/>
+        </w:tblCellMar>
+      </w:tblPr>
+      <w:tblGrid>
+        <w:gridCol w:w="1996"/>
+        <w:gridCol w:w="1996"/>
+        <w:gridCol w:w="1996"/>
+        <w:gridCol w:w="1996"/>
+        <w:gridCol w:w="1996"/>
+      </w:tblGrid>
+      <w:tr>
+        <w:tc>
+          <w:tcPr>
+            <w:tcW w:type="dxa" w:w="1996"/>
+            <w:shd w:val="clear" w:color="auto" w:fill="1F3A5F"/>
+          </w:tcPr>
+          <w:p>
+            <w:pPr>
+              <w:spacing w:after="0" w:line="240" w:lineRule="auto"/>
+            </w:pPr>
+            <w:r/>
+            <w:r>
+              <w:rPr>
+                <w:b/>
+                <w:i w:val="0"/>
+                <w:color w:val="FFFFFF"/>
+                <w:sz w:val="17"/>
+              </w:rPr>
+              <w:t>P&amp;L by scenario (£k)</w:t>
+            </w:r>
+          </w:p>
+        </w:tc>
+        <w:tc>
+          <w:tcPr>
+            <w:tcW w:type="dxa" w:w="1996"/>
+            <w:shd w:val="clear" w:color="auto" w:fill="1F3A5F"/>
+          </w:tcPr>
+          <w:p>
+            <w:pPr>
+              <w:spacing w:after="0" w:line="240" w:lineRule="auto"/>
+            </w:pPr>
+            <w:r/>
+            <w:r>
+              <w:rPr>
+                <w:b/>
+                <w:i w:val="0"/>
+                <w:color w:val="FFFFFF"/>
+                <w:sz w:val="17"/>
+              </w:rPr>
+              <w:t>A (40%)</w:t>
+            </w:r>
+          </w:p>
+        </w:tc>
+        <w:tc>
+          <w:tcPr>
+            <w:tcW w:type="dxa" w:w="1996"/>
+            <w:shd w:val="clear" w:color="auto" w:fill="1F3A5F"/>
+          </w:tcPr>
+          <w:p>
+            <w:pPr>
+              <w:spacing w:after="0" w:line="240" w:lineRule="auto"/>
+            </w:pPr>
+            <w:r/>
+            <w:r>
+              <w:rPr>
+                <w:b/>
+                <w:i w:val="0"/>
+                <w:color w:val="FFFFFF"/>
+                <w:sz w:val="17"/>
+              </w:rPr>
+              <w:t>B (35%)</w:t>
+            </w:r>
+          </w:p>
+        </w:tc>
+        <w:tc>
+          <w:tcPr>
+            <w:tcW w:type="dxa" w:w="1996"/>
+            <w:shd w:val="clear" w:color="auto" w:fill="1F3A5F"/>
+          </w:tcPr>
+          <w:p>
+            <w:pPr>
+              <w:spacing w:after="0" w:line="240" w:lineRule="auto"/>
+            </w:pPr>
+            <w:r/>
+            <w:r>
+              <w:rPr>
+                <w:b/>
+                <w:i w:val="0"/>
+                <w:color w:val="FFFFFF"/>
+                <w:sz w:val="17"/>
+              </w:rPr>
+              <w:t>C (15%)</w:t>
+            </w:r>
+          </w:p>
+        </w:tc>
+        <w:tc>
+          <w:tcPr>
+            <w:tcW w:type="dxa" w:w="1996"/>
+            <w:shd w:val="clear" w:color="auto" w:fill="1F3A5F"/>
+          </w:tcPr>
+          <w:p>
+            <w:pPr>
+              <w:spacing w:after="0" w:line="240" w:lineRule="auto"/>
+            </w:pPr>
+            <w:r/>
+            <w:r>
+              <w:rPr>
+                <w:b/>
+                <w:i w:val="0"/>
+                <w:color w:val="FFFFFF"/>
+                <w:sz w:val="17"/>
+              </w:rPr>
+              <w:t>D (10%)</w:t>
+            </w:r>
+          </w:p>
+        </w:tc>
+      </w:tr>
+      <w:tr>
+        <w:tc>
+          <w:tcPr>
+            <w:tcW w:type="dxa" w:w="1996"/>
+          </w:tcPr>
+          <w:p>
+            <w:pPr>
+              <w:spacing w:after="0" w:line="240" w:lineRule="auto"/>
+            </w:pPr>
+            <w:r/>
+            <w:r>
+              <w:rPr>
+                <w:b w:val="0"/>
+                <w:i w:val="0"/>
+                <w:sz w:val="17"/>
+              </w:rPr>
+              <w:t>T20</w:t>
+            </w:r>
+          </w:p>
+        </w:tc>
+        <w:tc>
+          <w:tcPr>
+            <w:tcW w:type="dxa" w:w="1996"/>
+          </w:tcPr>
+          <w:p>
+            <w:pPr>
+              <w:spacing w:after="0" w:line="240" w:lineRule="auto"/>
+            </w:pPr>
+            <w:r/>
+            <w:r>
+              <w:rPr>
+                <w:b w:val="0"/>
+                <w:i w:val="0"/>
+                <w:sz w:val="17"/>
+              </w:rPr>
+              <w:t>−766</w:t>
+            </w:r>
+          </w:p>
+        </w:tc>
+        <w:tc>
+          <w:tcPr>
+            <w:tcW w:type="dxa" w:w="1996"/>
+          </w:tcPr>
+          <w:p>
+            <w:pPr>
+              <w:spacing w:after="0" w:line="240" w:lineRule="auto"/>
+            </w:pPr>
+            <w:r/>
+            <w:r>
+              <w:rPr>
+                <w:b w:val="0"/>
+                <w:i w:val="0"/>
+                <w:sz w:val="17"/>
+              </w:rPr>
+              <w:t>+669</w:t>
+            </w:r>
+          </w:p>
+        </w:tc>
+        <w:tc>
+          <w:tcPr>
+            <w:tcW w:type="dxa" w:w="1996"/>
+          </w:tcPr>
+          <w:p>
+            <w:pPr>
+              <w:spacing w:after="0" w:line="240" w:lineRule="auto"/>
+            </w:pPr>
+            <w:r/>
+            <w:r>
+              <w:rPr>
+                <w:b w:val="0"/>
+                <w:i w:val="0"/>
+                <w:sz w:val="17"/>
+              </w:rPr>
+              <w:t>+2,345</w:t>
+            </w:r>
+          </w:p>
+        </w:tc>
+        <w:tc>
+          <w:tcPr>
+            <w:tcW w:type="dxa" w:w="1996"/>
+          </w:tcPr>
+          <w:p>
+            <w:pPr>
+              <w:spacing w:after="0" w:line="240" w:lineRule="auto"/>
+            </w:pPr>
+            <w:r/>
+            <w:r>
+              <w:rPr>
+                <w:b w:val="0"/>
+                <w:i w:val="0"/>
+                <w:sz w:val="17"/>
+              </w:rPr>
+              <w:t>+2,345</w:t>
+            </w:r>
+          </w:p>
+        </w:tc>
+      </w:tr>
+      <w:tr>
+        <w:tc>
+          <w:tcPr>
+            <w:tcW w:type="dxa" w:w="1996"/>
+            <w:shd w:val="clear" w:color="auto" w:fill="F3F5F8"/>
+          </w:tcPr>
+          <w:p>
+            <w:pPr>
+              <w:spacing w:after="0" w:line="240" w:lineRule="auto"/>
+            </w:pPr>
+            <w:r/>
+            <w:r>
+              <w:rPr>
+                <w:b w:val="0"/>
+                <w:i w:val="0"/>
+                <w:sz w:val="17"/>
+              </w:rPr>
+              <w:t>T21</w:t>
+            </w:r>
+          </w:p>
+        </w:tc>
+        <w:tc>
+          <w:tcPr>
+            <w:tcW w:type="dxa" w:w="1996"/>
+            <w:shd w:val="clear" w:color="auto" w:fill="F3F5F8"/>
+          </w:tcPr>
+          <w:p>
+            <w:pPr>
+              <w:spacing w:after="0" w:line="240" w:lineRule="auto"/>
+            </w:pPr>
+            <w:r/>
+            <w:r>
+              <w:rPr>
+                <w:b w:val="0"/>
+                <w:i w:val="0"/>
+                <w:sz w:val="17"/>
+              </w:rPr>
+              <w:t>+44</w:t>
+            </w:r>
+          </w:p>
+        </w:tc>
+        <w:tc>
+          <w:tcPr>
+            <w:tcW w:type="dxa" w:w="1996"/>
+            <w:shd w:val="clear" w:color="auto" w:fill="F3F5F8"/>
+          </w:tcPr>
+          <w:p>
+            <w:pPr>
+              <w:spacing w:after="0" w:line="240" w:lineRule="auto"/>
+            </w:pPr>
+            <w:r/>
+            <w:r>
+              <w:rPr>
+                <w:b w:val="0"/>
+                <w:i w:val="0"/>
+                <w:sz w:val="17"/>
+              </w:rPr>
+              <w:t>+262</w:t>
+            </w:r>
+          </w:p>
+        </w:tc>
+        <w:tc>
+          <w:tcPr>
+            <w:tcW w:type="dxa" w:w="1996"/>
+            <w:shd w:val="clear" w:color="auto" w:fill="F3F5F8"/>
+          </w:tcPr>
+          <w:p>
+            <w:pPr>
+              <w:spacing w:after="0" w:line="240" w:lineRule="auto"/>
+            </w:pPr>
+            <w:r/>
+            <w:r>
+              <w:rPr>
+                <w:b w:val="0"/>
+                <w:i w:val="0"/>
+                <w:sz w:val="17"/>
+              </w:rPr>
+              <w:t>+699</w:t>
+            </w:r>
+          </w:p>
+        </w:tc>
+        <w:tc>
+          <w:tcPr>
+            <w:tcW w:type="dxa" w:w="1996"/>
+            <w:shd w:val="clear" w:color="auto" w:fill="F3F5F8"/>
+          </w:tcPr>
+          <w:p>
+            <w:pPr>
+              <w:spacing w:after="0" w:line="240" w:lineRule="auto"/>
+            </w:pPr>
+            <w:r/>
+            <w:r>
+              <w:rPr>
+                <w:b w:val="0"/>
+                <w:i w:val="0"/>
+                <w:sz w:val="17"/>
+              </w:rPr>
+              <w:t>−502</w:t>
+            </w:r>
+          </w:p>
+        </w:tc>
+      </w:tr>
+      <w:tr>
+        <w:tc>
+          <w:tcPr>
+            <w:tcW w:type="dxa" w:w="1996"/>
+          </w:tcPr>
+          <w:p>
+            <w:pPr>
+              <w:spacing w:after="0" w:line="240" w:lineRule="auto"/>
+            </w:pPr>
+            <w:r/>
+            <w:r>
+              <w:rPr>
+                <w:b w:val="0"/>
+                <w:i w:val="0"/>
+                <w:sz w:val="17"/>
+              </w:rPr>
+              <w:t>T22</w:t>
+            </w:r>
+          </w:p>
+        </w:tc>
+        <w:tc>
+          <w:tcPr>
+            <w:tcW w:type="dxa" w:w="1996"/>
+          </w:tcPr>
+          <w:p>
+            <w:pPr>
+              <w:spacing w:after="0" w:line="240" w:lineRule="auto"/>
+            </w:pPr>
+            <w:r/>
+            <w:r>
+              <w:rPr>
+                <w:b w:val="0"/>
+                <w:i w:val="0"/>
+                <w:sz w:val="17"/>
+              </w:rPr>
+              <w:t>−502</w:t>
+            </w:r>
+          </w:p>
+        </w:tc>
+        <w:tc>
+          <w:tcPr>
+            <w:tcW w:type="dxa" w:w="1996"/>
+          </w:tcPr>
+          <w:p>
+            <w:pPr>
+              <w:spacing w:after="0" w:line="240" w:lineRule="auto"/>
+            </w:pPr>
+            <w:r/>
+            <w:r>
+              <w:rPr>
+                <w:b w:val="0"/>
+                <w:i w:val="0"/>
+                <w:sz w:val="17"/>
+              </w:rPr>
+              <w:t>+502</w:t>
+            </w:r>
+          </w:p>
+        </w:tc>
+        <w:tc>
+          <w:tcPr>
+            <w:tcW w:type="dxa" w:w="1996"/>
+          </w:tcPr>
+          <w:p>
+            <w:pPr>
+              <w:spacing w:after="0" w:line="240" w:lineRule="auto"/>
+            </w:pPr>
+            <w:r/>
+            <w:r>
+              <w:rPr>
+                <w:b w:val="0"/>
+                <w:i w:val="0"/>
+                <w:sz w:val="17"/>
+              </w:rPr>
+              <w:t>+1,269</w:t>
+            </w:r>
+          </w:p>
+        </w:tc>
+        <w:tc>
+          <w:tcPr>
+            <w:tcW w:type="dxa" w:w="1996"/>
+          </w:tcPr>
+          <w:p>
+            <w:pPr>
+              <w:spacing w:after="0" w:line="240" w:lineRule="auto"/>
+            </w:pPr>
+            <w:r/>
+            <w:r>
+              <w:rPr>
+                <w:b w:val="0"/>
+                <w:i w:val="0"/>
+                <w:sz w:val="17"/>
+              </w:rPr>
+              <w:t>+417</w:t>
+            </w:r>
+          </w:p>
+        </w:tc>
+      </w:tr>
+      <w:tr>
+        <w:tc>
+          <w:tcPr>
+            <w:tcW w:type="dxa" w:w="1996"/>
+            <w:shd w:val="clear" w:color="auto" w:fill="DCE4EE"/>
+          </w:tcPr>
+          <w:p>
+            <w:pPr>
+              <w:spacing w:after="0" w:line="240" w:lineRule="auto"/>
+            </w:pPr>
+            <w:r/>
+            <w:r>
+              <w:rPr>
+                <w:b/>
+                <w:i w:val="0"/>
+                <w:sz w:val="17"/>
+              </w:rPr>
+              <w:t>Theme 6</w:t>
+            </w:r>
+          </w:p>
+        </w:tc>
+        <w:tc>
+          <w:tcPr>
+            <w:tcW w:type="dxa" w:w="1996"/>
+            <w:shd w:val="clear" w:color="auto" w:fill="DCE4EE"/>
+          </w:tcPr>
+          <w:p>
+            <w:pPr>
+              <w:spacing w:after="0" w:line="240" w:lineRule="auto"/>
+            </w:pPr>
+            <w:r/>
+            <w:r>
+              <w:rPr>
+                <w:b/>
+                <w:i w:val="0"/>
+                <w:sz w:val="17"/>
+              </w:rPr>
+              <w:t>−1,224</w:t>
+            </w:r>
+          </w:p>
+        </w:tc>
+        <w:tc>
+          <w:tcPr>
+            <w:tcW w:type="dxa" w:w="1996"/>
+            <w:shd w:val="clear" w:color="auto" w:fill="DCE4EE"/>
+          </w:tcPr>
+          <w:p>
+            <w:pPr>
+              <w:spacing w:after="0" w:line="240" w:lineRule="auto"/>
+            </w:pPr>
+            <w:r/>
+            <w:r>
+              <w:rPr>
+                <w:b/>
+                <w:i w:val="0"/>
+                <w:sz w:val="17"/>
+              </w:rPr>
+              <w:t>+1,434</w:t>
+            </w:r>
+          </w:p>
+        </w:tc>
+        <w:tc>
+          <w:tcPr>
+            <w:tcW w:type="dxa" w:w="1996"/>
+            <w:shd w:val="clear" w:color="auto" w:fill="DCE4EE"/>
+          </w:tcPr>
+          <w:p>
+            <w:pPr>
+              <w:spacing w:after="0" w:line="240" w:lineRule="auto"/>
+            </w:pPr>
+            <w:r/>
+            <w:r>
+              <w:rPr>
+                <w:b/>
+                <w:i w:val="0"/>
+                <w:sz w:val="17"/>
+              </w:rPr>
+              <w:t>+4,312</w:t>
+            </w:r>
+          </w:p>
+        </w:tc>
+        <w:tc>
+          <w:tcPr>
+            <w:tcW w:type="dxa" w:w="1996"/>
+            <w:shd w:val="clear" w:color="auto" w:fill="DCE4EE"/>
+          </w:tcPr>
+          <w:p>
+            <w:pPr>
+              <w:spacing w:after="0" w:line="240" w:lineRule="auto"/>
+            </w:pPr>
+            <w:r/>
+            <w:r>
+              <w:rPr>
+                <w:b/>
+                <w:i w:val="0"/>
+                <w:sz w:val="17"/>
+              </w:rPr>
+              <w:t>+2,260</w:t>
+            </w:r>
+          </w:p>
+        </w:tc>
+      </w:tr>
+    </w:tbl>
+    <w:p>
+      <w:pPr>
+        <w:spacing w:after="40"/>
+      </w:pPr>
+    </w:p>
+    <w:p>
+      <w:pPr>
+        <w:pStyle w:val="ListBullet"/>
+        <w:spacing w:after="40"/>
+      </w:pPr>
+      <w:r>
+        <w:rPr>
+          <w:b/>
+          <w:i w:val="0"/>
+        </w:rPr>
+        <w:t>T20:</w:t>
+      </w:r>
+      <w:r>
+        <w:rPr>
+          <w:b w:val="0"/>
+          <w:i w:val="0"/>
+        </w:rPr>
+        <w:t xml:space="preserve"> Steepens on capture (bear) or a growth shock (bull), and loses only if the Fed keeps hiking. The stop is below the 1y low (53bp), ~4.7× daily realised vol.</w:t>
+      </w:r>
+    </w:p>
+    <w:p>
+      <w:pPr>
+        <w:pStyle w:val="ListBullet"/>
+        <w:spacing w:after="40"/>
+      </w:pPr>
+      <w:r>
+        <w:rPr>
+          <w:b/>
+          <w:i w:val="0"/>
+        </w:rPr>
+        <w:t>T21:</w:t>
+      </w:r>
+      <w:r>
+        <w:rPr>
+          <w:b w:val="0"/>
+          <w:i w:val="0"/>
+        </w:rPr>
+        <w:t xml:space="preserve"> The term-premium leg, and a hedge for the book's long-duration trades (T1, T17). The stop is 23bp, ~5× daily realised vol. It loses in a growth shock.</w:t>
+      </w:r>
+    </w:p>
+    <w:p>
+      <w:pPr>
+        <w:pStyle w:val="ListBullet"/>
+        <w:spacing w:after="40"/>
+      </w:pPr>
+      <w:r>
+        <w:rPr>
+          <w:b/>
+          <w:i w:val="0"/>
+        </w:rPr>
+        <w:t>T22:</w:t>
+      </w:r>
+      <w:r>
+        <w:rPr>
+          <w:b w:val="0"/>
+          <w:i w:val="0"/>
+        </w:rPr>
+        <w:t xml:space="preserve"> The debasement asset, with positioning already flushed out and central banks buying. The entry is spot plus ~2% carry, so financing is in the price. The stop is ~5× daily vol (22%, in line with GVZ at 22.3). Futures beat a 4,300 / 5,000 call spread (≤ $190) on expected P&amp;L, about +£207k against +£65k for the same max loss.</w:t>
+      </w:r>
+    </w:p>
+    <w:p>
+      <w:pPr>
+        <w:pStyle w:val="ListBullet"/>
+        <w:spacing w:after="40"/>
+      </w:pPr>
+      <w:r>
+        <w:rPr>
+          <w:b w:val="0"/>
+          <w:i/>
+        </w:rPr>
+        <w:t>Not traded:</w:t>
+      </w:r>
+      <w:r>
+        <w:rPr>
+          <w:b w:val="0"/>
+          <w:i w:val="0"/>
+        </w:rPr>
+        <w:t xml:space="preserve"> Short USDCHF (−3.9% annual carry; the 6m forward, 0.809, already prices the move in B); breakevens (T7 already holds US 5y).</w:t>
+      </w:r>
+    </w:p>
+    <w:p>
+      <w:pPr>
+        <w:pStyle w:val="ListBullet"/>
+        <w:spacing w:after="40"/>
+      </w:pPr>
+      <w:r>
+        <w:rPr>
+          <w:b w:val="0"/>
+          <w:i/>
+        </w:rPr>
+        <w:t>Levels:</w:t>
+      </w:r>
+      <w:r>
+        <w:rPr>
+          <w:b w:val="0"/>
+          <w:i w:val="0"/>
+        </w:rPr>
+        <w:t xml:space="preserve"> US Treasury par and real yield curves (19 Oct); gold, GoldPrice.org (17 Oct); GVZ, CBOE (15 Oct).</w:t>
+      </w:r>
+    </w:p>
+    <w:p>
+      <w:r>
+        <w:br w:type="page"/>
+      </w:r>
+    </w:p>
+    <w:p>
+      <w:pPr>
+        <w:pStyle w:val="Heading1"/>
+      </w:pPr>
+      <w:r>
+        <w:t>Theme 7: BoJ normalisation, with Japanese money coming home</w:t>
+      </w:r>
+    </w:p>
+    <w:p>
+      <w:pPr>
+        <w:pStyle w:val="Heading2"/>
+      </w:pPr>
+      <w:r>
+        <w:t>Current state of the theme</w:t>
+      </w:r>
+    </w:p>
+    <w:p>
+      <w:pPr>
+        <w:pStyle w:val="ListBullet"/>
+        <w:spacing w:after="40"/>
+      </w:pPr>
+      <w:r>
+        <w:rPr>
+          <w:b/>
+          <w:i w:val="0"/>
+        </w:rPr>
+        <w:t>BoJ:</w:t>
+      </w:r>
+    </w:p>
+    <w:p>
+      <w:pPr>
+        <w:pStyle w:val="ListBullet2"/>
+        <w:spacing w:after="40"/>
+      </w:pPr>
+      <w:r>
+        <w:rPr>
+          <w:b w:val="0"/>
+          <w:i w:val="0"/>
+        </w:rPr>
+        <w:t>It hiked to 1.25% on 18 September (7–2 vote), the highest since 1995. Ueda says hikes help stabilise JGBs and financial conditions are still accommodative.</w:t>
+      </w:r>
+    </w:p>
+    <w:p>
+      <w:pPr>
+        <w:pStyle w:val="ListBullet2"/>
+        <w:spacing w:after="40"/>
+      </w:pPr>
+      <w:r>
+        <w:rPr>
+          <w:b w:val="0"/>
+          <w:i w:val="0"/>
+        </w:rPr>
+        <w:t>It is leaning against a back-to-back hike on 30 October; December is live.</w:t>
+      </w:r>
+    </w:p>
+    <w:p>
+      <w:pPr>
+        <w:pStyle w:val="ListBullet"/>
+        <w:spacing w:after="40"/>
+      </w:pPr>
+      <w:r>
+        <w:rPr>
+          <w:b/>
+          <w:i w:val="0"/>
+        </w:rPr>
+        <w:t>JGBs (16 Oct):</w:t>
+      </w:r>
+      <w:r>
+        <w:rPr>
+          <w:b w:val="0"/>
+          <w:i w:val="0"/>
+        </w:rPr>
+        <w:t xml:space="preserve"> 2y 1.92%, 5y 2.34%, 10y 2.96%, 30y 4.04%.</w:t>
+      </w:r>
+    </w:p>
+    <w:p>
+      <w:pPr>
+        <w:pStyle w:val="ListBullet2"/>
+        <w:spacing w:after="40"/>
+      </w:pPr>
+      <w:r>
+        <w:rPr>
+          <w:b w:val="0"/>
+          <w:i w:val="0"/>
+        </w:rPr>
+        <w:t>The 5y is at its 1y high (range 1.20–2.44%), and the 10y hit a 30-year high (3.06%) on 24 September.</w:t>
+      </w:r>
+    </w:p>
+    <w:p>
+      <w:pPr>
+        <w:pStyle w:val="ListBullet2"/>
+        <w:spacing w:after="40"/>
+      </w:pPr>
+      <w:r>
+        <w:rPr>
+          <w:b w:val="0"/>
+          <w:i w:val="0"/>
+        </w:rPr>
+        <w:t>10s30s has flattened from 153bp to 108bp as the front end catches up with the superlongs.</w:t>
+      </w:r>
+    </w:p>
+    <w:p>
+      <w:pPr>
+        <w:pStyle w:val="ListBullet"/>
+        <w:spacing w:after="40"/>
+      </w:pPr>
+      <w:r>
+        <w:rPr>
+          <w:b/>
+          <w:i w:val="0"/>
+        </w:rPr>
+        <w:t>Yen:</w:t>
+      </w:r>
+    </w:p>
+    <w:p>
+      <w:pPr>
+        <w:pStyle w:val="ListBullet2"/>
+        <w:spacing w:after="40"/>
+      </w:pPr>
+      <w:r>
+        <w:rPr>
+          <w:b w:val="0"/>
+          <w:i w:val="0"/>
+        </w:rPr>
+        <w:t>It is weak despite the hikes: USDJPY is 158.2 (1y range 150.8–163.9) and EURJPY 177.6 (175.7–187.7).</w:t>
+      </w:r>
+    </w:p>
+    <w:p>
+      <w:pPr>
+        <w:pStyle w:val="ListBullet2"/>
+        <w:spacing w:after="40"/>
+      </w:pPr>
+      <w:r>
+        <w:rPr>
+          <w:b w:val="0"/>
+          <w:i w:val="0"/>
+        </w:rPr>
+        <w:t>Japan spent a record ¥15.4trn on intervention between 30 July and 26 August, with US Treasury participation. On 19 October the finance minister warned that Japan would intervene again.</w:t>
+      </w:r>
+    </w:p>
+    <w:p>
+      <w:pPr>
+        <w:pStyle w:val="ListBullet"/>
+        <w:spacing w:after="40"/>
+      </w:pPr>
+      <w:r>
+        <w:rPr>
+          <w:b/>
+          <w:i w:val="0"/>
+        </w:rPr>
+        <w:t>Politics:</w:t>
+      </w:r>
+      <w:r>
+        <w:rPr>
+          <w:b w:val="0"/>
+          <w:i w:val="0"/>
+        </w:rPr>
+        <w:t xml:space="preserve"> PM Takaichi denies she is driving the weak yen and high rates, and says JGB issuance will be kept "at an appropriate level".</w:t>
+      </w:r>
+    </w:p>
+    <w:p>
+      <w:pPr>
+        <w:pStyle w:val="Heading2"/>
+      </w:pPr>
+      <w:r>
+        <w:t>Scenarios</w:t>
+      </w:r>
+    </w:p>
+    <w:p>
+      <w:r>
+        <w:rPr>
+          <w:b/>
+          <w:i w:val="0"/>
+        </w:rPr>
+        <w:t>The BoJ is hiking, but the yen hasn't followed: the US–Japan rate gap and Takaichi's fiscal stance keep USDJPY near 158. Intervention caps the upside at ~165, while steady hikes, a Fed that stops hiking or a risk-off move all take it lower. The payoff is skewed to a stronger yen.</w:t>
+      </w:r>
+    </w:p>
+    <w:tbl>
+      <w:tblPr>
+        <w:tblStyle w:val="TableGrid"/>
+        <w:tblW w:type="auto" w:w="0"/>
+        <w:jc w:val="center"/>
+        <w:tblLook w:firstColumn="1" w:firstRow="1" w:lastColumn="0" w:lastRow="0" w:noHBand="0" w:noVBand="1" w:val="04A0"/>
+        <w:tblCellMar>
+          <w:top w:w="45" w:type="dxa"/>
+          <w:bottom w:w="45" w:type="dxa"/>
+          <w:left w:w="45" w:type="dxa"/>
+          <w:right w:w="45" w:type="dxa"/>
+        </w:tblCellMar>
+      </w:tblPr>
+      <w:tblGrid>
+        <w:gridCol w:w="1425"/>
+        <w:gridCol w:w="1425"/>
+        <w:gridCol w:w="1425"/>
+        <w:gridCol w:w="1425"/>
+        <w:gridCol w:w="1425"/>
+        <w:gridCol w:w="1425"/>
+        <w:gridCol w:w="1425"/>
+      </w:tblGrid>
+      <w:tr>
+        <w:tc>
+          <w:tcPr>
+            <w:tcW w:type="dxa" w:w="1425"/>
+            <w:shd w:val="clear" w:color="auto" w:fill="1F3A5F"/>
+          </w:tcPr>
+          <w:p>
+            <w:pPr>
+              <w:spacing w:after="0" w:line="240" w:lineRule="auto"/>
+            </w:pPr>
+            <w:r/>
+            <w:r>
+              <w:rPr>
+                <w:b/>
+                <w:i w:val="0"/>
+                <w:color w:val="FFFFFF"/>
+                <w:sz w:val="17"/>
+              </w:rPr>
+              <w:t>Scenario</w:t>
+            </w:r>
+          </w:p>
+        </w:tc>
+        <w:tc>
+          <w:tcPr>
+            <w:tcW w:type="dxa" w:w="1425"/>
+            <w:shd w:val="clear" w:color="auto" w:fill="1F3A5F"/>
+          </w:tcPr>
+          <w:p>
+            <w:pPr>
+              <w:spacing w:after="0" w:line="240" w:lineRule="auto"/>
+            </w:pPr>
+            <w:r/>
+            <w:r>
+              <w:rPr>
+                <w:b/>
+                <w:i w:val="0"/>
+                <w:color w:val="FFFFFF"/>
+                <w:sz w:val="17"/>
+              </w:rPr>
+              <w:t>Prob.</w:t>
+            </w:r>
+          </w:p>
+        </w:tc>
+        <w:tc>
+          <w:tcPr>
+            <w:tcW w:type="dxa" w:w="1425"/>
+            <w:shd w:val="clear" w:color="auto" w:fill="1F3A5F"/>
+          </w:tcPr>
+          <w:p>
+            <w:pPr>
+              <w:spacing w:after="0" w:line="240" w:lineRule="auto"/>
+            </w:pPr>
+            <w:r/>
+            <w:r>
+              <w:rPr>
+                <w:b/>
+                <w:i w:val="0"/>
+                <w:color w:val="FFFFFF"/>
+                <w:sz w:val="17"/>
+              </w:rPr>
+              <w:t>BoJ</w:t>
+            </w:r>
+          </w:p>
+        </w:tc>
+        <w:tc>
+          <w:tcPr>
+            <w:tcW w:type="dxa" w:w="1425"/>
+            <w:shd w:val="clear" w:color="auto" w:fill="1F3A5F"/>
+          </w:tcPr>
+          <w:p>
+            <w:pPr>
+              <w:spacing w:after="0" w:line="240" w:lineRule="auto"/>
+            </w:pPr>
+            <w:r/>
+            <w:r>
+              <w:rPr>
+                <w:b/>
+                <w:i w:val="0"/>
+                <w:color w:val="FFFFFF"/>
+                <w:sz w:val="17"/>
+              </w:rPr>
+              <w:t>USDJPY</w:t>
+            </w:r>
+          </w:p>
+        </w:tc>
+        <w:tc>
+          <w:tcPr>
+            <w:tcW w:type="dxa" w:w="1425"/>
+            <w:shd w:val="clear" w:color="auto" w:fill="1F3A5F"/>
+          </w:tcPr>
+          <w:p>
+            <w:pPr>
+              <w:spacing w:after="0" w:line="240" w:lineRule="auto"/>
+            </w:pPr>
+            <w:r/>
+            <w:r>
+              <w:rPr>
+                <w:b/>
+                <w:i w:val="0"/>
+                <w:color w:val="FFFFFF"/>
+                <w:sz w:val="17"/>
+              </w:rPr>
+              <w:t>EURJPY</w:t>
+            </w:r>
+          </w:p>
+        </w:tc>
+        <w:tc>
+          <w:tcPr>
+            <w:tcW w:type="dxa" w:w="1425"/>
+            <w:shd w:val="clear" w:color="auto" w:fill="1F3A5F"/>
+          </w:tcPr>
+          <w:p>
+            <w:pPr>
+              <w:spacing w:after="0" w:line="240" w:lineRule="auto"/>
+            </w:pPr>
+            <w:r/>
+            <w:r>
+              <w:rPr>
+                <w:b/>
+                <w:i w:val="0"/>
+                <w:color w:val="FFFFFF"/>
+                <w:sz w:val="17"/>
+              </w:rPr>
+              <w:t>JGB 5y</w:t>
+            </w:r>
+          </w:p>
+        </w:tc>
+        <w:tc>
+          <w:tcPr>
+            <w:tcW w:type="dxa" w:w="1425"/>
+            <w:shd w:val="clear" w:color="auto" w:fill="1F3A5F"/>
+          </w:tcPr>
+          <w:p>
+            <w:pPr>
+              <w:spacing w:after="0" w:line="240" w:lineRule="auto"/>
+            </w:pPr>
+            <w:r/>
+            <w:r>
+              <w:rPr>
+                <w:b/>
+                <w:i w:val="0"/>
+                <w:color w:val="FFFFFF"/>
+                <w:sz w:val="17"/>
+              </w:rPr>
+              <w:t>Triggers</w:t>
+            </w:r>
+          </w:p>
+        </w:tc>
+      </w:tr>
+      <w:tr>
+        <w:tc>
+          <w:tcPr>
+            <w:tcW w:type="dxa" w:w="1425"/>
+          </w:tcPr>
+          <w:p>
+            <w:pPr>
+              <w:spacing w:after="0" w:line="240" w:lineRule="auto"/>
+            </w:pPr>
+            <w:r/>
+            <w:r>
+              <w:rPr>
+                <w:b w:val="0"/>
+                <w:i w:val="0"/>
+                <w:sz w:val="17"/>
+              </w:rPr>
+              <w:t>A. Steady normalisation</w:t>
+            </w:r>
+          </w:p>
+        </w:tc>
+        <w:tc>
+          <w:tcPr>
+            <w:tcW w:type="dxa" w:w="1425"/>
+          </w:tcPr>
+          <w:p>
+            <w:pPr>
+              <w:spacing w:after="0" w:line="240" w:lineRule="auto"/>
+            </w:pPr>
+            <w:r/>
+            <w:r>
+              <w:rPr>
+                <w:b w:val="0"/>
+                <w:i w:val="0"/>
+                <w:sz w:val="17"/>
+              </w:rPr>
+              <w:t>40%</w:t>
+            </w:r>
+          </w:p>
+        </w:tc>
+        <w:tc>
+          <w:tcPr>
+            <w:tcW w:type="dxa" w:w="1425"/>
+          </w:tcPr>
+          <w:p>
+            <w:pPr>
+              <w:spacing w:after="0" w:line="240" w:lineRule="auto"/>
+            </w:pPr>
+            <w:r/>
+            <w:r>
+              <w:rPr>
+                <w:b w:val="0"/>
+                <w:i w:val="0"/>
+                <w:sz w:val="17"/>
+              </w:rPr>
+              <w:t>Hikes in December and April, to 1.75%</w:t>
+            </w:r>
+          </w:p>
+        </w:tc>
+        <w:tc>
+          <w:tcPr>
+            <w:tcW w:type="dxa" w:w="1425"/>
+          </w:tcPr>
+          <w:p>
+            <w:pPr>
+              <w:spacing w:after="0" w:line="240" w:lineRule="auto"/>
+            </w:pPr>
+            <w:r/>
+            <w:r>
+              <w:rPr>
+                <w:b w:val="0"/>
+                <w:i w:val="0"/>
+                <w:sz w:val="17"/>
+              </w:rPr>
+              <w:t>150</w:t>
+            </w:r>
+          </w:p>
+        </w:tc>
+        <w:tc>
+          <w:tcPr>
+            <w:tcW w:type="dxa" w:w="1425"/>
+          </w:tcPr>
+          <w:p>
+            <w:pPr>
+              <w:spacing w:after="0" w:line="240" w:lineRule="auto"/>
+            </w:pPr>
+            <w:r/>
+            <w:r>
+              <w:rPr>
+                <w:b w:val="0"/>
+                <w:i w:val="0"/>
+                <w:sz w:val="17"/>
+              </w:rPr>
+              <w:t>171</w:t>
+            </w:r>
+          </w:p>
+        </w:tc>
+        <w:tc>
+          <w:tcPr>
+            <w:tcW w:type="dxa" w:w="1425"/>
+          </w:tcPr>
+          <w:p>
+            <w:pPr>
+              <w:spacing w:after="0" w:line="240" w:lineRule="auto"/>
+            </w:pPr>
+            <w:r/>
+            <w:r>
+              <w:rPr>
+                <w:b w:val="0"/>
+                <w:i w:val="0"/>
+                <w:sz w:val="17"/>
+              </w:rPr>
+              <w:t>2.60%</w:t>
+            </w:r>
+          </w:p>
+        </w:tc>
+        <w:tc>
+          <w:tcPr>
+            <w:tcW w:type="dxa" w:w="1425"/>
+          </w:tcPr>
+          <w:p>
+            <w:pPr>
+              <w:spacing w:after="0" w:line="240" w:lineRule="auto"/>
+            </w:pPr>
+            <w:r/>
+            <w:r>
+              <w:rPr>
+                <w:b w:val="0"/>
+                <w:i w:val="0"/>
+                <w:sz w:val="17"/>
+              </w:rPr>
+              <w:t>Strong 2027 wage round; core CPI &gt; 2%</w:t>
+            </w:r>
+          </w:p>
+        </w:tc>
+      </w:tr>
+      <w:tr>
+        <w:tc>
+          <w:tcPr>
+            <w:tcW w:type="dxa" w:w="1425"/>
+            <w:shd w:val="clear" w:color="auto" w:fill="F3F5F8"/>
+          </w:tcPr>
+          <w:p>
+            <w:pPr>
+              <w:spacing w:after="0" w:line="240" w:lineRule="auto"/>
+            </w:pPr>
+            <w:r/>
+            <w:r>
+              <w:rPr>
+                <w:b w:val="0"/>
+                <w:i w:val="0"/>
+                <w:sz w:val="17"/>
+              </w:rPr>
+              <w:t>B. BoJ stalls</w:t>
+            </w:r>
+          </w:p>
+        </w:tc>
+        <w:tc>
+          <w:tcPr>
+            <w:tcW w:type="dxa" w:w="1425"/>
+            <w:shd w:val="clear" w:color="auto" w:fill="F3F5F8"/>
+          </w:tcPr>
+          <w:p>
+            <w:pPr>
+              <w:spacing w:after="0" w:line="240" w:lineRule="auto"/>
+            </w:pPr>
+            <w:r/>
+            <w:r>
+              <w:rPr>
+                <w:b w:val="0"/>
+                <w:i w:val="0"/>
+                <w:sz w:val="17"/>
+              </w:rPr>
+              <w:t>30%</w:t>
+            </w:r>
+          </w:p>
+        </w:tc>
+        <w:tc>
+          <w:tcPr>
+            <w:tcW w:type="dxa" w:w="1425"/>
+            <w:shd w:val="clear" w:color="auto" w:fill="F3F5F8"/>
+          </w:tcPr>
+          <w:p>
+            <w:pPr>
+              <w:spacing w:after="0" w:line="240" w:lineRule="auto"/>
+            </w:pPr>
+            <w:r/>
+            <w:r>
+              <w:rPr>
+                <w:b w:val="0"/>
+                <w:i w:val="0"/>
+                <w:sz w:val="17"/>
+              </w:rPr>
+              <w:t>On hold at 1.25%</w:t>
+            </w:r>
+          </w:p>
+        </w:tc>
+        <w:tc>
+          <w:tcPr>
+            <w:tcW w:type="dxa" w:w="1425"/>
+            <w:shd w:val="clear" w:color="auto" w:fill="F3F5F8"/>
+          </w:tcPr>
+          <w:p>
+            <w:pPr>
+              <w:spacing w:after="0" w:line="240" w:lineRule="auto"/>
+            </w:pPr>
+            <w:r/>
+            <w:r>
+              <w:rPr>
+                <w:b w:val="0"/>
+                <w:i w:val="0"/>
+                <w:sz w:val="17"/>
+              </w:rPr>
+              <w:t>161</w:t>
+            </w:r>
+          </w:p>
+        </w:tc>
+        <w:tc>
+          <w:tcPr>
+            <w:tcW w:type="dxa" w:w="1425"/>
+            <w:shd w:val="clear" w:color="auto" w:fill="F3F5F8"/>
+          </w:tcPr>
+          <w:p>
+            <w:pPr>
+              <w:spacing w:after="0" w:line="240" w:lineRule="auto"/>
+            </w:pPr>
+            <w:r/>
+            <w:r>
+              <w:rPr>
+                <w:b w:val="0"/>
+                <w:i w:val="0"/>
+                <w:sz w:val="17"/>
+              </w:rPr>
+              <w:t>181</w:t>
+            </w:r>
+          </w:p>
+        </w:tc>
+        <w:tc>
+          <w:tcPr>
+            <w:tcW w:type="dxa" w:w="1425"/>
+            <w:shd w:val="clear" w:color="auto" w:fill="F3F5F8"/>
+          </w:tcPr>
+          <w:p>
+            <w:pPr>
+              <w:spacing w:after="0" w:line="240" w:lineRule="auto"/>
+            </w:pPr>
+            <w:r/>
+            <w:r>
+              <w:rPr>
+                <w:b w:val="0"/>
+                <w:i w:val="0"/>
+                <w:sz w:val="17"/>
+              </w:rPr>
+              <w:t>2.25%</w:t>
+            </w:r>
+          </w:p>
+        </w:tc>
+        <w:tc>
+          <w:tcPr>
+            <w:tcW w:type="dxa" w:w="1425"/>
+            <w:shd w:val="clear" w:color="auto" w:fill="F3F5F8"/>
+          </w:tcPr>
+          <w:p>
+            <w:pPr>
+              <w:spacing w:after="0" w:line="240" w:lineRule="auto"/>
+            </w:pPr>
+            <w:r/>
+            <w:r>
+              <w:rPr>
+                <w:b w:val="0"/>
+                <w:i w:val="0"/>
+                <w:sz w:val="17"/>
+              </w:rPr>
+              <w:t>Political pressure; weak Q3 GDP</w:t>
+            </w:r>
+          </w:p>
+        </w:tc>
+      </w:tr>
+      <w:tr>
+        <w:tc>
+          <w:tcPr>
+            <w:tcW w:type="dxa" w:w="1425"/>
+          </w:tcPr>
+          <w:p>
+            <w:pPr>
+              <w:spacing w:after="0" w:line="240" w:lineRule="auto"/>
+            </w:pPr>
+            <w:r/>
+            <w:r>
+              <w:rPr>
+                <w:b w:val="0"/>
+                <w:i w:val="0"/>
+                <w:sz w:val="17"/>
+              </w:rPr>
+              <w:t>C. Disorderly repricing</w:t>
+            </w:r>
+          </w:p>
+        </w:tc>
+        <w:tc>
+          <w:tcPr>
+            <w:tcW w:type="dxa" w:w="1425"/>
+          </w:tcPr>
+          <w:p>
+            <w:pPr>
+              <w:spacing w:after="0" w:line="240" w:lineRule="auto"/>
+            </w:pPr>
+            <w:r/>
+            <w:r>
+              <w:rPr>
+                <w:b w:val="0"/>
+                <w:i w:val="0"/>
+                <w:sz w:val="17"/>
+              </w:rPr>
+              <w:t>15%</w:t>
+            </w:r>
+          </w:p>
+        </w:tc>
+        <w:tc>
+          <w:tcPr>
+            <w:tcW w:type="dxa" w:w="1425"/>
+          </w:tcPr>
+          <w:p>
+            <w:pPr>
+              <w:spacing w:after="0" w:line="240" w:lineRule="auto"/>
+            </w:pPr>
+            <w:r/>
+            <w:r>
+              <w:rPr>
+                <w:b w:val="0"/>
+                <w:i w:val="0"/>
+                <w:sz w:val="17"/>
+              </w:rPr>
+              <w:t>Hikes to 2% by mid-2027; money comes home</w:t>
+            </w:r>
+          </w:p>
+        </w:tc>
+        <w:tc>
+          <w:tcPr>
+            <w:tcW w:type="dxa" w:w="1425"/>
+          </w:tcPr>
+          <w:p>
+            <w:pPr>
+              <w:spacing w:after="0" w:line="240" w:lineRule="auto"/>
+            </w:pPr>
+            <w:r/>
+            <w:r>
+              <w:rPr>
+                <w:b w:val="0"/>
+                <w:i w:val="0"/>
+                <w:sz w:val="17"/>
+              </w:rPr>
+              <w:t>140</w:t>
+            </w:r>
+          </w:p>
+        </w:tc>
+        <w:tc>
+          <w:tcPr>
+            <w:tcW w:type="dxa" w:w="1425"/>
+          </w:tcPr>
+          <w:p>
+            <w:pPr>
+              <w:spacing w:after="0" w:line="240" w:lineRule="auto"/>
+            </w:pPr>
+            <w:r/>
+            <w:r>
+              <w:rPr>
+                <w:b w:val="0"/>
+                <w:i w:val="0"/>
+                <w:sz w:val="17"/>
+              </w:rPr>
+              <w:t>163</w:t>
+            </w:r>
+          </w:p>
+        </w:tc>
+        <w:tc>
+          <w:tcPr>
+            <w:tcW w:type="dxa" w:w="1425"/>
+          </w:tcPr>
+          <w:p>
+            <w:pPr>
+              <w:spacing w:after="0" w:line="240" w:lineRule="auto"/>
+            </w:pPr>
+            <w:r/>
+            <w:r>
+              <w:rPr>
+                <w:b w:val="0"/>
+                <w:i w:val="0"/>
+                <w:sz w:val="17"/>
+              </w:rPr>
+              <w:t>2.85%</w:t>
+            </w:r>
+          </w:p>
+        </w:tc>
+        <w:tc>
+          <w:tcPr>
+            <w:tcW w:type="dxa" w:w="1425"/>
+          </w:tcPr>
+          <w:p>
+            <w:pPr>
+              <w:spacing w:after="0" w:line="240" w:lineRule="auto"/>
+            </w:pPr>
+            <w:r/>
+            <w:r>
+              <w:rPr>
+                <w:b w:val="0"/>
+                <w:i w:val="0"/>
+                <w:sz w:val="17"/>
+              </w:rPr>
+              <w:t>Fed cuts (Theme 6, C); JGB auctions tail</w:t>
+            </w:r>
+          </w:p>
+        </w:tc>
+      </w:tr>
+      <w:tr>
+        <w:tc>
+          <w:tcPr>
+            <w:tcW w:type="dxa" w:w="1425"/>
+            <w:shd w:val="clear" w:color="auto" w:fill="F3F5F8"/>
+          </w:tcPr>
+          <w:p>
+            <w:pPr>
+              <w:spacing w:after="0" w:line="240" w:lineRule="auto"/>
+            </w:pPr>
+            <w:r/>
+            <w:r>
+              <w:rPr>
+                <w:b w:val="0"/>
+                <w:i w:val="0"/>
+                <w:sz w:val="17"/>
+              </w:rPr>
+              <w:t>D. Global risk-off</w:t>
+            </w:r>
+          </w:p>
+        </w:tc>
+        <w:tc>
+          <w:tcPr>
+            <w:tcW w:type="dxa" w:w="1425"/>
+            <w:shd w:val="clear" w:color="auto" w:fill="F3F5F8"/>
+          </w:tcPr>
+          <w:p>
+            <w:pPr>
+              <w:spacing w:after="0" w:line="240" w:lineRule="auto"/>
+            </w:pPr>
+            <w:r/>
+            <w:r>
+              <w:rPr>
+                <w:b w:val="0"/>
+                <w:i w:val="0"/>
+                <w:sz w:val="17"/>
+              </w:rPr>
+              <w:t>15%</w:t>
+            </w:r>
+          </w:p>
+        </w:tc>
+        <w:tc>
+          <w:tcPr>
+            <w:tcW w:type="dxa" w:w="1425"/>
+            <w:shd w:val="clear" w:color="auto" w:fill="F3F5F8"/>
+          </w:tcPr>
+          <w:p>
+            <w:pPr>
+              <w:spacing w:after="0" w:line="240" w:lineRule="auto"/>
+            </w:pPr>
+            <w:r/>
+            <w:r>
+              <w:rPr>
+                <w:b w:val="0"/>
+                <w:i w:val="0"/>
+                <w:sz w:val="17"/>
+              </w:rPr>
+              <w:t>Pauses; the yen rallies as a haven</w:t>
+            </w:r>
+          </w:p>
+        </w:tc>
+        <w:tc>
+          <w:tcPr>
+            <w:tcW w:type="dxa" w:w="1425"/>
+            <w:shd w:val="clear" w:color="auto" w:fill="F3F5F8"/>
+          </w:tcPr>
+          <w:p>
+            <w:pPr>
+              <w:spacing w:after="0" w:line="240" w:lineRule="auto"/>
+            </w:pPr>
+            <w:r/>
+            <w:r>
+              <w:rPr>
+                <w:b w:val="0"/>
+                <w:i w:val="0"/>
+                <w:sz w:val="17"/>
+              </w:rPr>
+              <w:t>145</w:t>
+            </w:r>
+          </w:p>
+        </w:tc>
+        <w:tc>
+          <w:tcPr>
+            <w:tcW w:type="dxa" w:w="1425"/>
+            <w:shd w:val="clear" w:color="auto" w:fill="F3F5F8"/>
+          </w:tcPr>
+          <w:p>
+            <w:pPr>
+              <w:spacing w:after="0" w:line="240" w:lineRule="auto"/>
+            </w:pPr>
+            <w:r/>
+            <w:r>
+              <w:rPr>
+                <w:b w:val="0"/>
+                <w:i w:val="0"/>
+                <w:sz w:val="17"/>
+              </w:rPr>
+              <w:t>166</w:t>
+            </w:r>
+          </w:p>
+        </w:tc>
+        <w:tc>
+          <w:tcPr>
+            <w:tcW w:type="dxa" w:w="1425"/>
+            <w:shd w:val="clear" w:color="auto" w:fill="F3F5F8"/>
+          </w:tcPr>
+          <w:p>
+            <w:pPr>
+              <w:spacing w:after="0" w:line="240" w:lineRule="auto"/>
+            </w:pPr>
+            <w:r/>
+            <w:r>
+              <w:rPr>
+                <w:b w:val="0"/>
+                <w:i w:val="0"/>
+                <w:sz w:val="17"/>
+              </w:rPr>
+              <w:t>2.15%</w:t>
+            </w:r>
+          </w:p>
+        </w:tc>
+        <w:tc>
+          <w:tcPr>
+            <w:tcW w:type="dxa" w:w="1425"/>
+            <w:shd w:val="clear" w:color="auto" w:fill="F3F5F8"/>
+          </w:tcPr>
+          <w:p>
+            <w:pPr>
+              <w:spacing w:after="0" w:line="240" w:lineRule="auto"/>
+            </w:pPr>
+            <w:r/>
+            <w:r>
+              <w:rPr>
+                <w:b w:val="0"/>
+                <w:i w:val="0"/>
+                <w:sz w:val="17"/>
+              </w:rPr>
+              <w:t>Theme 5's burst</w:t>
+            </w:r>
+          </w:p>
+        </w:tc>
+      </w:tr>
+    </w:tbl>
+    <w:p>
+      <w:pPr>
+        <w:spacing w:after="40"/>
+      </w:pPr>
+    </w:p>
+    <w:p>
+      <w:pPr>
+        <w:pStyle w:val="ListBullet"/>
+        <w:spacing w:after="40"/>
+      </w:pPr>
+      <w:r>
+        <w:rPr>
+          <w:b w:val="0"/>
+          <w:i/>
+        </w:rPr>
+        <w:t>Signposts:</w:t>
+      </w:r>
+      <w:r>
+        <w:rPr>
+          <w:b w:val="0"/>
+          <w:i w:val="0"/>
+        </w:rPr>
+        <w:t xml:space="preserve"> BoJ (30 Oct, 18–19 Dec), Tokyo CPI, union wage demands for the 2027 round (December), the MoF's monthly intervention data, and JGB 30y auctions.</w:t>
+      </w:r>
+    </w:p>
+    <w:p>
+      <w:pPr>
+        <w:pStyle w:val="ListBullet"/>
+        <w:spacing w:after="40"/>
+      </w:pPr>
+      <w:r>
+        <w:rPr>
+          <w:b w:val="0"/>
+          <w:i/>
+        </w:rPr>
+        <w:t>Pairings:</w:t>
+      </w:r>
+      <w:r>
+        <w:rPr>
+          <w:b w:val="0"/>
+          <w:i w:val="0"/>
+        </w:rPr>
+        <w:t xml:space="preserve"> C pairs with Theme 6's capture (a weaker dollar). D pairs with Theme 5's burst, where the yen is the hedge the book was missing.</w:t>
+      </w:r>
+    </w:p>
+    <w:p>
+      <w:pPr>
+        <w:pStyle w:val="Heading2"/>
+      </w:pPr>
+      <w:r>
+        <w:t>Trades</w:t>
+      </w:r>
+    </w:p>
+    <w:p>
+      <w:r>
+        <w:rPr>
+          <w:b/>
+          <w:i w:val="0"/>
+        </w:rPr>
+        <w:t>Expected P&amp;L is +£1.30m on £2.01m of max loss: +£5.58m in a disorderly repricing, +£2.50m in a global risk-off, +£1.47m on steady normalisation and −£1.67m if the BoJ stalls. The yen trades also pay in Theme 5's burst, so this theme hedges the book's growth risk.</w:t>
+      </w:r>
+    </w:p>
+    <w:tbl>
+      <w:tblPr>
+        <w:tblStyle w:val="TableGrid"/>
+        <w:tblW w:type="auto" w:w="0"/>
+        <w:jc w:val="center"/>
+        <w:tblLook w:firstColumn="1" w:firstRow="1" w:lastColumn="0" w:lastRow="0" w:noHBand="0" w:noVBand="1" w:val="04A0"/>
+        <w:tblCellMar>
+          <w:top w:w="45" w:type="dxa"/>
+          <w:bottom w:w="45" w:type="dxa"/>
+          <w:left w:w="45" w:type="dxa"/>
+          <w:right w:w="45" w:type="dxa"/>
+        </w:tblCellMar>
+      </w:tblPr>
+      <w:tblGrid>
+        <w:gridCol w:w="998"/>
+        <w:gridCol w:w="998"/>
+        <w:gridCol w:w="998"/>
+        <w:gridCol w:w="998"/>
+        <w:gridCol w:w="998"/>
+        <w:gridCol w:w="998"/>
+        <w:gridCol w:w="998"/>
+        <w:gridCol w:w="998"/>
+        <w:gridCol w:w="998"/>
+        <w:gridCol w:w="998"/>
+      </w:tblGrid>
+      <w:tr>
+        <w:tc>
+          <w:tcPr>
+            <w:tcW w:type="dxa" w:w="998"/>
+            <w:shd w:val="clear" w:color="auto" w:fill="1F3A5F"/>
+          </w:tcPr>
+          <w:p>
+            <w:pPr>
+              <w:spacing w:after="0" w:line="240" w:lineRule="auto"/>
+            </w:pPr>
+            <w:r/>
+            <w:r>
+              <w:rPr>
+                <w:b/>
+                <w:i w:val="0"/>
+                <w:color w:val="FFFFFF"/>
+                <w:sz w:val="15"/>
+              </w:rPr>
+              <w:t>#</w:t>
+            </w:r>
+          </w:p>
+        </w:tc>
+        <w:tc>
+          <w:tcPr>
+            <w:tcW w:type="dxa" w:w="998"/>
+            <w:shd w:val="clear" w:color="auto" w:fill="1F3A5F"/>
+          </w:tcPr>
+          <w:p>
+            <w:pPr>
+              <w:spacing w:after="0" w:line="240" w:lineRule="auto"/>
+            </w:pPr>
+            <w:r/>
+            <w:r>
+              <w:rPr>
+                <w:b/>
+                <w:i w:val="0"/>
+                <w:color w:val="FFFFFF"/>
+                <w:sz w:val="15"/>
+              </w:rPr>
+              <w:t>Trade</w:t>
+            </w:r>
+          </w:p>
+        </w:tc>
+        <w:tc>
+          <w:tcPr>
+            <w:tcW w:type="dxa" w:w="998"/>
+            <w:shd w:val="clear" w:color="auto" w:fill="1F3A5F"/>
+          </w:tcPr>
+          <w:p>
+            <w:pPr>
+              <w:spacing w:after="0" w:line="240" w:lineRule="auto"/>
+            </w:pPr>
+            <w:r/>
+            <w:r>
+              <w:rPr>
+                <w:b/>
+                <w:i w:val="0"/>
+                <w:color w:val="FFFFFF"/>
+                <w:sz w:val="15"/>
+              </w:rPr>
+              <w:t>Entry</w:t>
+            </w:r>
+          </w:p>
+        </w:tc>
+        <w:tc>
+          <w:tcPr>
+            <w:tcW w:type="dxa" w:w="998"/>
+            <w:shd w:val="clear" w:color="auto" w:fill="1F3A5F"/>
+          </w:tcPr>
+          <w:p>
+            <w:pPr>
+              <w:spacing w:after="0" w:line="240" w:lineRule="auto"/>
+            </w:pPr>
+            <w:r/>
+            <w:r>
+              <w:rPr>
+                <w:b/>
+                <w:i w:val="0"/>
+                <w:color w:val="FFFFFF"/>
+                <w:sz w:val="15"/>
+              </w:rPr>
+              <w:t>Target</w:t>
+            </w:r>
+          </w:p>
+        </w:tc>
+        <w:tc>
+          <w:tcPr>
+            <w:tcW w:type="dxa" w:w="998"/>
+            <w:shd w:val="clear" w:color="auto" w:fill="1F3A5F"/>
+          </w:tcPr>
+          <w:p>
+            <w:pPr>
+              <w:spacing w:after="0" w:line="240" w:lineRule="auto"/>
+            </w:pPr>
+            <w:r/>
+            <w:r>
+              <w:rPr>
+                <w:b/>
+                <w:i w:val="0"/>
+                <w:color w:val="FFFFFF"/>
+                <w:sz w:val="15"/>
+              </w:rPr>
+              <w:t>Stop</w:t>
+            </w:r>
+          </w:p>
+        </w:tc>
+        <w:tc>
+          <w:tcPr>
+            <w:tcW w:type="dxa" w:w="998"/>
+            <w:shd w:val="clear" w:color="auto" w:fill="1F3A5F"/>
+          </w:tcPr>
+          <w:p>
+            <w:pPr>
+              <w:spacing w:after="0" w:line="240" w:lineRule="auto"/>
+            </w:pPr>
+            <w:r/>
+            <w:r>
+              <w:rPr>
+                <w:b/>
+                <w:i w:val="0"/>
+                <w:color w:val="FFFFFF"/>
+                <w:sz w:val="15"/>
+              </w:rPr>
+              <w:t>R : R</w:t>
+            </w:r>
+          </w:p>
+        </w:tc>
+        <w:tc>
+          <w:tcPr>
+            <w:tcW w:type="dxa" w:w="998"/>
+            <w:shd w:val="clear" w:color="auto" w:fill="1F3A5F"/>
+          </w:tcPr>
+          <w:p>
+            <w:pPr>
+              <w:spacing w:after="0" w:line="240" w:lineRule="auto"/>
+            </w:pPr>
+            <w:r/>
+            <w:r>
+              <w:rPr>
+                <w:b/>
+                <w:i w:val="0"/>
+                <w:color w:val="FFFFFF"/>
+                <w:sz w:val="15"/>
+              </w:rPr>
+              <w:t>Conv.</w:t>
+            </w:r>
+          </w:p>
+        </w:tc>
+        <w:tc>
+          <w:tcPr>
+            <w:tcW w:type="dxa" w:w="998"/>
+            <w:shd w:val="clear" w:color="auto" w:fill="1F3A5F"/>
+          </w:tcPr>
+          <w:p>
+            <w:pPr>
+              <w:spacing w:after="0" w:line="240" w:lineRule="auto"/>
+            </w:pPr>
+            <w:r/>
+            <w:r>
+              <w:rPr>
+                <w:b/>
+                <w:i w:val="0"/>
+                <w:color w:val="FFFFFF"/>
+                <w:sz w:val="15"/>
+              </w:rPr>
+              <w:t>Size</w:t>
+            </w:r>
+          </w:p>
+        </w:tc>
+        <w:tc>
+          <w:tcPr>
+            <w:tcW w:type="dxa" w:w="998"/>
+            <w:shd w:val="clear" w:color="auto" w:fill="1F3A5F"/>
+          </w:tcPr>
+          <w:p>
+            <w:pPr>
+              <w:spacing w:after="0" w:line="240" w:lineRule="auto"/>
+            </w:pPr>
+            <w:r/>
+            <w:r>
+              <w:rPr>
+                <w:b/>
+                <w:i w:val="0"/>
+                <w:color w:val="FFFFFF"/>
+                <w:sz w:val="15"/>
+              </w:rPr>
+              <w:t>Max loss</w:t>
+            </w:r>
+          </w:p>
+        </w:tc>
+        <w:tc>
+          <w:tcPr>
+            <w:tcW w:type="dxa" w:w="998"/>
+            <w:shd w:val="clear" w:color="auto" w:fill="1F3A5F"/>
+          </w:tcPr>
+          <w:p>
+            <w:pPr>
+              <w:spacing w:after="0" w:line="240" w:lineRule="auto"/>
+            </w:pPr>
+            <w:r/>
+            <w:r>
+              <w:rPr>
+                <w:b/>
+                <w:i w:val="0"/>
+                <w:color w:val="FFFFFF"/>
+                <w:sz w:val="15"/>
+              </w:rPr>
+              <w:t>Exp. P&amp;L</w:t>
+            </w:r>
+          </w:p>
+        </w:tc>
+      </w:tr>
+      <w:tr>
+        <w:tc>
+          <w:tcPr>
+            <w:tcW w:type="dxa" w:w="998"/>
+          </w:tcPr>
+          <w:p>
+            <w:pPr>
+              <w:spacing w:after="0" w:line="240" w:lineRule="auto"/>
+            </w:pPr>
+            <w:r/>
+            <w:r>
+              <w:rPr>
+                <w:b w:val="0"/>
+                <w:i w:val="0"/>
+                <w:sz w:val="15"/>
+              </w:rPr>
+              <w:t>T23</w:t>
+            </w:r>
+          </w:p>
+        </w:tc>
+        <w:tc>
+          <w:tcPr>
+            <w:tcW w:type="dxa" w:w="998"/>
+          </w:tcPr>
+          <w:p>
+            <w:pPr>
+              <w:spacing w:after="0" w:line="240" w:lineRule="auto"/>
+            </w:pPr>
+            <w:r/>
+            <w:r>
+              <w:rPr>
+                <w:b w:val="0"/>
+                <w:i w:val="0"/>
+                <w:sz w:val="15"/>
+              </w:rPr>
+              <w:t>6m USDJPY put spread, 152 / 142</w:t>
+            </w:r>
+          </w:p>
+        </w:tc>
+        <w:tc>
+          <w:tcPr>
+            <w:tcW w:type="dxa" w:w="998"/>
+          </w:tcPr>
+          <w:p>
+            <w:pPr>
+              <w:spacing w:after="0" w:line="240" w:lineRule="auto"/>
+            </w:pPr>
+            <w:r/>
+            <w:r>
+              <w:rPr>
+                <w:b w:val="0"/>
+                <w:i w:val="0"/>
+                <w:sz w:val="15"/>
+              </w:rPr>
+              <w:t>Premium ≤ ¥2.40 (model, 10% vol)</w:t>
+            </w:r>
+          </w:p>
+        </w:tc>
+        <w:tc>
+          <w:tcPr>
+            <w:tcW w:type="dxa" w:w="998"/>
+          </w:tcPr>
+          <w:p>
+            <w:pPr>
+              <w:spacing w:after="0" w:line="240" w:lineRule="auto"/>
+            </w:pPr>
+            <w:r/>
+            <w:r>
+              <w:rPr>
+                <w:b w:val="0"/>
+                <w:i w:val="0"/>
+                <w:sz w:val="15"/>
+              </w:rPr>
+              <w:t>Max payout ~4.3× premium</w:t>
+            </w:r>
+          </w:p>
+        </w:tc>
+        <w:tc>
+          <w:tcPr>
+            <w:tcW w:type="dxa" w:w="998"/>
+          </w:tcPr>
+          <w:p>
+            <w:pPr>
+              <w:spacing w:after="0" w:line="240" w:lineRule="auto"/>
+            </w:pPr>
+            <w:r/>
+            <w:r>
+              <w:rPr>
+                <w:b w:val="0"/>
+                <w:i w:val="0"/>
+                <w:sz w:val="15"/>
+              </w:rPr>
+              <w:t>Premium</w:t>
+            </w:r>
+          </w:p>
+        </w:tc>
+        <w:tc>
+          <w:tcPr>
+            <w:tcW w:type="dxa" w:w="998"/>
+          </w:tcPr>
+          <w:p>
+            <w:pPr>
+              <w:spacing w:after="0" w:line="240" w:lineRule="auto"/>
+            </w:pPr>
+            <w:r/>
+            <w:r>
+              <w:rPr>
+                <w:b w:val="0"/>
+                <w:i w:val="0"/>
+                <w:sz w:val="15"/>
+              </w:rPr>
+              <w:t>~4.3x</w:t>
+            </w:r>
+          </w:p>
+        </w:tc>
+        <w:tc>
+          <w:tcPr>
+            <w:tcW w:type="dxa" w:w="998"/>
+          </w:tcPr>
+          <w:p>
+            <w:pPr>
+              <w:spacing w:after="0" w:line="240" w:lineRule="auto"/>
+            </w:pPr>
+            <w:r/>
+            <w:r>
+              <w:rPr>
+                <w:b w:val="0"/>
+                <w:i w:val="0"/>
+                <w:sz w:val="15"/>
+              </w:rPr>
+              <w:t>3</w:t>
+            </w:r>
+          </w:p>
+        </w:tc>
+        <w:tc>
+          <w:tcPr>
+            <w:tcW w:type="dxa" w:w="998"/>
+          </w:tcPr>
+          <w:p>
+            <w:pPr>
+              <w:spacing w:after="0" w:line="240" w:lineRule="auto"/>
+            </w:pPr>
+            <w:r/>
+            <w:r>
+              <w:rPr>
+                <w:b w:val="0"/>
+                <w:i w:val="0"/>
+                <w:sz w:val="15"/>
+              </w:rPr>
+              <w:t>£1.01m premium</w:t>
+            </w:r>
+          </w:p>
+        </w:tc>
+        <w:tc>
+          <w:tcPr>
+            <w:tcW w:type="dxa" w:w="998"/>
+          </w:tcPr>
+          <w:p>
+            <w:pPr>
+              <w:spacing w:after="0" w:line="240" w:lineRule="auto"/>
+            </w:pPr>
+            <w:r/>
+            <w:r>
+              <w:rPr>
+                <w:b w:val="0"/>
+                <w:i w:val="0"/>
+                <w:sz w:val="15"/>
+              </w:rPr>
+              <w:t>£1.01m</w:t>
+            </w:r>
+          </w:p>
+        </w:tc>
+        <w:tc>
+          <w:tcPr>
+            <w:tcW w:type="dxa" w:w="998"/>
+          </w:tcPr>
+          <w:p>
+            <w:pPr>
+              <w:spacing w:after="0" w:line="240" w:lineRule="auto"/>
+            </w:pPr>
+            <w:r/>
+            <w:r>
+              <w:rPr>
+                <w:b w:val="0"/>
+                <w:i w:val="0"/>
+                <w:sz w:val="15"/>
+              </w:rPr>
+              <w:t>+£440k</w:t>
+            </w:r>
+          </w:p>
+        </w:tc>
+      </w:tr>
+      <w:tr>
+        <w:tc>
+          <w:tcPr>
+            <w:tcW w:type="dxa" w:w="998"/>
+            <w:shd w:val="clear" w:color="auto" w:fill="F3F5F8"/>
+          </w:tcPr>
+          <w:p>
+            <w:pPr>
+              <w:spacing w:after="0" w:line="240" w:lineRule="auto"/>
+            </w:pPr>
+            <w:r/>
+            <w:r>
+              <w:rPr>
+                <w:b w:val="0"/>
+                <w:i w:val="0"/>
+                <w:sz w:val="15"/>
+              </w:rPr>
+              <w:t>T24</w:t>
+            </w:r>
+          </w:p>
+        </w:tc>
+        <w:tc>
+          <w:tcPr>
+            <w:tcW w:type="dxa" w:w="998"/>
+            <w:shd w:val="clear" w:color="auto" w:fill="F3F5F8"/>
+          </w:tcPr>
+          <w:p>
+            <w:pPr>
+              <w:spacing w:after="0" w:line="240" w:lineRule="auto"/>
+            </w:pPr>
+            <w:r/>
+            <w:r>
+              <w:rPr>
+                <w:b w:val="0"/>
+                <w:i w:val="0"/>
+                <w:sz w:val="15"/>
+              </w:rPr>
+              <w:t>Pay 5y TONA OIS</w:t>
+            </w:r>
+          </w:p>
+        </w:tc>
+        <w:tc>
+          <w:tcPr>
+            <w:tcW w:type="dxa" w:w="998"/>
+            <w:shd w:val="clear" w:color="auto" w:fill="F3F5F8"/>
+          </w:tcPr>
+          <w:p>
+            <w:pPr>
+              <w:spacing w:after="0" w:line="240" w:lineRule="auto"/>
+            </w:pPr>
+            <w:r/>
+            <w:r>
+              <w:rPr>
+                <w:b w:val="0"/>
+                <w:i w:val="0"/>
+                <w:sz w:val="15"/>
+              </w:rPr>
+              <w:t>OIS at execution (JGB 5y 2.34%)</w:t>
+            </w:r>
+          </w:p>
+        </w:tc>
+        <w:tc>
+          <w:tcPr>
+            <w:tcW w:type="dxa" w:w="998"/>
+            <w:shd w:val="clear" w:color="auto" w:fill="F3F5F8"/>
+          </w:tcPr>
+          <w:p>
+            <w:pPr>
+              <w:spacing w:after="0" w:line="240" w:lineRule="auto"/>
+            </w:pPr>
+            <w:r/>
+            <w:r>
+              <w:rPr>
+                <w:b w:val="0"/>
+                <w:i w:val="0"/>
+                <w:sz w:val="15"/>
+              </w:rPr>
+              <w:t>+36bp</w:t>
+            </w:r>
+          </w:p>
+        </w:tc>
+        <w:tc>
+          <w:tcPr>
+            <w:tcW w:type="dxa" w:w="998"/>
+            <w:shd w:val="clear" w:color="auto" w:fill="F3F5F8"/>
+          </w:tcPr>
+          <w:p>
+            <w:pPr>
+              <w:spacing w:after="0" w:line="240" w:lineRule="auto"/>
+            </w:pPr>
+            <w:r/>
+            <w:r>
+              <w:rPr>
+                <w:b w:val="0"/>
+                <w:i w:val="0"/>
+                <w:sz w:val="15"/>
+              </w:rPr>
+              <w:t>−14bp</w:t>
+            </w:r>
+          </w:p>
+        </w:tc>
+        <w:tc>
+          <w:tcPr>
+            <w:tcW w:type="dxa" w:w="998"/>
+            <w:shd w:val="clear" w:color="auto" w:fill="F3F5F8"/>
+          </w:tcPr>
+          <w:p>
+            <w:pPr>
+              <w:spacing w:after="0" w:line="240" w:lineRule="auto"/>
+            </w:pPr>
+            <w:r/>
+            <w:r>
+              <w:rPr>
+                <w:b w:val="0"/>
+                <w:i w:val="0"/>
+                <w:sz w:val="15"/>
+              </w:rPr>
+              <w:t>2.6x</w:t>
+            </w:r>
+          </w:p>
+        </w:tc>
+        <w:tc>
+          <w:tcPr>
+            <w:tcW w:type="dxa" w:w="998"/>
+            <w:shd w:val="clear" w:color="auto" w:fill="F3F5F8"/>
+          </w:tcPr>
+          <w:p>
+            <w:pPr>
+              <w:spacing w:after="0" w:line="240" w:lineRule="auto"/>
+            </w:pPr>
+            <w:r/>
+            <w:r>
+              <w:rPr>
+                <w:b w:val="0"/>
+                <w:i w:val="0"/>
+                <w:sz w:val="15"/>
+              </w:rPr>
+              <w:t>2</w:t>
+            </w:r>
+          </w:p>
+        </w:tc>
+        <w:tc>
+          <w:tcPr>
+            <w:tcW w:type="dxa" w:w="998"/>
+            <w:shd w:val="clear" w:color="auto" w:fill="F3F5F8"/>
+          </w:tcPr>
+          <w:p>
+            <w:pPr>
+              <w:spacing w:after="0" w:line="240" w:lineRule="auto"/>
+            </w:pPr>
+            <w:r/>
+            <w:r>
+              <w:rPr>
+                <w:b w:val="0"/>
+                <w:i w:val="0"/>
+                <w:sz w:val="15"/>
+              </w:rPr>
+              <w:t>£36k/bp</w:t>
+            </w:r>
+          </w:p>
+        </w:tc>
+        <w:tc>
+          <w:tcPr>
+            <w:tcW w:type="dxa" w:w="998"/>
+            <w:shd w:val="clear" w:color="auto" w:fill="F3F5F8"/>
+          </w:tcPr>
+          <w:p>
+            <w:pPr>
+              <w:spacing w:after="0" w:line="240" w:lineRule="auto"/>
+            </w:pPr>
+            <w:r/>
+            <w:r>
+              <w:rPr>
+                <w:b w:val="0"/>
+                <w:i w:val="0"/>
+                <w:sz w:val="15"/>
+              </w:rPr>
+              <w:t>£502k</w:t>
+            </w:r>
+          </w:p>
+        </w:tc>
+        <w:tc>
+          <w:tcPr>
+            <w:tcW w:type="dxa" w:w="998"/>
+            <w:shd w:val="clear" w:color="auto" w:fill="F3F5F8"/>
+          </w:tcPr>
+          <w:p>
+            <w:pPr>
+              <w:spacing w:after="0" w:line="240" w:lineRule="auto"/>
+            </w:pPr>
+            <w:r/>
+            <w:r>
+              <w:rPr>
+                <w:b w:val="0"/>
+                <w:i w:val="0"/>
+                <w:sz w:val="15"/>
+              </w:rPr>
+              <w:t>+£395k</w:t>
+            </w:r>
+          </w:p>
+        </w:tc>
+      </w:tr>
+      <w:tr>
+        <w:tc>
+          <w:tcPr>
+            <w:tcW w:type="dxa" w:w="998"/>
+          </w:tcPr>
+          <w:p>
+            <w:pPr>
+              <w:spacing w:after="0" w:line="240" w:lineRule="auto"/>
+            </w:pPr>
+            <w:r/>
+            <w:r>
+              <w:rPr>
+                <w:b w:val="0"/>
+                <w:i w:val="0"/>
+                <w:sz w:val="15"/>
+              </w:rPr>
+              <w:t>T25</w:t>
+            </w:r>
+          </w:p>
+        </w:tc>
+        <w:tc>
+          <w:tcPr>
+            <w:tcW w:type="dxa" w:w="998"/>
+          </w:tcPr>
+          <w:p>
+            <w:pPr>
+              <w:spacing w:after="0" w:line="240" w:lineRule="auto"/>
+            </w:pPr>
+            <w:r/>
+            <w:r>
+              <w:rPr>
+                <w:b w:val="0"/>
+                <w:i w:val="0"/>
+                <w:sz w:val="15"/>
+              </w:rPr>
+              <w:t>Short EURJPY</w:t>
+            </w:r>
+          </w:p>
+        </w:tc>
+        <w:tc>
+          <w:tcPr>
+            <w:tcW w:type="dxa" w:w="998"/>
+          </w:tcPr>
+          <w:p>
+            <w:pPr>
+              <w:spacing w:after="0" w:line="240" w:lineRule="auto"/>
+            </w:pPr>
+            <w:r/>
+            <w:r>
+              <w:rPr>
+                <w:b w:val="0"/>
+                <w:i w:val="0"/>
+                <w:sz w:val="15"/>
+              </w:rPr>
+              <w:t>177.6</w:t>
+            </w:r>
+          </w:p>
+        </w:tc>
+        <w:tc>
+          <w:tcPr>
+            <w:tcW w:type="dxa" w:w="998"/>
+          </w:tcPr>
+          <w:p>
+            <w:pPr>
+              <w:spacing w:after="0" w:line="240" w:lineRule="auto"/>
+            </w:pPr>
+            <w:r/>
+            <w:r>
+              <w:rPr>
+                <w:b w:val="0"/>
+                <w:i w:val="0"/>
+                <w:sz w:val="15"/>
+              </w:rPr>
+              <w:t>168.0</w:t>
+            </w:r>
+          </w:p>
+        </w:tc>
+        <w:tc>
+          <w:tcPr>
+            <w:tcW w:type="dxa" w:w="998"/>
+          </w:tcPr>
+          <w:p>
+            <w:pPr>
+              <w:spacing w:after="0" w:line="240" w:lineRule="auto"/>
+            </w:pPr>
+            <w:r/>
+            <w:r>
+              <w:rPr>
+                <w:b w:val="0"/>
+                <w:i w:val="0"/>
+                <w:sz w:val="15"/>
+              </w:rPr>
+              <w:t>182.5</w:t>
+            </w:r>
+          </w:p>
+        </w:tc>
+        <w:tc>
+          <w:tcPr>
+            <w:tcW w:type="dxa" w:w="998"/>
+          </w:tcPr>
+          <w:p>
+            <w:pPr>
+              <w:spacing w:after="0" w:line="240" w:lineRule="auto"/>
+            </w:pPr>
+            <w:r/>
+            <w:r>
+              <w:rPr>
+                <w:b w:val="0"/>
+                <w:i w:val="0"/>
+                <w:sz w:val="15"/>
+              </w:rPr>
+              <w:t>2.0x</w:t>
+            </w:r>
+          </w:p>
+        </w:tc>
+        <w:tc>
+          <w:tcPr>
+            <w:tcW w:type="dxa" w:w="998"/>
+          </w:tcPr>
+          <w:p>
+            <w:pPr>
+              <w:spacing w:after="0" w:line="240" w:lineRule="auto"/>
+            </w:pPr>
+            <w:r/>
+            <w:r>
+              <w:rPr>
+                <w:b w:val="0"/>
+                <w:i w:val="0"/>
+                <w:sz w:val="15"/>
+              </w:rPr>
+              <w:t>2</w:t>
+            </w:r>
+          </w:p>
+        </w:tc>
+        <w:tc>
+          <w:tcPr>
+            <w:tcW w:type="dxa" w:w="998"/>
+          </w:tcPr>
+          <w:p>
+            <w:pPr>
+              <w:spacing w:after="0" w:line="240" w:lineRule="auto"/>
+            </w:pPr>
+            <w:r/>
+            <w:r>
+              <w:rPr>
+                <w:b w:val="0"/>
+                <w:i w:val="0"/>
+                <w:sz w:val="15"/>
+              </w:rPr>
+              <w:t>£102k/yen</w:t>
+            </w:r>
+          </w:p>
+        </w:tc>
+        <w:tc>
+          <w:tcPr>
+            <w:tcW w:type="dxa" w:w="998"/>
+          </w:tcPr>
+          <w:p>
+            <w:pPr>
+              <w:spacing w:after="0" w:line="240" w:lineRule="auto"/>
+            </w:pPr>
+            <w:r/>
+            <w:r>
+              <w:rPr>
+                <w:b w:val="0"/>
+                <w:i w:val="0"/>
+                <w:sz w:val="15"/>
+              </w:rPr>
+              <w:t>£502k</w:t>
+            </w:r>
+          </w:p>
+        </w:tc>
+        <w:tc>
+          <w:tcPr>
+            <w:tcW w:type="dxa" w:w="998"/>
+          </w:tcPr>
+          <w:p>
+            <w:pPr>
+              <w:spacing w:after="0" w:line="240" w:lineRule="auto"/>
+            </w:pPr>
+            <w:r/>
+            <w:r>
+              <w:rPr>
+                <w:b w:val="0"/>
+                <w:i w:val="0"/>
+                <w:sz w:val="15"/>
+              </w:rPr>
+              <w:t>+£461k</w:t>
+            </w:r>
+          </w:p>
+        </w:tc>
+      </w:tr>
+      <w:tr>
+        <w:tc>
+          <w:tcPr>
+            <w:tcW w:type="dxa" w:w="998"/>
+            <w:shd w:val="clear" w:color="auto" w:fill="DCE4EE"/>
+          </w:tcPr>
+          <w:p>
+            <w:pPr>
+              <w:spacing w:after="0" w:line="240" w:lineRule="auto"/>
+            </w:pPr>
+            <w:r/>
+          </w:p>
+        </w:tc>
+        <w:tc>
+          <w:tcPr>
+            <w:tcW w:type="dxa" w:w="998"/>
+            <w:shd w:val="clear" w:color="auto" w:fill="DCE4EE"/>
+          </w:tcPr>
+          <w:p>
+            <w:pPr>
+              <w:spacing w:after="0" w:line="240" w:lineRule="auto"/>
+            </w:pPr>
+            <w:r/>
+            <w:r>
+              <w:rPr>
+                <w:b/>
+                <w:i w:val="0"/>
+                <w:sz w:val="15"/>
+              </w:rPr>
+              <w:t>Total</w:t>
+            </w:r>
+          </w:p>
+        </w:tc>
+        <w:tc>
+          <w:tcPr>
+            <w:tcW w:type="dxa" w:w="998"/>
+            <w:shd w:val="clear" w:color="auto" w:fill="DCE4EE"/>
+          </w:tcPr>
+          <w:p>
+            <w:pPr>
+              <w:spacing w:after="0" w:line="240" w:lineRule="auto"/>
+            </w:pPr>
+            <w:r/>
+          </w:p>
+        </w:tc>
+        <w:tc>
+          <w:tcPr>
+            <w:tcW w:type="dxa" w:w="998"/>
+            <w:shd w:val="clear" w:color="auto" w:fill="DCE4EE"/>
+          </w:tcPr>
+          <w:p>
+            <w:pPr>
+              <w:spacing w:after="0" w:line="240" w:lineRule="auto"/>
+            </w:pPr>
+            <w:r/>
+          </w:p>
+        </w:tc>
+        <w:tc>
+          <w:tcPr>
+            <w:tcW w:type="dxa" w:w="998"/>
+            <w:shd w:val="clear" w:color="auto" w:fill="DCE4EE"/>
+          </w:tcPr>
+          <w:p>
+            <w:pPr>
+              <w:spacing w:after="0" w:line="240" w:lineRule="auto"/>
+            </w:pPr>
+            <w:r/>
+          </w:p>
+        </w:tc>
+        <w:tc>
+          <w:tcPr>
+            <w:tcW w:type="dxa" w:w="998"/>
+            <w:shd w:val="clear" w:color="auto" w:fill="DCE4EE"/>
+          </w:tcPr>
+          <w:p>
+            <w:pPr>
+              <w:spacing w:after="0" w:line="240" w:lineRule="auto"/>
+            </w:pPr>
+            <w:r/>
+          </w:p>
+        </w:tc>
+        <w:tc>
+          <w:tcPr>
+            <w:tcW w:type="dxa" w:w="998"/>
+            <w:shd w:val="clear" w:color="auto" w:fill="DCE4EE"/>
+          </w:tcPr>
+          <w:p>
+            <w:pPr>
+              <w:spacing w:after="0" w:line="240" w:lineRule="auto"/>
+            </w:pPr>
+            <w:r/>
+          </w:p>
+        </w:tc>
+        <w:tc>
+          <w:tcPr>
+            <w:tcW w:type="dxa" w:w="998"/>
+            <w:shd w:val="clear" w:color="auto" w:fill="DCE4EE"/>
+          </w:tcPr>
+          <w:p>
+            <w:pPr>
+              <w:spacing w:after="0" w:line="240" w:lineRule="auto"/>
+            </w:pPr>
+            <w:r/>
+          </w:p>
+        </w:tc>
+        <w:tc>
+          <w:tcPr>
+            <w:tcW w:type="dxa" w:w="998"/>
+            <w:shd w:val="clear" w:color="auto" w:fill="DCE4EE"/>
+          </w:tcPr>
+          <w:p>
+            <w:pPr>
+              <w:spacing w:after="0" w:line="240" w:lineRule="auto"/>
+            </w:pPr>
+            <w:r/>
+            <w:r>
+              <w:rPr>
+                <w:b/>
+                <w:i w:val="0"/>
+                <w:sz w:val="15"/>
+              </w:rPr>
+              <w:t>£2.01m</w:t>
+            </w:r>
+          </w:p>
+        </w:tc>
+        <w:tc>
+          <w:tcPr>
+            <w:tcW w:type="dxa" w:w="998"/>
+            <w:shd w:val="clear" w:color="auto" w:fill="DCE4EE"/>
+          </w:tcPr>
+          <w:p>
+            <w:pPr>
+              <w:spacing w:after="0" w:line="240" w:lineRule="auto"/>
+            </w:pPr>
+            <w:r/>
+            <w:r>
+              <w:rPr>
+                <w:b/>
+                <w:i w:val="0"/>
+                <w:sz w:val="15"/>
+              </w:rPr>
+              <w:t>+£1.30m</w:t>
+            </w:r>
+          </w:p>
+        </w:tc>
+      </w:tr>
+    </w:tbl>
+    <w:p>
+      <w:pPr>
+        <w:spacing w:after="40"/>
+      </w:pPr>
+    </w:p>
+    <w:tbl>
+      <w:tblPr>
+        <w:tblStyle w:val="TableGrid"/>
+        <w:tblW w:type="auto" w:w="0"/>
+        <w:jc w:val="center"/>
+        <w:tblLook w:firstColumn="1" w:firstRow="1" w:lastColumn="0" w:lastRow="0" w:noHBand="0" w:noVBand="1" w:val="04A0"/>
+        <w:tblCellMar>
+          <w:top w:w="45" w:type="dxa"/>
+          <w:bottom w:w="45" w:type="dxa"/>
+          <w:left w:w="45" w:type="dxa"/>
+          <w:right w:w="45" w:type="dxa"/>
+        </w:tblCellMar>
+      </w:tblPr>
+      <w:tblGrid>
+        <w:gridCol w:w="1996"/>
+        <w:gridCol w:w="1996"/>
+        <w:gridCol w:w="1996"/>
+        <w:gridCol w:w="1996"/>
+        <w:gridCol w:w="1996"/>
+      </w:tblGrid>
+      <w:tr>
+        <w:tc>
+          <w:tcPr>
+            <w:tcW w:type="dxa" w:w="1996"/>
+            <w:shd w:val="clear" w:color="auto" w:fill="1F3A5F"/>
+          </w:tcPr>
+          <w:p>
+            <w:pPr>
+              <w:spacing w:after="0" w:line="240" w:lineRule="auto"/>
+            </w:pPr>
+            <w:r/>
+            <w:r>
+              <w:rPr>
+                <w:b/>
+                <w:i w:val="0"/>
+                <w:color w:val="FFFFFF"/>
+                <w:sz w:val="17"/>
+              </w:rPr>
+              <w:t>P&amp;L by scenario (£k)</w:t>
+            </w:r>
+          </w:p>
+        </w:tc>
+        <w:tc>
+          <w:tcPr>
+            <w:tcW w:type="dxa" w:w="1996"/>
+            <w:shd w:val="clear" w:color="auto" w:fill="1F3A5F"/>
+          </w:tcPr>
+          <w:p>
+            <w:pPr>
+              <w:spacing w:after="0" w:line="240" w:lineRule="auto"/>
+            </w:pPr>
+            <w:r/>
+            <w:r>
+              <w:rPr>
+                <w:b/>
+                <w:i w:val="0"/>
+                <w:color w:val="FFFFFF"/>
+                <w:sz w:val="17"/>
+              </w:rPr>
+              <w:t>A (40%)</w:t>
+            </w:r>
+          </w:p>
+        </w:tc>
+        <w:tc>
+          <w:tcPr>
+            <w:tcW w:type="dxa" w:w="1996"/>
+            <w:shd w:val="clear" w:color="auto" w:fill="1F3A5F"/>
+          </w:tcPr>
+          <w:p>
+            <w:pPr>
+              <w:spacing w:after="0" w:line="240" w:lineRule="auto"/>
+            </w:pPr>
+            <w:r/>
+            <w:r>
+              <w:rPr>
+                <w:b/>
+                <w:i w:val="0"/>
+                <w:color w:val="FFFFFF"/>
+                <w:sz w:val="17"/>
+              </w:rPr>
+              <w:t>B (30%)</w:t>
+            </w:r>
+          </w:p>
+        </w:tc>
+        <w:tc>
+          <w:tcPr>
+            <w:tcW w:type="dxa" w:w="1996"/>
+            <w:shd w:val="clear" w:color="auto" w:fill="1F3A5F"/>
+          </w:tcPr>
+          <w:p>
+            <w:pPr>
+              <w:spacing w:after="0" w:line="240" w:lineRule="auto"/>
+            </w:pPr>
+            <w:r/>
+            <w:r>
+              <w:rPr>
+                <w:b/>
+                <w:i w:val="0"/>
+                <w:color w:val="FFFFFF"/>
+                <w:sz w:val="17"/>
+              </w:rPr>
+              <w:t>C (15%)</w:t>
+            </w:r>
+          </w:p>
+        </w:tc>
+        <w:tc>
+          <w:tcPr>
+            <w:tcW w:type="dxa" w:w="1996"/>
+            <w:shd w:val="clear" w:color="auto" w:fill="1F3A5F"/>
+          </w:tcPr>
+          <w:p>
+            <w:pPr>
+              <w:spacing w:after="0" w:line="240" w:lineRule="auto"/>
+            </w:pPr>
+            <w:r/>
+            <w:r>
+              <w:rPr>
+                <w:b/>
+                <w:i w:val="0"/>
+                <w:color w:val="FFFFFF"/>
+                <w:sz w:val="17"/>
+              </w:rPr>
+              <w:t>D (15%)</w:t>
+            </w:r>
+          </w:p>
+        </w:tc>
+      </w:tr>
+      <w:tr>
+        <w:tc>
+          <w:tcPr>
+            <w:tcW w:type="dxa" w:w="1996"/>
+          </w:tcPr>
+          <w:p>
+            <w:pPr>
+              <w:spacing w:after="0" w:line="240" w:lineRule="auto"/>
+            </w:pPr>
+            <w:r/>
+            <w:r>
+              <w:rPr>
+                <w:b w:val="0"/>
+                <w:i w:val="0"/>
+                <w:sz w:val="17"/>
+              </w:rPr>
+              <w:t>T23</w:t>
+            </w:r>
+          </w:p>
+        </w:tc>
+        <w:tc>
+          <w:tcPr>
+            <w:tcW w:type="dxa" w:w="1996"/>
+          </w:tcPr>
+          <w:p>
+            <w:pPr>
+              <w:spacing w:after="0" w:line="240" w:lineRule="auto"/>
+            </w:pPr>
+            <w:r/>
+            <w:r>
+              <w:rPr>
+                <w:b w:val="0"/>
+                <w:i w:val="0"/>
+                <w:sz w:val="17"/>
+              </w:rPr>
+              <w:t>−142</w:t>
+            </w:r>
+          </w:p>
+        </w:tc>
+        <w:tc>
+          <w:tcPr>
+            <w:tcW w:type="dxa" w:w="1996"/>
+          </w:tcPr>
+          <w:p>
+            <w:pPr>
+              <w:spacing w:after="0" w:line="240" w:lineRule="auto"/>
+            </w:pPr>
+            <w:r/>
+            <w:r>
+              <w:rPr>
+                <w:b w:val="0"/>
+                <w:i w:val="0"/>
+                <w:sz w:val="17"/>
+              </w:rPr>
+              <w:t>−1,005</w:t>
+            </w:r>
+          </w:p>
+        </w:tc>
+        <w:tc>
+          <w:tcPr>
+            <w:tcW w:type="dxa" w:w="1996"/>
+          </w:tcPr>
+          <w:p>
+            <w:pPr>
+              <w:spacing w:after="0" w:line="240" w:lineRule="auto"/>
+            </w:pPr>
+            <w:r/>
+            <w:r>
+              <w:rPr>
+                <w:b w:val="0"/>
+                <w:i w:val="0"/>
+                <w:sz w:val="17"/>
+              </w:rPr>
+              <w:t>+3,307</w:t>
+            </w:r>
+          </w:p>
+        </w:tc>
+        <w:tc>
+          <w:tcPr>
+            <w:tcW w:type="dxa" w:w="1996"/>
+          </w:tcPr>
+          <w:p>
+            <w:pPr>
+              <w:spacing w:after="0" w:line="240" w:lineRule="auto"/>
+            </w:pPr>
+            <w:r/>
+            <w:r>
+              <w:rPr>
+                <w:b w:val="0"/>
+                <w:i w:val="0"/>
+                <w:sz w:val="17"/>
+              </w:rPr>
+              <w:t>+2,014</w:t>
+            </w:r>
+          </w:p>
+        </w:tc>
+      </w:tr>
+      <w:tr>
+        <w:tc>
+          <w:tcPr>
+            <w:tcW w:type="dxa" w:w="1996"/>
+            <w:shd w:val="clear" w:color="auto" w:fill="F3F5F8"/>
+          </w:tcPr>
+          <w:p>
+            <w:pPr>
+              <w:spacing w:after="0" w:line="240" w:lineRule="auto"/>
+            </w:pPr>
+            <w:r/>
+            <w:r>
+              <w:rPr>
+                <w:b w:val="0"/>
+                <w:i w:val="0"/>
+                <w:sz w:val="17"/>
+              </w:rPr>
+              <w:t>T24</w:t>
+            </w:r>
+          </w:p>
+        </w:tc>
+        <w:tc>
+          <w:tcPr>
+            <w:tcW w:type="dxa" w:w="1996"/>
+            <w:shd w:val="clear" w:color="auto" w:fill="F3F5F8"/>
+          </w:tcPr>
+          <w:p>
+            <w:pPr>
+              <w:spacing w:after="0" w:line="240" w:lineRule="auto"/>
+            </w:pPr>
+            <w:r/>
+            <w:r>
+              <w:rPr>
+                <w:b w:val="0"/>
+                <w:i w:val="0"/>
+                <w:sz w:val="17"/>
+              </w:rPr>
+              <w:t>+933</w:t>
+            </w:r>
+          </w:p>
+        </w:tc>
+        <w:tc>
+          <w:tcPr>
+            <w:tcW w:type="dxa" w:w="1996"/>
+            <w:shd w:val="clear" w:color="auto" w:fill="F3F5F8"/>
+          </w:tcPr>
+          <w:p>
+            <w:pPr>
+              <w:spacing w:after="0" w:line="240" w:lineRule="auto"/>
+            </w:pPr>
+            <w:r/>
+            <w:r>
+              <w:rPr>
+                <w:b w:val="0"/>
+                <w:i w:val="0"/>
+                <w:sz w:val="17"/>
+              </w:rPr>
+              <w:t>−323</w:t>
+            </w:r>
+          </w:p>
+        </w:tc>
+        <w:tc>
+          <w:tcPr>
+            <w:tcW w:type="dxa" w:w="1996"/>
+            <w:shd w:val="clear" w:color="auto" w:fill="F3F5F8"/>
+          </w:tcPr>
+          <w:p>
+            <w:pPr>
+              <w:spacing w:after="0" w:line="240" w:lineRule="auto"/>
+            </w:pPr>
+            <w:r/>
+            <w:r>
+              <w:rPr>
+                <w:b w:val="0"/>
+                <w:i w:val="0"/>
+                <w:sz w:val="17"/>
+              </w:rPr>
+              <w:t>+1,292</w:t>
+            </w:r>
+          </w:p>
+        </w:tc>
+        <w:tc>
+          <w:tcPr>
+            <w:tcW w:type="dxa" w:w="1996"/>
+            <w:shd w:val="clear" w:color="auto" w:fill="F3F5F8"/>
+          </w:tcPr>
+          <w:p>
+            <w:pPr>
+              <w:spacing w:after="0" w:line="240" w:lineRule="auto"/>
+            </w:pPr>
+            <w:r/>
+            <w:r>
+              <w:rPr>
+                <w:b w:val="0"/>
+                <w:i w:val="0"/>
+                <w:sz w:val="17"/>
+              </w:rPr>
+              <w:t>−502</w:t>
+            </w:r>
+          </w:p>
+        </w:tc>
+      </w:tr>
+      <w:tr>
+        <w:tc>
+          <w:tcPr>
+            <w:tcW w:type="dxa" w:w="1996"/>
+          </w:tcPr>
+          <w:p>
+            <w:pPr>
+              <w:spacing w:after="0" w:line="240" w:lineRule="auto"/>
+            </w:pPr>
+            <w:r/>
+            <w:r>
+              <w:rPr>
+                <w:b w:val="0"/>
+                <w:i w:val="0"/>
+                <w:sz w:val="17"/>
+              </w:rPr>
+              <w:t>T25</w:t>
+            </w:r>
+          </w:p>
+        </w:tc>
+        <w:tc>
+          <w:tcPr>
+            <w:tcW w:type="dxa" w:w="1996"/>
+          </w:tcPr>
+          <w:p>
+            <w:pPr>
+              <w:spacing w:after="0" w:line="240" w:lineRule="auto"/>
+            </w:pPr>
+            <w:r/>
+            <w:r>
+              <w:rPr>
+                <w:b w:val="0"/>
+                <w:i w:val="0"/>
+                <w:sz w:val="17"/>
+              </w:rPr>
+              <w:t>+676</w:t>
+            </w:r>
+          </w:p>
+        </w:tc>
+        <w:tc>
+          <w:tcPr>
+            <w:tcW w:type="dxa" w:w="1996"/>
+          </w:tcPr>
+          <w:p>
+            <w:pPr>
+              <w:spacing w:after="0" w:line="240" w:lineRule="auto"/>
+            </w:pPr>
+            <w:r/>
+            <w:r>
+              <w:rPr>
+                <w:b w:val="0"/>
+                <w:i w:val="0"/>
+                <w:sz w:val="17"/>
+              </w:rPr>
+              <w:t>−348</w:t>
+            </w:r>
+          </w:p>
+        </w:tc>
+        <w:tc>
+          <w:tcPr>
+            <w:tcW w:type="dxa" w:w="1996"/>
+          </w:tcPr>
+          <w:p>
+            <w:pPr>
+              <w:spacing w:after="0" w:line="240" w:lineRule="auto"/>
+            </w:pPr>
+            <w:r/>
+            <w:r>
+              <w:rPr>
+                <w:b w:val="0"/>
+                <w:i w:val="0"/>
+                <w:sz w:val="17"/>
+              </w:rPr>
+              <w:t>+985</w:t>
+            </w:r>
+          </w:p>
+        </w:tc>
+        <w:tc>
+          <w:tcPr>
+            <w:tcW w:type="dxa" w:w="1996"/>
+          </w:tcPr>
+          <w:p>
+            <w:pPr>
+              <w:spacing w:after="0" w:line="240" w:lineRule="auto"/>
+            </w:pPr>
+            <w:r/>
+            <w:r>
+              <w:rPr>
+                <w:b w:val="0"/>
+                <w:i w:val="0"/>
+                <w:sz w:val="17"/>
+              </w:rPr>
+              <w:t>+985</w:t>
+            </w:r>
+          </w:p>
+        </w:tc>
+      </w:tr>
+      <w:tr>
+        <w:tc>
+          <w:tcPr>
+            <w:tcW w:type="dxa" w:w="1996"/>
+            <w:shd w:val="clear" w:color="auto" w:fill="DCE4EE"/>
+          </w:tcPr>
+          <w:p>
+            <w:pPr>
+              <w:spacing w:after="0" w:line="240" w:lineRule="auto"/>
+            </w:pPr>
+            <w:r/>
+            <w:r>
+              <w:rPr>
+                <w:b/>
+                <w:i w:val="0"/>
+                <w:sz w:val="17"/>
+              </w:rPr>
+              <w:t>Theme 7</w:t>
+            </w:r>
+          </w:p>
+        </w:tc>
+        <w:tc>
+          <w:tcPr>
+            <w:tcW w:type="dxa" w:w="1996"/>
+            <w:shd w:val="clear" w:color="auto" w:fill="DCE4EE"/>
+          </w:tcPr>
+          <w:p>
+            <w:pPr>
+              <w:spacing w:after="0" w:line="240" w:lineRule="auto"/>
+            </w:pPr>
+            <w:r/>
+            <w:r>
+              <w:rPr>
+                <w:b/>
+                <w:i w:val="0"/>
+                <w:sz w:val="17"/>
+              </w:rPr>
+              <w:t>+1,467</w:t>
+            </w:r>
+          </w:p>
+        </w:tc>
+        <w:tc>
+          <w:tcPr>
+            <w:tcW w:type="dxa" w:w="1996"/>
+            <w:shd w:val="clear" w:color="auto" w:fill="DCE4EE"/>
+          </w:tcPr>
+          <w:p>
+            <w:pPr>
+              <w:spacing w:after="0" w:line="240" w:lineRule="auto"/>
+            </w:pPr>
+            <w:r/>
+            <w:r>
+              <w:rPr>
+                <w:b/>
+                <w:i w:val="0"/>
+                <w:sz w:val="17"/>
+              </w:rPr>
+              <w:t>−1,676</w:t>
+            </w:r>
+          </w:p>
+        </w:tc>
+        <w:tc>
+          <w:tcPr>
+            <w:tcW w:type="dxa" w:w="1996"/>
+            <w:shd w:val="clear" w:color="auto" w:fill="DCE4EE"/>
+          </w:tcPr>
+          <w:p>
+            <w:pPr>
+              <w:spacing w:after="0" w:line="240" w:lineRule="auto"/>
+            </w:pPr>
+            <w:r/>
+            <w:r>
+              <w:rPr>
+                <w:b/>
+                <w:i w:val="0"/>
+                <w:sz w:val="17"/>
+              </w:rPr>
+              <w:t>+5,584</w:t>
+            </w:r>
+          </w:p>
+        </w:tc>
+        <w:tc>
+          <w:tcPr>
+            <w:tcW w:type="dxa" w:w="1996"/>
+            <w:shd w:val="clear" w:color="auto" w:fill="DCE4EE"/>
+          </w:tcPr>
+          <w:p>
+            <w:pPr>
+              <w:spacing w:after="0" w:line="240" w:lineRule="auto"/>
+            </w:pPr>
+            <w:r/>
+            <w:r>
+              <w:rPr>
+                <w:b/>
+                <w:i w:val="0"/>
+                <w:sz w:val="17"/>
+              </w:rPr>
+              <w:t>+2,496</w:t>
+            </w:r>
+          </w:p>
+        </w:tc>
+      </w:tr>
+    </w:tbl>
+    <w:p>
+      <w:pPr>
+        <w:spacing w:after="40"/>
+      </w:pPr>
+    </w:p>
+    <w:p>
+      <w:pPr>
+        <w:pStyle w:val="ListBullet"/>
+        <w:spacing w:after="40"/>
+      </w:pPr>
+      <w:r>
+        <w:rPr>
+          <w:b/>
+          <w:i w:val="0"/>
+        </w:rPr>
+        <w:t>T23:</w:t>
+      </w:r>
+      <w:r>
+        <w:rPr>
+          <w:b w:val="0"/>
+          <w:i w:val="0"/>
+        </w:rPr>
+        <w:t xml:space="preserve"> The put spread is struck below the 6m forward (155.4), so the 3.5% carry works for it, not against it. The 142 floor is below the 1y low (150.8). Buy only at or below ¥2.40; valued at expiry.</w:t>
+      </w:r>
+    </w:p>
+    <w:p>
+      <w:pPr>
+        <w:pStyle w:val="ListBullet"/>
+        <w:spacing w:after="40"/>
+      </w:pPr>
+      <w:r>
+        <w:rPr>
+          <w:b/>
+          <w:i w:val="0"/>
+        </w:rPr>
+        <w:t>T24:</w:t>
+      </w:r>
+      <w:r>
+        <w:rPr>
+          <w:b w:val="0"/>
+          <w:i w:val="0"/>
+        </w:rPr>
+        <w:t xml:space="preserve"> The BoJ path, paid in OIS rather than cash JGBs: the BoJ owns ~half the stock and 5y issues trade special in repo, so a cash short risks a squeeze that a 14bp stop can't absorb. The 5y prices a terminal rate near 1.75%; the stop is ~5× daily realised vol. It loses in a risk-off pause.</w:t>
+      </w:r>
+    </w:p>
+    <w:p>
+      <w:pPr>
+        <w:pStyle w:val="ListBullet"/>
+        <w:spacing w:after="40"/>
+      </w:pPr>
+      <w:r>
+        <w:rPr>
+          <w:b/>
+          <w:i w:val="0"/>
+        </w:rPr>
+        <w:t>T25:</w:t>
+      </w:r>
+      <w:r>
+        <w:rPr>
+          <w:b w:val="0"/>
+          <w:i w:val="0"/>
+        </w:rPr>
+        <w:t xml:space="preserve"> The yen without the Fed. EURJPY is near its 1y low; the stop is above the Q3-end level (178.3), ~5× daily realised vol. Carry (−0.6% over six months) is excluded.</w:t>
+      </w:r>
+    </w:p>
+    <w:p>
+      <w:pPr>
+        <w:pStyle w:val="ListBullet"/>
+        <w:spacing w:after="40"/>
+      </w:pPr>
+      <w:r>
+        <w:rPr>
+          <w:b w:val="0"/>
+          <w:i/>
+        </w:rPr>
+        <w:t>Not traded:</w:t>
+      </w:r>
+      <w:r>
+        <w:rPr>
+          <w:b w:val="0"/>
+          <w:i w:val="0"/>
+        </w:rPr>
+        <w:t xml:space="preserve"> Invoice spread (short JGB futures vs swaps is a view on JGB supply against swaps, not the BoJ path, and the futures sit at 7–10y; revisit with live swap levels); JGB 10s30s flattener (the 45bp flattening has already happened); short 30y JGB (the superlongs have already repriced to 4%, and T21 holds the long-end view in the US).</w:t>
+      </w:r>
+    </w:p>
+    <w:p>
+      <w:pPr>
+        <w:pStyle w:val="ListBullet"/>
+        <w:spacing w:after="40"/>
+      </w:pPr>
+      <w:r>
+        <w:rPr>
+          <w:b w:val="0"/>
+          <w:i/>
+        </w:rPr>
+        <w:t>Sizing/overlap:</w:t>
+      </w:r>
+      <w:r>
+        <w:rPr>
+          <w:b w:val="0"/>
+          <w:i w:val="0"/>
+        </w:rPr>
+        <w:t xml:space="preserve"> T23 and T25 are both long yen, together £1.51m of max loss; they lose together only if the BoJ stalls.</w:t>
+      </w:r>
+    </w:p>
+    <w:p>
+      <w:pPr>
+        <w:pStyle w:val="ListBullet"/>
+        <w:spacing w:after="40"/>
+      </w:pPr>
+      <w:r>
+        <w:rPr>
+          <w:b w:val="0"/>
+          <w:i/>
+        </w:rPr>
+        <w:t>Levels:</w:t>
+      </w:r>
+      <w:r>
+        <w:rPr>
+          <w:b w:val="0"/>
+          <w:i w:val="0"/>
+        </w:rPr>
+        <w:t xml:space="preserve"> Japan MoF JGB curve (16 Oct); ECB reference rates (19 Oct).</w:t>
       </w:r>
     </w:p>
     <w:sectPr>
